--- a/docs/SDC.docx
+++ b/docs/SDC.docx
@@ -284,7 +284,7 @@
                 <w:rFonts w:eastAsia="Aptos" w:cs="Times New Roman"/>
                 <w:lang w:val="sr-Latn-RS" w:eastAsia="en-US" w:bidi="ar-SA"/>
               </w:rPr>
-              <w:instrText xml:space="preserve"> XE "(naziv podtima): : : : " </w:instrText>
+              <w:instrText xml:space="preserve"> XE "(naziv podtima): : : : : " </w:instrText>
             </w:r>
             <w:r>
               <w:rPr>
@@ -436,8 +436,8 @@
         <w:tblLook w:val="04a0" w:noHBand="0" w:noVBand="1" w:firstColumn="1" w:lastRow="0" w:lastColumn="0" w:firstRow="1"/>
       </w:tblPr>
       <w:tblGrid>
-        <w:gridCol w:w="2151"/>
-        <w:gridCol w:w="8304"/>
+        <w:gridCol w:w="2150"/>
+        <w:gridCol w:w="8305"/>
       </w:tblGrid>
       <w:tr>
         <w:trPr>
@@ -484,7 +484,7 @@
         </w:trPr>
         <w:tc>
           <w:tcPr>
-            <w:tcW w:w="2151" w:type="dxa"/>
+            <w:tcW w:w="2150" w:type="dxa"/>
             <w:tcBorders/>
           </w:tcPr>
           <w:p>
@@ -528,7 +528,7 @@
         </w:tc>
         <w:tc>
           <w:tcPr>
-            <w:tcW w:w="8304" w:type="dxa"/>
+            <w:tcW w:w="8305" w:type="dxa"/>
             <w:tcBorders/>
           </w:tcPr>
           <w:p>
@@ -561,7 +561,7 @@
         </w:trPr>
         <w:tc>
           <w:tcPr>
-            <w:tcW w:w="2151" w:type="dxa"/>
+            <w:tcW w:w="2150" w:type="dxa"/>
             <w:tcBorders/>
           </w:tcPr>
           <w:p>
@@ -605,7 +605,7 @@
         </w:tc>
         <w:tc>
           <w:tcPr>
-            <w:tcW w:w="8304" w:type="dxa"/>
+            <w:tcW w:w="8305" w:type="dxa"/>
             <w:tcBorders/>
           </w:tcPr>
           <w:p>
@@ -628,7 +628,67 @@
                 <w:szCs w:val="24"/>
                 <w:lang w:val="sr-Latn-RS" w:eastAsia="en-US" w:bidi="ar-SA"/>
               </w:rPr>
-              <w:t>Implementiran je serijski shutdown sistem koji obuhvata LVMS, TSMS, tri ručna shutdown prekidača, BOTS, inercioni prekidač, BSPD, IMD, AMS, TSAL i sve neophodne interlock linije. Svaka komponenta može samostalno otvoriti SDC u slučaju nebezbednog stanja. Logika lečovanja AMS i IMD signala koristi NAND čip i flip-flop, dok TSAL otvara kolo u slučaju mehaničke greške na AIR-u.</w:t>
+              <w:t xml:space="preserve">Implementiran je serijski shutdown sistem koji obuhvata LVMS, TSMS, tri ručna shutdown prekidača, BOTS, inercioni prekidač, BSPD, IMD, AMS, TSAL i sve neophodne interlock linije. Svaka komponenta može samostalno otvoriti SDC u slučaju nebezbednog stanja. Logika lečovanja AMS, </w:t>
+            </w:r>
+            <w:r>
+              <w:rPr>
+                <w:rFonts w:eastAsia="Aptos" w:cs="Times New Roman"/>
+                <w:kern w:val="2"/>
+                <w:sz w:val="24"/>
+                <w:szCs w:val="24"/>
+                <w:lang w:val="sr-Latn-RS" w:eastAsia="en-US" w:bidi="ar-SA"/>
+              </w:rPr>
+              <w:t>BSPD i</w:t>
+            </w:r>
+            <w:r>
+              <w:rPr>
+                <w:rFonts w:eastAsia="Aptos" w:cs="Times New Roman"/>
+                <w:kern w:val="2"/>
+                <w:sz w:val="24"/>
+                <w:szCs w:val="24"/>
+                <w:lang w:val="sr-Latn-RS" w:eastAsia="en-US" w:bidi="ar-SA"/>
+              </w:rPr>
+              <w:t xml:space="preserve"> IMD signala koristi </w:t>
+            </w:r>
+            <w:r>
+              <w:rPr>
+                <w:rFonts w:eastAsia="Aptos" w:cs="Times New Roman"/>
+                <w:kern w:val="2"/>
+                <w:sz w:val="24"/>
+                <w:szCs w:val="24"/>
+                <w:lang w:val="sr-Latn-RS" w:eastAsia="en-US" w:bidi="ar-SA"/>
+              </w:rPr>
+              <w:t xml:space="preserve">AND i </w:t>
+            </w:r>
+            <w:r>
+              <w:rPr>
+                <w:rFonts w:eastAsia="Aptos" w:cs="Times New Roman"/>
+                <w:kern w:val="2"/>
+                <w:sz w:val="24"/>
+                <w:szCs w:val="24"/>
+                <w:lang w:val="sr-Latn-RS" w:eastAsia="en-US" w:bidi="ar-SA"/>
+              </w:rPr>
+              <w:t>NAND čip</w:t>
+            </w:r>
+            <w:r>
+              <w:rPr>
+                <w:rFonts w:eastAsia="Aptos" w:cs="Times New Roman"/>
+                <w:kern w:val="2"/>
+                <w:sz w:val="24"/>
+                <w:szCs w:val="24"/>
+                <w:lang w:val="sr-Latn-RS" w:eastAsia="en-US" w:bidi="ar-SA"/>
+              </w:rPr>
+              <w:t>ove</w:t>
+            </w:r>
+            <w:r>
+              <w:rPr>
+                <w:rFonts w:eastAsia="Aptos" w:cs="Times New Roman"/>
+                <w:kern w:val="2"/>
+                <w:sz w:val="24"/>
+                <w:szCs w:val="24"/>
+                <w:lang w:val="sr-Latn-RS" w:eastAsia="en-US" w:bidi="ar-SA"/>
+              </w:rPr>
+              <w:t xml:space="preserve"> i flip-flop, dok TSAL otvara kolo u slučaju mehaničke greške na AIR-u.</w:t>
             </w:r>
           </w:p>
         </w:tc>
@@ -639,7 +699,7 @@
         </w:trPr>
         <w:tc>
           <w:tcPr>
-            <w:tcW w:w="2151" w:type="dxa"/>
+            <w:tcW w:w="2150" w:type="dxa"/>
             <w:tcBorders/>
           </w:tcPr>
           <w:p>
@@ -683,7 +743,7 @@
         </w:tc>
         <w:tc>
           <w:tcPr>
-            <w:tcW w:w="8304" w:type="dxa"/>
+            <w:tcW w:w="8305" w:type="dxa"/>
             <w:tcBorders/>
           </w:tcPr>
           <w:p>
@@ -716,7 +776,7 @@
         </w:trPr>
         <w:tc>
           <w:tcPr>
-            <w:tcW w:w="2151" w:type="dxa"/>
+            <w:tcW w:w="2150" w:type="dxa"/>
             <w:tcBorders/>
           </w:tcPr>
           <w:p>
@@ -761,7 +821,7 @@
         </w:tc>
         <w:tc>
           <w:tcPr>
-            <w:tcW w:w="8304" w:type="dxa"/>
+            <w:tcW w:w="8305" w:type="dxa"/>
             <w:tcBorders/>
           </w:tcPr>
           <w:p>
@@ -795,7 +855,7 @@
         </w:trPr>
         <w:tc>
           <w:tcPr>
-            <w:tcW w:w="2151" w:type="dxa"/>
+            <w:tcW w:w="2150" w:type="dxa"/>
             <w:tcBorders/>
           </w:tcPr>
           <w:p>
@@ -840,7 +900,7 @@
         </w:tc>
         <w:tc>
           <w:tcPr>
-            <w:tcW w:w="8304" w:type="dxa"/>
+            <w:tcW w:w="8305" w:type="dxa"/>
             <w:tcBorders/>
           </w:tcPr>
           <w:p>
@@ -863,7 +923,37 @@
                 <w:szCs w:val="24"/>
                 <w:lang w:val="sr-Latn-RS" w:eastAsia="en-US" w:bidi="ar-SA"/>
               </w:rPr>
-              <w:t>15.3.2026.</w:t>
+              <w:t>6</w:t>
+            </w:r>
+            <w:r>
+              <w:rPr>
+                <w:rFonts w:eastAsia="Aptos" w:cs="Times New Roman"/>
+                <w:kern w:val="2"/>
+                <w:sz w:val="24"/>
+                <w:szCs w:val="24"/>
+                <w:lang w:val="sr-Latn-RS" w:eastAsia="en-US" w:bidi="ar-SA"/>
+              </w:rPr>
+              <w:t>.</w:t>
+            </w:r>
+            <w:r>
+              <w:rPr>
+                <w:rFonts w:eastAsia="Aptos" w:cs="Times New Roman"/>
+                <w:kern w:val="2"/>
+                <w:sz w:val="24"/>
+                <w:szCs w:val="24"/>
+                <w:lang w:val="sr-Latn-RS" w:eastAsia="en-US" w:bidi="ar-SA"/>
+              </w:rPr>
+              <w:t>5</w:t>
+            </w:r>
+            <w:r>
+              <w:rPr>
+                <w:rFonts w:eastAsia="Aptos" w:cs="Times New Roman"/>
+                <w:kern w:val="2"/>
+                <w:sz w:val="24"/>
+                <w:szCs w:val="24"/>
+                <w:lang w:val="sr-Latn-RS" w:eastAsia="en-US" w:bidi="ar-SA"/>
+              </w:rPr>
+              <w:t>.2026.</w:t>
             </w:r>
           </w:p>
         </w:tc>
@@ -874,7 +964,7 @@
         </w:trPr>
         <w:tc>
           <w:tcPr>
-            <w:tcW w:w="2151" w:type="dxa"/>
+            <w:tcW w:w="2150" w:type="dxa"/>
             <w:tcBorders/>
           </w:tcPr>
           <w:p>
@@ -919,7 +1009,7 @@
         </w:tc>
         <w:tc>
           <w:tcPr>
-            <w:tcW w:w="8304" w:type="dxa"/>
+            <w:tcW w:w="8305" w:type="dxa"/>
             <w:tcBorders/>
           </w:tcPr>
           <w:p>
@@ -1237,8 +1327,9 @@
         </w:rPr>
       </w:pPr>
       <w:r>
+        <w:rPr/>
         <w:drawing>
-          <wp:anchor behindDoc="0" distT="0" distB="0" distL="0" distR="0" simplePos="0" locked="0" layoutInCell="0" allowOverlap="1" relativeHeight="61">
+          <wp:anchor behindDoc="0" distT="0" distB="0" distL="0" distR="0" simplePos="0" locked="0" layoutInCell="0" allowOverlap="1" relativeHeight="67">
             <wp:simplePos x="0" y="0"/>
             <wp:positionH relativeFrom="column">
               <wp:align>center</wp:align>
@@ -1246,9 +1337,9 @@
             <wp:positionV relativeFrom="paragraph">
               <wp:posOffset>635</wp:posOffset>
             </wp:positionV>
-            <wp:extent cx="6645910" cy="4170045"/>
+            <wp:extent cx="5012055" cy="4140200"/>
             <wp:effectExtent l="0" t="0" r="0" b="0"/>
-            <wp:wrapSquare wrapText="largest"/>
+            <wp:wrapTopAndBottom/>
             <wp:docPr id="6" name="Image11" descr=""/>
             <wp:cNvGraphicFramePr>
               <a:graphicFrameLocks xmlns:a="http://schemas.openxmlformats.org/drawingml/2006/main" noChangeAspect="1"/>
@@ -1271,7 +1362,7 @@
                   <pic:spPr bwMode="auto">
                     <a:xfrm>
                       <a:off x="0" y="0"/>
-                      <a:ext cx="6645910" cy="4170045"/>
+                      <a:ext cx="5012055" cy="4140200"/>
                     </a:xfrm>
                     <a:prstGeom prst="rect">
                       <a:avLst/>
@@ -1283,27 +1374,22 @@
           </wp:anchor>
         </w:drawing>
       </w:r>
+    </w:p>
+    <w:p>
+      <w:pPr>
+        <w:pStyle w:val="Normal"/>
+        <w:jc w:val="center"/>
+        <w:rPr>
+          <w:rFonts w:cs="Times New Roman"/>
+          <w:lang w:val="sr-Latn-RS"/>
+        </w:rPr>
+      </w:pPr>
       <w:r>
         <w:rPr>
           <w:rFonts w:cs="Times New Roman"/>
           <w:lang w:val="sr-Latn-RS"/>
         </w:rPr>
         <w:t>Slika 1.1 Blok dijagram SDC pločice</w:t>
-      </w:r>
-    </w:p>
-    <w:p>
-      <w:pPr>
-        <w:pStyle w:val="Normal"/>
-        <w:rPr>
-          <w:rFonts w:cs="Times New Roman"/>
-          <w:lang w:val="sr-Latn-RS"/>
-        </w:rPr>
-      </w:pPr>
-      <w:r>
-        <w:rPr>
-          <w:rFonts w:cs="Times New Roman"/>
-          <w:lang w:val="sr-Latn-RS"/>
-        </w:rPr>
       </w:r>
     </w:p>
     <w:p>
@@ -1383,14 +1469,14 @@
         <w:tblLook w:val="04a0" w:noHBand="0" w:noVBand="1" w:firstColumn="1" w:lastRow="0" w:lastColumn="0" w:firstRow="1"/>
       </w:tblPr>
       <w:tblGrid>
-        <w:gridCol w:w="1692"/>
-        <w:gridCol w:w="8763"/>
+        <w:gridCol w:w="1691"/>
+        <w:gridCol w:w="8764"/>
       </w:tblGrid>
       <w:tr>
         <w:trPr/>
         <w:tc>
           <w:tcPr>
-            <w:tcW w:w="1692" w:type="dxa"/>
+            <w:tcW w:w="1691" w:type="dxa"/>
             <w:tcBorders/>
           </w:tcPr>
           <w:p>
@@ -1446,7 +1532,7 @@
         </w:tc>
         <w:tc>
           <w:tcPr>
-            <w:tcW w:w="8763" w:type="dxa"/>
+            <w:tcW w:w="8764" w:type="dxa"/>
             <w:tcBorders/>
           </w:tcPr>
           <w:p>
@@ -1479,7 +1565,7 @@
         </w:trPr>
         <w:tc>
           <w:tcPr>
-            <w:tcW w:w="1692" w:type="dxa"/>
+            <w:tcW w:w="1691" w:type="dxa"/>
             <w:tcBorders/>
           </w:tcPr>
           <w:p>
@@ -1512,7 +1598,7 @@
         </w:tc>
         <w:tc>
           <w:tcPr>
-            <w:tcW w:w="8763" w:type="dxa"/>
+            <w:tcW w:w="8764" w:type="dxa"/>
             <w:tcBorders/>
           </w:tcPr>
           <w:p>
@@ -1543,7 +1629,7 @@
         <w:trPr/>
         <w:tc>
           <w:tcPr>
-            <w:tcW w:w="1692" w:type="dxa"/>
+            <w:tcW w:w="1691" w:type="dxa"/>
             <w:tcBorders/>
           </w:tcPr>
           <w:p>
@@ -1576,7 +1662,7 @@
         </w:tc>
         <w:tc>
           <w:tcPr>
-            <w:tcW w:w="8763" w:type="dxa"/>
+            <w:tcW w:w="8764" w:type="dxa"/>
             <w:tcBorders/>
           </w:tcPr>
           <w:p>
@@ -1607,7 +1693,7 @@
         <w:trPr/>
         <w:tc>
           <w:tcPr>
-            <w:tcW w:w="1692" w:type="dxa"/>
+            <w:tcW w:w="1691" w:type="dxa"/>
             <w:tcBorders/>
           </w:tcPr>
           <w:p>
@@ -1663,7 +1749,7 @@
         </w:tc>
         <w:tc>
           <w:tcPr>
-            <w:tcW w:w="8763" w:type="dxa"/>
+            <w:tcW w:w="8764" w:type="dxa"/>
             <w:tcBorders/>
           </w:tcPr>
           <w:p>
@@ -1694,7 +1780,7 @@
         <w:trPr/>
         <w:tc>
           <w:tcPr>
-            <w:tcW w:w="1692" w:type="dxa"/>
+            <w:tcW w:w="1691" w:type="dxa"/>
             <w:tcBorders/>
           </w:tcPr>
           <w:p>
@@ -1750,7 +1836,7 @@
         </w:tc>
         <w:tc>
           <w:tcPr>
-            <w:tcW w:w="8763" w:type="dxa"/>
+            <w:tcW w:w="8764" w:type="dxa"/>
             <w:tcBorders/>
           </w:tcPr>
           <w:p>
@@ -1781,7 +1867,7 @@
         <w:trPr/>
         <w:tc>
           <w:tcPr>
-            <w:tcW w:w="1692" w:type="dxa"/>
+            <w:tcW w:w="1691" w:type="dxa"/>
             <w:tcBorders/>
           </w:tcPr>
           <w:p>
@@ -1812,7 +1898,7 @@
         </w:tc>
         <w:tc>
           <w:tcPr>
-            <w:tcW w:w="8763" w:type="dxa"/>
+            <w:tcW w:w="8764" w:type="dxa"/>
             <w:tcBorders/>
           </w:tcPr>
           <w:p>
@@ -1843,7 +1929,7 @@
         <w:trPr/>
         <w:tc>
           <w:tcPr>
-            <w:tcW w:w="1692" w:type="dxa"/>
+            <w:tcW w:w="1691" w:type="dxa"/>
             <w:tcBorders/>
           </w:tcPr>
           <w:p>
@@ -1876,7 +1962,7 @@
         </w:tc>
         <w:tc>
           <w:tcPr>
-            <w:tcW w:w="8763" w:type="dxa"/>
+            <w:tcW w:w="8764" w:type="dxa"/>
             <w:tcBorders/>
           </w:tcPr>
           <w:p>
@@ -1907,7 +1993,7 @@
         <w:trPr/>
         <w:tc>
           <w:tcPr>
-            <w:tcW w:w="1692" w:type="dxa"/>
+            <w:tcW w:w="1691" w:type="dxa"/>
             <w:tcBorders/>
           </w:tcPr>
           <w:p>
@@ -1963,7 +2049,7 @@
         </w:tc>
         <w:tc>
           <w:tcPr>
-            <w:tcW w:w="8763" w:type="dxa"/>
+            <w:tcW w:w="8764" w:type="dxa"/>
             <w:tcBorders/>
           </w:tcPr>
           <w:p>
@@ -1994,7 +2080,7 @@
         <w:trPr/>
         <w:tc>
           <w:tcPr>
-            <w:tcW w:w="1692" w:type="dxa"/>
+            <w:tcW w:w="1691" w:type="dxa"/>
             <w:tcBorders/>
           </w:tcPr>
           <w:p>
@@ -2027,7 +2113,7 @@
         </w:tc>
         <w:tc>
           <w:tcPr>
-            <w:tcW w:w="8763" w:type="dxa"/>
+            <w:tcW w:w="8764" w:type="dxa"/>
             <w:tcBorders/>
           </w:tcPr>
           <w:p>
@@ -2058,7 +2144,7 @@
         <w:trPr/>
         <w:tc>
           <w:tcPr>
-            <w:tcW w:w="1692" w:type="dxa"/>
+            <w:tcW w:w="1691" w:type="dxa"/>
             <w:tcBorders/>
           </w:tcPr>
           <w:p>
@@ -2114,7 +2200,7 @@
         </w:tc>
         <w:tc>
           <w:tcPr>
-            <w:tcW w:w="8763" w:type="dxa"/>
+            <w:tcW w:w="8764" w:type="dxa"/>
             <w:tcBorders/>
           </w:tcPr>
           <w:p>
@@ -2145,7 +2231,7 @@
         <w:trPr/>
         <w:tc>
           <w:tcPr>
-            <w:tcW w:w="1692" w:type="dxa"/>
+            <w:tcW w:w="1691" w:type="dxa"/>
             <w:tcBorders/>
           </w:tcPr>
           <w:p>
@@ -2222,7 +2308,7 @@
         </w:tc>
         <w:tc>
           <w:tcPr>
-            <w:tcW w:w="8763" w:type="dxa"/>
+            <w:tcW w:w="8764" w:type="dxa"/>
             <w:tcBorders/>
           </w:tcPr>
           <w:p>
@@ -2253,7 +2339,7 @@
         <w:trPr/>
         <w:tc>
           <w:tcPr>
-            <w:tcW w:w="1692" w:type="dxa"/>
+            <w:tcW w:w="1691" w:type="dxa"/>
             <w:tcBorders/>
           </w:tcPr>
           <w:p>
@@ -2307,7 +2393,7 @@
         </w:tc>
         <w:tc>
           <w:tcPr>
-            <w:tcW w:w="8763" w:type="dxa"/>
+            <w:tcW w:w="8764" w:type="dxa"/>
             <w:tcBorders/>
           </w:tcPr>
           <w:p>
@@ -2339,7 +2425,7 @@
         <w:trPr/>
         <w:tc>
           <w:tcPr>
-            <w:tcW w:w="1692" w:type="dxa"/>
+            <w:tcW w:w="1691" w:type="dxa"/>
             <w:tcBorders/>
           </w:tcPr>
           <w:p>
@@ -2394,7 +2480,7 @@
         </w:tc>
         <w:tc>
           <w:tcPr>
-            <w:tcW w:w="8763" w:type="dxa"/>
+            <w:tcW w:w="8764" w:type="dxa"/>
             <w:tcBorders/>
           </w:tcPr>
           <w:p>
@@ -2428,7 +2514,7 @@
         </w:trPr>
         <w:tc>
           <w:tcPr>
-            <w:tcW w:w="1692" w:type="dxa"/>
+            <w:tcW w:w="1691" w:type="dxa"/>
             <w:tcBorders/>
           </w:tcPr>
           <w:p>
@@ -2461,7 +2547,7 @@
         </w:tc>
         <w:tc>
           <w:tcPr>
-            <w:tcW w:w="8763" w:type="dxa"/>
+            <w:tcW w:w="8764" w:type="dxa"/>
             <w:tcBorders/>
           </w:tcPr>
           <w:p>
@@ -6254,16 +6340,16 @@
     <w:p>
       <w:pPr>
         <w:pStyle w:val="Normal"/>
-        <w:rPr>
-          <w:rFonts w:cs="Times New Roman"/>
-          <w:lang w:val="sr-Latn-RS"/>
-        </w:rPr>
-      </w:pPr>
-      <w:r>
-        <w:rPr>
-          <w:rFonts w:cs="Times New Roman"/>
-          <w:lang w:val="sr-Latn-RS"/>
-        </w:rPr>
+        <w:jc w:val="center"/>
+        <w:rPr>
+          <w:lang w:val="sr-Latn-RS"/>
+        </w:rPr>
+      </w:pPr>
+      <w:r>
+        <w:rPr>
+          <w:color w:val="C9211E"/>
+        </w:rPr>
+        <w:t>Slika 3.1 SDC</w:t>
       </w:r>
     </w:p>
     <w:p>
@@ -6288,11 +6374,12 @@
       <w:pPr>
         <w:pStyle w:val="Normal"/>
         <w:rPr>
-          <w:lang w:val="sr-Latn-RS"/>
-        </w:rPr>
-      </w:pPr>
-      <w:r>
-        <w:rPr>
+          <w:color w:val="FF0000"/>
+        </w:rPr>
+      </w:pPr>
+      <w:r>
+        <w:rPr>
+          <w:color w:val="FF0000"/>
           <w:lang w:val="sr-Latn-RS"/>
         </w:rPr>
         <w:t>Na Slici 3.1 prikazana je kompletna šema SD kola sa svim relejima, prekidačima i interlokovima.</w:t>
@@ -6356,9 +6443,16 @@
       </w:pPr>
       <w:r>
         <w:rPr>
-          <w:lang w:val="sr-Latn-RS"/>
-        </w:rPr>
-        <w:t xml:space="preserve">Slika 3.1 SDC </w:t>
+          <w:color w:val="C9211E"/>
+          <w:lang w:val="sr-Latn-RS"/>
+        </w:rPr>
+        <w:t>Slika 3.1 SDC</w:t>
+      </w:r>
+      <w:r>
+        <w:rPr>
+          <w:lang w:val="sr-Latn-RS"/>
+        </w:rPr>
+        <w:t xml:space="preserve"> </w:t>
       </w:r>
     </w:p>
     <w:p>
@@ -6368,195 +6462,6 @@
       </w:pPr>
       <w:r>
         <w:rPr/>
-      </w:r>
-    </w:p>
-    <w:p>
-      <w:pPr>
-        <w:pStyle w:val="BodyText"/>
-        <w:rPr/>
-      </w:pPr>
-      <w:r>
-        <w:rPr/>
-      </w:r>
-    </w:p>
-    <w:p>
-      <w:pPr>
-        <w:pStyle w:val="BodyText"/>
-        <w:rPr/>
-      </w:pPr>
-      <w:r>
-        <w:rPr/>
-      </w:r>
-    </w:p>
-    <w:p>
-      <w:pPr>
-        <w:pStyle w:val="BodyText"/>
-        <w:rPr/>
-      </w:pPr>
-      <w:r>
-        <w:rPr/>
-      </w:r>
-    </w:p>
-    <w:p>
-      <w:pPr>
-        <w:pStyle w:val="BodyText"/>
-        <w:rPr/>
-      </w:pPr>
-      <w:r>
-        <w:rPr/>
-      </w:r>
-    </w:p>
-    <w:p>
-      <w:pPr>
-        <w:pStyle w:val="BodyText"/>
-        <w:rPr/>
-      </w:pPr>
-      <w:r>
-        <w:rPr/>
-      </w:r>
-    </w:p>
-    <w:p>
-      <w:pPr>
-        <w:pStyle w:val="BodyText"/>
-        <w:rPr/>
-      </w:pPr>
-      <w:r>
-        <w:rPr/>
-      </w:r>
-    </w:p>
-    <w:p>
-      <w:pPr>
-        <w:pStyle w:val="BodyText"/>
-        <w:rPr/>
-      </w:pPr>
-      <w:r>
-        <w:rPr/>
-      </w:r>
-    </w:p>
-    <w:p>
-      <w:pPr>
-        <w:pStyle w:val="BodyText"/>
-        <w:rPr/>
-      </w:pPr>
-      <w:r>
-        <w:rPr/>
-      </w:r>
-    </w:p>
-    <w:p>
-      <w:pPr>
-        <w:pStyle w:val="BodyText"/>
-        <w:rPr/>
-      </w:pPr>
-      <w:r>
-        <w:rPr/>
-      </w:r>
-    </w:p>
-    <w:p>
-      <w:pPr>
-        <w:pStyle w:val="BodyText"/>
-        <w:rPr/>
-      </w:pPr>
-      <w:r>
-        <w:rPr/>
-      </w:r>
-    </w:p>
-    <w:p>
-      <w:pPr>
-        <w:pStyle w:val="BodyText"/>
-        <w:rPr/>
-      </w:pPr>
-      <w:r>
-        <w:rPr/>
-      </w:r>
-    </w:p>
-    <w:p>
-      <w:pPr>
-        <w:pStyle w:val="BodyText"/>
-        <w:rPr/>
-      </w:pPr>
-      <w:r>
-        <w:rPr/>
-      </w:r>
-    </w:p>
-    <w:p>
-      <w:pPr>
-        <w:pStyle w:val="BodyText"/>
-        <w:rPr/>
-      </w:pPr>
-      <w:r>
-        <w:rPr/>
-      </w:r>
-    </w:p>
-    <w:p>
-      <w:pPr>
-        <w:pStyle w:val="BodyText"/>
-        <w:rPr/>
-      </w:pPr>
-      <w:r>
-        <w:rPr/>
-      </w:r>
-    </w:p>
-    <w:p>
-      <w:pPr>
-        <w:pStyle w:val="BodyText"/>
-        <w:rPr/>
-      </w:pPr>
-      <w:r>
-        <w:rPr/>
-      </w:r>
-    </w:p>
-    <w:p>
-      <w:pPr>
-        <w:pStyle w:val="BodyText"/>
-        <w:rPr/>
-      </w:pPr>
-      <w:r>
-        <w:rPr/>
-      </w:r>
-    </w:p>
-    <w:p>
-      <w:pPr>
-        <w:pStyle w:val="BodyText"/>
-        <w:rPr/>
-      </w:pPr>
-      <w:r>
-        <w:rPr/>
-      </w:r>
-    </w:p>
-    <w:p>
-      <w:pPr>
-        <w:pStyle w:val="BodyText"/>
-        <w:rPr/>
-      </w:pPr>
-      <w:r>
-        <w:rPr/>
-      </w:r>
-    </w:p>
-    <w:p>
-      <w:pPr>
-        <w:pStyle w:val="BodyText"/>
-        <w:rPr/>
-      </w:pPr>
-      <w:r>
-        <w:rPr/>
-      </w:r>
-    </w:p>
-    <w:p>
-      <w:pPr>
-        <w:pStyle w:val="BodyText"/>
-        <w:rPr/>
-      </w:pPr>
-      <w:r>
-        <w:rPr/>
-      </w:r>
-    </w:p>
-    <w:p>
-      <w:pPr>
-        <w:pStyle w:val="BodyText"/>
-        <w:rPr/>
-      </w:pPr>
-      <w:r>
-        <w:rPr/>
         <w:t xml:space="preserve">Kako bi se obezbedila kompaktna i pouzdana integracija različitih sigurnosnih sistema (AMS, IMD, BSPD i TSAL) u jednu serijsku liniju, dizajnirana je namenska štampana pločica pod nazivom </w:t>
       </w:r>
       <w:r>
@@ -6585,12 +6490,12 @@
         <w:pStyle w:val="BodyText"/>
         <w:jc w:val="center"/>
         <w:rPr>
-          <w:color w:val="C9211E"/>
+          <w:color w:val="000000"/>
         </w:rPr>
       </w:pPr>
       <w:r>
         <w:drawing>
-          <wp:anchor behindDoc="0" distT="0" distB="0" distL="0" distR="0" simplePos="0" locked="0" layoutInCell="0" allowOverlap="1" relativeHeight="60">
+          <wp:anchor behindDoc="0" distT="0" distB="0" distL="0" distR="0" simplePos="0" locked="0" layoutInCell="0" allowOverlap="1" relativeHeight="69">
             <wp:simplePos x="0" y="0"/>
             <wp:positionH relativeFrom="column">
               <wp:align>center</wp:align>
@@ -6598,7 +6503,7 @@
             <wp:positionV relativeFrom="paragraph">
               <wp:posOffset>635</wp:posOffset>
             </wp:positionV>
-            <wp:extent cx="6645910" cy="3566795"/>
+            <wp:extent cx="6645910" cy="4532630"/>
             <wp:effectExtent l="0" t="0" r="0" b="0"/>
             <wp:wrapSquare wrapText="largest"/>
             <wp:docPr id="8" name="Image1" descr=""/>
@@ -6623,7 +6528,7 @@
                   <pic:spPr bwMode="auto">
                     <a:xfrm>
                       <a:off x="0" y="0"/>
-                      <a:ext cx="6645910" cy="3566795"/>
+                      <a:ext cx="6645910" cy="4532630"/>
                     </a:xfrm>
                     <a:prstGeom prst="rect">
                       <a:avLst/>
@@ -6639,10 +6544,46 @@
         <w:rPr>
           <w:b w:val="false"/>
           <w:bCs w:val="false"/>
-          <w:color w:val="C9211E"/>
-          <w:lang w:val="sr-Latn-RS"/>
-        </w:rPr>
-        <w:t>3.2 Implementacija centralne SDC kontrolne pločice (Shutdown Circuit Board)</w:t>
+          <w:color w:val="000000"/>
+          <w:lang w:val="sr-Latn-RS"/>
+        </w:rPr>
+        <w:t>3.2</w:t>
+      </w:r>
+      <w:r>
+        <w:rPr>
+          <w:b w:val="false"/>
+          <w:bCs w:val="false"/>
+          <w:color w:val="000000"/>
+          <w:lang w:val="sr-Latn-RS"/>
+        </w:rPr>
+        <w:t>a</w:t>
+      </w:r>
+      <w:r>
+        <w:rPr>
+          <w:b w:val="false"/>
+          <w:bCs w:val="false"/>
+          <w:color w:val="000000"/>
+          <w:lang w:val="sr-Latn-RS"/>
+        </w:rPr>
+        <w:t xml:space="preserve"> </w:t>
+      </w:r>
+      <w:r>
+        <w:rPr>
+          <w:b w:val="false"/>
+          <w:bCs w:val="false"/>
+          <w:color w:val="000000"/>
+          <w:lang w:val="sr-Latn-RS"/>
+        </w:rPr>
+        <w:t>Šematik</w:t>
+      </w:r>
+      <w:r>
+        <w:rPr>
+          <w:b w:val="false"/>
+          <w:bCs w:val="false"/>
+          <w:color w:val="000000"/>
+          <w:lang w:val="sr-Latn-RS"/>
+        </w:rPr>
+        <w:t xml:space="preserve"> SDC kontrolne pločice (Shutdown Circuit Board)</w:t>
       </w:r>
     </w:p>
     <w:p>
@@ -6653,7 +6594,402 @@
       </w:pPr>
       <w:r>
         <w:rPr/>
+      </w:r>
+    </w:p>
+    <w:p>
+      <w:pPr>
+        <w:pStyle w:val="BodyText"/>
+        <w:jc w:val="left"/>
+        <w:rPr/>
+      </w:pPr>
+      <w:r>
+        <w:rPr/>
+        <w:drawing>
+          <wp:anchor behindDoc="0" distT="0" distB="0" distL="0" distR="0" simplePos="0" locked="0" layoutInCell="0" allowOverlap="1" relativeHeight="75">
+            <wp:simplePos x="0" y="0"/>
+            <wp:positionH relativeFrom="column">
+              <wp:align>center</wp:align>
+            </wp:positionH>
+            <wp:positionV relativeFrom="paragraph">
+              <wp:posOffset>635</wp:posOffset>
+            </wp:positionV>
+            <wp:extent cx="4695825" cy="6743700"/>
+            <wp:effectExtent l="0" t="0" r="0" b="0"/>
+            <wp:wrapSquare wrapText="largest"/>
+            <wp:docPr id="9" name="Image17" descr=""/>
+            <wp:cNvGraphicFramePr>
+              <a:graphicFrameLocks xmlns:a="http://schemas.openxmlformats.org/drawingml/2006/main" noChangeAspect="1"/>
+            </wp:cNvGraphicFramePr>
+            <a:graphic xmlns:a="http://schemas.openxmlformats.org/drawingml/2006/main">
+              <a:graphicData uri="http://schemas.openxmlformats.org/drawingml/2006/picture">
+                <pic:pic xmlns:pic="http://schemas.openxmlformats.org/drawingml/2006/picture">
+                  <pic:nvPicPr>
+                    <pic:cNvPr id="9" name="Image17" descr=""/>
+                    <pic:cNvPicPr>
+                      <a:picLocks noChangeAspect="1" noChangeArrowheads="1"/>
+                    </pic:cNvPicPr>
+                  </pic:nvPicPr>
+                  <pic:blipFill>
+                    <a:blip r:embed="rId11"/>
+                    <a:stretch>
+                      <a:fillRect/>
+                    </a:stretch>
+                  </pic:blipFill>
+                  <pic:spPr bwMode="auto">
+                    <a:xfrm>
+                      <a:off x="0" y="0"/>
+                      <a:ext cx="4695825" cy="6743700"/>
+                    </a:xfrm>
+                    <a:prstGeom prst="rect">
+                      <a:avLst/>
+                    </a:prstGeom>
+                  </pic:spPr>
+                </pic:pic>
+              </a:graphicData>
+            </a:graphic>
+          </wp:anchor>
+        </w:drawing>
+      </w:r>
+    </w:p>
+    <w:p>
+      <w:pPr>
+        <w:pStyle w:val="BodyText"/>
+        <w:jc w:val="left"/>
+        <w:rPr/>
+      </w:pPr>
+      <w:r>
+        <w:rPr/>
+      </w:r>
+    </w:p>
+    <w:p>
+      <w:pPr>
+        <w:pStyle w:val="BodyText"/>
+        <w:jc w:val="left"/>
+        <w:rPr/>
+      </w:pPr>
+      <w:r>
+        <w:rPr/>
         <w:br/>
+      </w:r>
+    </w:p>
+    <w:p>
+      <w:pPr>
+        <w:pStyle w:val="BodyText"/>
+        <w:jc w:val="left"/>
+        <w:rPr/>
+      </w:pPr>
+      <w:r>
+        <w:rPr/>
+      </w:r>
+    </w:p>
+    <w:p>
+      <w:pPr>
+        <w:pStyle w:val="BodyText"/>
+        <w:jc w:val="left"/>
+        <w:rPr/>
+      </w:pPr>
+      <w:r>
+        <w:rPr/>
+      </w:r>
+    </w:p>
+    <w:p>
+      <w:pPr>
+        <w:pStyle w:val="BodyText"/>
+        <w:jc w:val="left"/>
+        <w:rPr/>
+      </w:pPr>
+      <w:r>
+        <w:rPr/>
+      </w:r>
+    </w:p>
+    <w:p>
+      <w:pPr>
+        <w:pStyle w:val="BodyText"/>
+        <w:jc w:val="left"/>
+        <w:rPr/>
+      </w:pPr>
+      <w:r>
+        <w:rPr/>
+      </w:r>
+    </w:p>
+    <w:p>
+      <w:pPr>
+        <w:pStyle w:val="BodyText"/>
+        <w:jc w:val="left"/>
+        <w:rPr/>
+      </w:pPr>
+      <w:r>
+        <w:rPr/>
+      </w:r>
+    </w:p>
+    <w:p>
+      <w:pPr>
+        <w:pStyle w:val="BodyText"/>
+        <w:jc w:val="left"/>
+        <w:rPr/>
+      </w:pPr>
+      <w:r>
+        <w:rPr/>
+      </w:r>
+    </w:p>
+    <w:p>
+      <w:pPr>
+        <w:pStyle w:val="BodyText"/>
+        <w:jc w:val="left"/>
+        <w:rPr/>
+      </w:pPr>
+      <w:r>
+        <w:rPr/>
+      </w:r>
+    </w:p>
+    <w:p>
+      <w:pPr>
+        <w:pStyle w:val="BodyText"/>
+        <w:jc w:val="left"/>
+        <w:rPr/>
+      </w:pPr>
+      <w:r>
+        <w:rPr/>
+      </w:r>
+    </w:p>
+    <w:p>
+      <w:pPr>
+        <w:pStyle w:val="BodyText"/>
+        <w:jc w:val="left"/>
+        <w:rPr/>
+      </w:pPr>
+      <w:r>
+        <w:rPr/>
+      </w:r>
+    </w:p>
+    <w:p>
+      <w:pPr>
+        <w:pStyle w:val="BodyText"/>
+        <w:jc w:val="left"/>
+        <w:rPr/>
+      </w:pPr>
+      <w:r>
+        <w:rPr/>
+      </w:r>
+    </w:p>
+    <w:p>
+      <w:pPr>
+        <w:pStyle w:val="BodyText"/>
+        <w:jc w:val="left"/>
+        <w:rPr/>
+      </w:pPr>
+      <w:r>
+        <w:rPr/>
+      </w:r>
+    </w:p>
+    <w:p>
+      <w:pPr>
+        <w:pStyle w:val="BodyText"/>
+        <w:jc w:val="left"/>
+        <w:rPr/>
+      </w:pPr>
+      <w:r>
+        <w:rPr/>
+      </w:r>
+    </w:p>
+    <w:p>
+      <w:pPr>
+        <w:pStyle w:val="BodyText"/>
+        <w:jc w:val="left"/>
+        <w:rPr/>
+      </w:pPr>
+      <w:r>
+        <w:rPr/>
+      </w:r>
+    </w:p>
+    <w:p>
+      <w:pPr>
+        <w:pStyle w:val="BodyText"/>
+        <w:jc w:val="left"/>
+        <w:rPr/>
+      </w:pPr>
+      <w:r>
+        <w:rPr/>
+      </w:r>
+    </w:p>
+    <w:p>
+      <w:pPr>
+        <w:pStyle w:val="BodyText"/>
+        <w:jc w:val="left"/>
+        <w:rPr/>
+      </w:pPr>
+      <w:r>
+        <w:rPr/>
+      </w:r>
+    </w:p>
+    <w:p>
+      <w:pPr>
+        <w:pStyle w:val="BodyText"/>
+        <w:jc w:val="left"/>
+        <w:rPr/>
+      </w:pPr>
+      <w:r>
+        <w:rPr/>
+      </w:r>
+    </w:p>
+    <w:p>
+      <w:pPr>
+        <w:pStyle w:val="BodyText"/>
+        <w:jc w:val="left"/>
+        <w:rPr/>
+      </w:pPr>
+      <w:r>
+        <w:rPr/>
+      </w:r>
+    </w:p>
+    <w:p>
+      <w:pPr>
+        <w:pStyle w:val="BodyText"/>
+        <w:jc w:val="left"/>
+        <w:rPr/>
+      </w:pPr>
+      <w:r>
+        <w:rPr/>
+      </w:r>
+    </w:p>
+    <w:p>
+      <w:pPr>
+        <w:pStyle w:val="BodyText"/>
+        <w:jc w:val="left"/>
+        <w:rPr/>
+      </w:pPr>
+      <w:r>
+        <w:rPr/>
+      </w:r>
+    </w:p>
+    <w:p>
+      <w:pPr>
+        <w:pStyle w:val="BodyText"/>
+        <w:jc w:val="left"/>
+        <w:rPr/>
+      </w:pPr>
+      <w:r>
+        <w:rPr/>
+      </w:r>
+    </w:p>
+    <w:p>
+      <w:pPr>
+        <w:pStyle w:val="BodyText"/>
+        <w:jc w:val="center"/>
+        <w:rPr>
+          <w:color w:val="000000"/>
+        </w:rPr>
+      </w:pPr>
+      <w:r>
+        <w:rPr>
+          <w:b w:val="false"/>
+          <w:bCs w:val="false"/>
+          <w:color w:val="000000"/>
+          <w:lang w:val="sr-Latn-RS"/>
+        </w:rPr>
+        <w:t>3.2</w:t>
+      </w:r>
+      <w:r>
+        <w:rPr>
+          <w:b w:val="false"/>
+          <w:bCs w:val="false"/>
+          <w:color w:val="000000"/>
+          <w:lang w:val="sr-Latn-RS"/>
+        </w:rPr>
+        <w:t>b</w:t>
+      </w:r>
+      <w:r>
+        <w:rPr>
+          <w:b w:val="false"/>
+          <w:bCs w:val="false"/>
+          <w:color w:val="000000"/>
+          <w:lang w:val="sr-Latn-RS"/>
+        </w:rPr>
+        <w:t xml:space="preserve"> </w:t>
+      </w:r>
+      <w:r>
+        <w:rPr>
+          <w:b w:val="false"/>
+          <w:bCs w:val="false"/>
+          <w:color w:val="000000"/>
+          <w:lang w:val="sr-Latn-RS"/>
+        </w:rPr>
+        <w:t>Layout SDC pločice (dvoslojni)</w:t>
+      </w:r>
+    </w:p>
+    <w:p>
+      <w:pPr>
+        <w:pStyle w:val="BodyText"/>
+        <w:jc w:val="center"/>
+        <w:rPr>
+          <w:color w:val="000000"/>
+        </w:rPr>
+      </w:pPr>
+      <w:r>
+        <w:drawing>
+          <wp:anchor behindDoc="0" distT="0" distB="0" distL="0" distR="0" simplePos="0" locked="0" layoutInCell="0" allowOverlap="1" relativeHeight="76">
+            <wp:simplePos x="0" y="0"/>
+            <wp:positionH relativeFrom="column">
+              <wp:align>center</wp:align>
+            </wp:positionH>
+            <wp:positionV relativeFrom="paragraph">
+              <wp:posOffset>635</wp:posOffset>
+            </wp:positionV>
+            <wp:extent cx="6645910" cy="7112635"/>
+            <wp:effectExtent l="0" t="0" r="0" b="0"/>
+            <wp:wrapSquare wrapText="largest"/>
+            <wp:docPr id="10" name="Image18" descr=""/>
+            <wp:cNvGraphicFramePr>
+              <a:graphicFrameLocks xmlns:a="http://schemas.openxmlformats.org/drawingml/2006/main" noChangeAspect="1"/>
+            </wp:cNvGraphicFramePr>
+            <a:graphic xmlns:a="http://schemas.openxmlformats.org/drawingml/2006/main">
+              <a:graphicData uri="http://schemas.openxmlformats.org/drawingml/2006/picture">
+                <pic:pic xmlns:pic="http://schemas.openxmlformats.org/drawingml/2006/picture">
+                  <pic:nvPicPr>
+                    <pic:cNvPr id="10" name="Image18" descr=""/>
+                    <pic:cNvPicPr>
+                      <a:picLocks noChangeAspect="1" noChangeArrowheads="1"/>
+                    </pic:cNvPicPr>
+                  </pic:nvPicPr>
+                  <pic:blipFill>
+                    <a:blip r:embed="rId12"/>
+                    <a:stretch>
+                      <a:fillRect/>
+                    </a:stretch>
+                  </pic:blipFill>
+                  <pic:spPr bwMode="auto">
+                    <a:xfrm>
+                      <a:off x="0" y="0"/>
+                      <a:ext cx="6645910" cy="7112635"/>
+                    </a:xfrm>
+                    <a:prstGeom prst="rect">
+                      <a:avLst/>
+                    </a:prstGeom>
+                  </pic:spPr>
+                </pic:pic>
+              </a:graphicData>
+            </a:graphic>
+          </wp:anchor>
+        </w:drawing>
+      </w:r>
+      <w:r>
+        <w:rPr>
+          <w:b w:val="false"/>
+          <w:bCs w:val="false"/>
+          <w:color w:val="000000"/>
+          <w:lang w:val="sr-Latn-RS"/>
+        </w:rPr>
+        <w:t>Slika 3.2c PCB</w:t>
+      </w:r>
+    </w:p>
+    <w:p>
+      <w:pPr>
+        <w:pStyle w:val="BodyText"/>
+        <w:jc w:val="left"/>
+        <w:rPr/>
+      </w:pPr>
+      <w:r>
+        <w:rPr/>
         <w:t>Glavne funkcije ove pločice su:</w:t>
       </w:r>
     </w:p>
@@ -6679,17 +7015,53 @@
       </w:r>
       <w:r>
         <w:rPr/>
-        <w:t xml:space="preserve"> Implementacija neprogramabilne logike pomoću </w:t>
+        <w:t xml:space="preserve"> Implementacija neprogramabilne logike pomoću</w:t>
       </w:r>
       <w:r>
         <w:rPr>
           <w:i/>
+          <w:iCs/>
+        </w:rPr>
+        <w:t xml:space="preserve"> </w:t>
+      </w:r>
+      <w:r>
+        <w:rPr>
+          <w:i/>
+          <w:iCs/>
+        </w:rPr>
+        <w:t>CD4081 AND</w:t>
+      </w:r>
+      <w:r>
+        <w:rPr>
+          <w:i w:val="false"/>
+          <w:iCs w:val="false"/>
+        </w:rPr>
+        <w:t xml:space="preserve"> kapije,</w:t>
+      </w:r>
+      <w:r>
+        <w:rPr>
+          <w:i w:val="false"/>
+          <w:iCs w:val="false"/>
+        </w:rPr>
+        <w:t xml:space="preserve"> </w:t>
+      </w:r>
+      <w:r>
+        <w:rPr>
+          <w:i/>
         </w:rPr>
         <w:t>CD4093 NAND</w:t>
       </w:r>
       <w:r>
         <w:rPr/>
-        <w:t xml:space="preserve"> kapija sa Šmitovim okidačima i </w:t>
+        <w:t xml:space="preserve"> kapij</w:t>
+      </w:r>
+      <w:r>
+        <w:rPr/>
+        <w:t>e</w:t>
+      </w:r>
+      <w:r>
+        <w:rPr/>
+        <w:t xml:space="preserve"> sa Šmitovim okidačima i </w:t>
       </w:r>
       <w:r>
         <w:rPr>
@@ -6709,7 +7081,15 @@
       </w:r>
       <w:r>
         <w:rPr/>
-        <w:t>. Ovo omogućava da greške sa AMS-a ili IMD-a trajno otvore SDC dok se ne izvrši ručni reset. Reset taster je namerno lociran van same pločice kako bi bio dostupan na eksterijeru vozila.</w:t>
+        <w:t xml:space="preserve">. Ovo omogućava da greške sa </w:t>
+      </w:r>
+      <w:r>
+        <w:rPr/>
+        <w:t xml:space="preserve">BSPD-a, </w:t>
+      </w:r>
+      <w:r>
+        <w:rPr/>
+        <w:t>AMS-a ili IMD-a trajno otvore SDC dok se ne izvrši ručni reset. Reset taster je namerno lociran van same pločice kako bi bio dostupan na eksterijeru vozila.</w:t>
       </w:r>
     </w:p>
     <w:p>
@@ -6744,7 +7124,15 @@
       </w:r>
       <w:r>
         <w:rPr/>
-        <w:t xml:space="preserve"> releja. Jedan je pod kontrolom lečovane logike (AMS/IMD), dok je drugi direktno kontrolisan od strane TSAL signala greške. BSPD ima u sklopu svoje pločice već ugrađen relej, te on nije integrisan unutar ove pličice.</w:t>
+        <w:t xml:space="preserve"> releja. Jedan je pod kontrolom lečovane logike (AMS/IMD/</w:t>
+      </w:r>
+      <w:r>
+        <w:rPr/>
+        <w:t>BSPD</w:t>
+      </w:r>
+      <w:r>
+        <w:rPr/>
+        <w:t xml:space="preserve">), dok je drugi direktno kontrolisan od strane TSAL signala greške. </w:t>
       </w:r>
     </w:p>
     <w:p>
@@ -6803,8 +7191,29 @@
         <w:t>Conn_01x04</w:t>
       </w:r>
       <w:r>
+        <w:rPr>
+          <w:i w:val="false"/>
+          <w:iCs w:val="false"/>
+        </w:rPr>
+        <w:t xml:space="preserve"> </w:t>
+      </w:r>
+      <w:r>
+        <w:rPr>
+          <w:i/>
+          <w:iCs/>
+        </w:rPr>
+        <w:t>Molex_Micro-Fit</w:t>
+      </w:r>
+      <w:r>
+        <w:rPr>
+          <w:i w:val="false"/>
+          <w:iCs w:val="false"/>
+        </w:rPr>
+        <w:t xml:space="preserve"> </w:t>
+      </w:r>
+      <w:r>
         <w:rPr/>
-        <w:t xml:space="preserve"> konektora omogućeno je lako povezivanje sa ostatkom ožičenja u vozilu, čime se smanjuje mogućnost greške pri montaži i olakšava testiranje sistema.</w:t>
+        <w:t>konektora omogućeno je lako povezivanje sa ostatkom ožičenja u vozilu, čime se smanjuje mogućnost greške pri montaži i olakšava testiranje sistema.</w:t>
       </w:r>
     </w:p>
     <w:p>
@@ -6819,6 +7228,331 @@
           <w:lang w:val="sr-Latn-RS"/>
         </w:rPr>
         <w:t>U nastavku će biti objašnjena svaka komponenta, počevši od LVMS, pa do TSMS.</w:t>
+      </w:r>
+    </w:p>
+    <w:p>
+      <w:pPr>
+        <w:pStyle w:val="Normal"/>
+        <w:rPr>
+          <w:lang w:val="sr-Latn-RS"/>
+        </w:rPr>
+      </w:pPr>
+      <w:r>
+        <w:rPr>
+          <w:lang w:val="sr-Latn-RS"/>
+        </w:rPr>
+      </w:r>
+    </w:p>
+    <w:p>
+      <w:pPr>
+        <w:pStyle w:val="Normal"/>
+        <w:rPr>
+          <w:lang w:val="sr-Latn-RS"/>
+        </w:rPr>
+      </w:pPr>
+      <w:r>
+        <w:rPr>
+          <w:lang w:val="sr-Latn-RS"/>
+        </w:rPr>
+      </w:r>
+    </w:p>
+    <w:p>
+      <w:pPr>
+        <w:pStyle w:val="Normal"/>
+        <w:rPr>
+          <w:lang w:val="sr-Latn-RS"/>
+        </w:rPr>
+      </w:pPr>
+      <w:r>
+        <w:rPr>
+          <w:lang w:val="sr-Latn-RS"/>
+        </w:rPr>
+      </w:r>
+    </w:p>
+    <w:p>
+      <w:pPr>
+        <w:pStyle w:val="Normal"/>
+        <w:rPr>
+          <w:lang w:val="sr-Latn-RS"/>
+        </w:rPr>
+      </w:pPr>
+      <w:r>
+        <w:rPr>
+          <w:lang w:val="sr-Latn-RS"/>
+        </w:rPr>
+      </w:r>
+    </w:p>
+    <w:p>
+      <w:pPr>
+        <w:pStyle w:val="Normal"/>
+        <w:rPr>
+          <w:lang w:val="sr-Latn-RS"/>
+        </w:rPr>
+      </w:pPr>
+      <w:r>
+        <w:rPr>
+          <w:lang w:val="sr-Latn-RS"/>
+        </w:rPr>
+      </w:r>
+    </w:p>
+    <w:p>
+      <w:pPr>
+        <w:pStyle w:val="Normal"/>
+        <w:rPr>
+          <w:lang w:val="sr-Latn-RS"/>
+        </w:rPr>
+      </w:pPr>
+      <w:r>
+        <w:rPr>
+          <w:lang w:val="sr-Latn-RS"/>
+        </w:rPr>
+      </w:r>
+    </w:p>
+    <w:p>
+      <w:pPr>
+        <w:pStyle w:val="Normal"/>
+        <w:rPr>
+          <w:lang w:val="sr-Latn-RS"/>
+        </w:rPr>
+      </w:pPr>
+      <w:r>
+        <w:rPr>
+          <w:lang w:val="sr-Latn-RS"/>
+        </w:rPr>
+      </w:r>
+    </w:p>
+    <w:p>
+      <w:pPr>
+        <w:pStyle w:val="Normal"/>
+        <w:rPr>
+          <w:lang w:val="sr-Latn-RS"/>
+        </w:rPr>
+      </w:pPr>
+      <w:r>
+        <w:rPr>
+          <w:lang w:val="sr-Latn-RS"/>
+        </w:rPr>
+      </w:r>
+    </w:p>
+    <w:p>
+      <w:pPr>
+        <w:pStyle w:val="Normal"/>
+        <w:rPr>
+          <w:lang w:val="sr-Latn-RS"/>
+        </w:rPr>
+      </w:pPr>
+      <w:r>
+        <w:rPr>
+          <w:lang w:val="sr-Latn-RS"/>
+        </w:rPr>
+      </w:r>
+    </w:p>
+    <w:p>
+      <w:pPr>
+        <w:pStyle w:val="Normal"/>
+        <w:rPr>
+          <w:lang w:val="sr-Latn-RS"/>
+        </w:rPr>
+      </w:pPr>
+      <w:r>
+        <w:rPr>
+          <w:lang w:val="sr-Latn-RS"/>
+        </w:rPr>
+      </w:r>
+    </w:p>
+    <w:p>
+      <w:pPr>
+        <w:pStyle w:val="Normal"/>
+        <w:rPr>
+          <w:lang w:val="sr-Latn-RS"/>
+        </w:rPr>
+      </w:pPr>
+      <w:r>
+        <w:rPr>
+          <w:lang w:val="sr-Latn-RS"/>
+        </w:rPr>
+      </w:r>
+    </w:p>
+    <w:p>
+      <w:pPr>
+        <w:pStyle w:val="Normal"/>
+        <w:rPr>
+          <w:lang w:val="sr-Latn-RS"/>
+        </w:rPr>
+      </w:pPr>
+      <w:r>
+        <w:rPr>
+          <w:lang w:val="sr-Latn-RS"/>
+        </w:rPr>
+      </w:r>
+    </w:p>
+    <w:p>
+      <w:pPr>
+        <w:pStyle w:val="Normal"/>
+        <w:rPr>
+          <w:lang w:val="sr-Latn-RS"/>
+        </w:rPr>
+      </w:pPr>
+      <w:r>
+        <w:rPr>
+          <w:lang w:val="sr-Latn-RS"/>
+        </w:rPr>
+      </w:r>
+    </w:p>
+    <w:p>
+      <w:pPr>
+        <w:pStyle w:val="Normal"/>
+        <w:rPr>
+          <w:lang w:val="sr-Latn-RS"/>
+        </w:rPr>
+      </w:pPr>
+      <w:r>
+        <w:rPr>
+          <w:lang w:val="sr-Latn-RS"/>
+        </w:rPr>
+      </w:r>
+    </w:p>
+    <w:p>
+      <w:pPr>
+        <w:pStyle w:val="Normal"/>
+        <w:rPr>
+          <w:lang w:val="sr-Latn-RS"/>
+        </w:rPr>
+      </w:pPr>
+      <w:r>
+        <w:rPr>
+          <w:lang w:val="sr-Latn-RS"/>
+        </w:rPr>
+      </w:r>
+    </w:p>
+    <w:p>
+      <w:pPr>
+        <w:pStyle w:val="Normal"/>
+        <w:rPr>
+          <w:lang w:val="sr-Latn-RS"/>
+        </w:rPr>
+      </w:pPr>
+      <w:r>
+        <w:rPr>
+          <w:lang w:val="sr-Latn-RS"/>
+        </w:rPr>
+      </w:r>
+    </w:p>
+    <w:p>
+      <w:pPr>
+        <w:pStyle w:val="Normal"/>
+        <w:rPr>
+          <w:lang w:val="sr-Latn-RS"/>
+        </w:rPr>
+      </w:pPr>
+      <w:r>
+        <w:rPr>
+          <w:lang w:val="sr-Latn-RS"/>
+        </w:rPr>
+      </w:r>
+    </w:p>
+    <w:p>
+      <w:pPr>
+        <w:pStyle w:val="Normal"/>
+        <w:rPr>
+          <w:lang w:val="sr-Latn-RS"/>
+        </w:rPr>
+      </w:pPr>
+      <w:r>
+        <w:rPr>
+          <w:lang w:val="sr-Latn-RS"/>
+        </w:rPr>
+      </w:r>
+    </w:p>
+    <w:p>
+      <w:pPr>
+        <w:pStyle w:val="Normal"/>
+        <w:rPr>
+          <w:lang w:val="sr-Latn-RS"/>
+        </w:rPr>
+      </w:pPr>
+      <w:r>
+        <w:rPr>
+          <w:lang w:val="sr-Latn-RS"/>
+        </w:rPr>
+      </w:r>
+    </w:p>
+    <w:p>
+      <w:pPr>
+        <w:pStyle w:val="Normal"/>
+        <w:rPr>
+          <w:lang w:val="sr-Latn-RS"/>
+        </w:rPr>
+      </w:pPr>
+      <w:r>
+        <w:rPr>
+          <w:lang w:val="sr-Latn-RS"/>
+        </w:rPr>
+      </w:r>
+    </w:p>
+    <w:p>
+      <w:pPr>
+        <w:pStyle w:val="Normal"/>
+        <w:rPr>
+          <w:lang w:val="sr-Latn-RS"/>
+        </w:rPr>
+      </w:pPr>
+      <w:r>
+        <w:rPr>
+          <w:lang w:val="sr-Latn-RS"/>
+        </w:rPr>
+      </w:r>
+    </w:p>
+    <w:p>
+      <w:pPr>
+        <w:pStyle w:val="Normal"/>
+        <w:rPr>
+          <w:lang w:val="sr-Latn-RS"/>
+        </w:rPr>
+      </w:pPr>
+      <w:r>
+        <w:rPr>
+          <w:lang w:val="sr-Latn-RS"/>
+        </w:rPr>
+      </w:r>
+    </w:p>
+    <w:p>
+      <w:pPr>
+        <w:pStyle w:val="Normal"/>
+        <w:rPr>
+          <w:lang w:val="sr-Latn-RS"/>
+        </w:rPr>
+      </w:pPr>
+      <w:r>
+        <w:rPr>
+          <w:lang w:val="sr-Latn-RS"/>
+        </w:rPr>
+      </w:r>
+    </w:p>
+    <w:p>
+      <w:pPr>
+        <w:pStyle w:val="Normal"/>
+        <w:rPr>
+          <w:lang w:val="sr-Latn-RS"/>
+        </w:rPr>
+      </w:pPr>
+      <w:r>
+        <w:rPr>
+          <w:lang w:val="sr-Latn-RS"/>
+        </w:rPr>
+      </w:r>
+    </w:p>
+    <w:p>
+      <w:pPr>
+        <w:pStyle w:val="Normal"/>
+        <w:rPr>
+          <w:lang w:val="sr-Latn-RS"/>
+        </w:rPr>
+      </w:pPr>
+      <w:r>
+        <w:rPr>
+          <w:lang w:val="sr-Latn-RS"/>
+        </w:rPr>
       </w:r>
     </w:p>
     <w:p>
@@ -6993,10 +7727,10 @@
     <w:p>
       <w:pPr>
         <w:sectPr>
-          <w:headerReference w:type="default" r:id="rId11"/>
-          <w:headerReference w:type="first" r:id="rId12"/>
-          <w:footerReference w:type="default" r:id="rId13"/>
-          <w:footerReference w:type="first" r:id="rId14"/>
+          <w:headerReference w:type="default" r:id="rId13"/>
+          <w:headerReference w:type="first" r:id="rId14"/>
+          <w:footerReference w:type="default" r:id="rId15"/>
+          <w:footerReference w:type="first" r:id="rId16"/>
           <w:type w:val="nextPage"/>
           <w:pgSz w:w="11906" w:h="16838"/>
           <w:pgMar w:left="720" w:right="720" w:gutter="0" w:header="0" w:top="720" w:footer="432" w:bottom="720"/>
@@ -7021,7 +7755,7 @@
           <wp:inline distT="0" distB="0" distL="0" distR="0">
             <wp:extent cx="2785110" cy="1851025"/>
             <wp:effectExtent l="0" t="0" r="0" b="0"/>
-            <wp:docPr id="11" name="Slika 4" descr="Master Switch • FIA • Alfaholics"/>
+            <wp:docPr id="13" name="Slika 4" descr="Master Switch • FIA • Alfaholics"/>
             <wp:cNvGraphicFramePr>
               <a:graphicFrameLocks xmlns:a="http://schemas.openxmlformats.org/drawingml/2006/main" noChangeAspect="1"/>
             </wp:cNvGraphicFramePr>
@@ -7029,13 +7763,13 @@
               <a:graphicData uri="http://schemas.openxmlformats.org/drawingml/2006/picture">
                 <pic:pic xmlns:pic="http://schemas.openxmlformats.org/drawingml/2006/picture">
                   <pic:nvPicPr>
-                    <pic:cNvPr id="11" name="Slika 4" descr="Master Switch • FIA • Alfaholics"/>
+                    <pic:cNvPr id="13" name="Slika 4" descr="Master Switch • FIA • Alfaholics"/>
                     <pic:cNvPicPr>
                       <a:picLocks noChangeAspect="1" noChangeArrowheads="1"/>
                     </pic:cNvPicPr>
                   </pic:nvPicPr>
                   <pic:blipFill>
-                    <a:blip r:embed="rId15"/>
+                    <a:blip r:embed="rId17"/>
                     <a:stretch>
                       <a:fillRect/>
                     </a:stretch>
@@ -7085,7 +7819,7 @@
           <wp:inline distT="0" distB="0" distL="0" distR="0">
             <wp:extent cx="2264410" cy="2019300"/>
             <wp:effectExtent l="0" t="0" r="0" b="0"/>
-            <wp:docPr id="12" name="Slika 14" descr="EV Inspection Guide"/>
+            <wp:docPr id="14" name="Slika 14" descr="EV Inspection Guide"/>
             <wp:cNvGraphicFramePr>
               <a:graphicFrameLocks xmlns:a="http://schemas.openxmlformats.org/drawingml/2006/main" noChangeAspect="1"/>
             </wp:cNvGraphicFramePr>
@@ -7093,13 +7827,13 @@
               <a:graphicData uri="http://schemas.openxmlformats.org/drawingml/2006/picture">
                 <pic:pic xmlns:pic="http://schemas.openxmlformats.org/drawingml/2006/picture">
                   <pic:nvPicPr>
-                    <pic:cNvPr id="12" name="Slika 14" descr="EV Inspection Guide"/>
+                    <pic:cNvPr id="14" name="Slika 14" descr="EV Inspection Guide"/>
                     <pic:cNvPicPr>
                       <a:picLocks noChangeAspect="1" noChangeArrowheads="1"/>
                     </pic:cNvPicPr>
                   </pic:nvPicPr>
                   <pic:blipFill>
-                    <a:blip r:embed="rId16"/>
+                    <a:blip r:embed="rId18"/>
                     <a:stretch>
                       <a:fillRect/>
                     </a:stretch>
@@ -7161,7 +7895,7 @@
           <w:rFonts w:cs="Times New Roman"/>
           <w:lang w:val="sr-Latn-RS"/>
         </w:rPr>
-        <w:t>Odabrani LVMS je dostupan na sledećem linku:</w:t>
+        <w:t xml:space="preserve">Odabrani LVMS je dostupan na sledećem linku: </w:t>
       </w:r>
     </w:p>
     <w:p>
@@ -7568,7 +8302,21 @@
         <w:rPr>
           <w:lang w:val="sr-Latn-RS"/>
         </w:rPr>
-        <w:t>Korišćeno rešenje bazirano je na BSPD rešenju koje je dizajnirao tim sa Univerziteta Lankaster.</w:t>
+        <w:t xml:space="preserve">Korišćeno rešenje bazirano je na BSPD rešenju koje je dizajnirao tim sa Univerziteta </w:t>
+      </w:r>
+      <w:r>
+        <w:rPr>
+          <w:i/>
+          <w:iCs/>
+          <w:lang w:val="sr-Latn-RS"/>
+        </w:rPr>
+        <w:t>Lankaster</w:t>
+      </w:r>
+      <w:r>
+        <w:rPr>
+          <w:lang w:val="sr-Latn-RS"/>
+        </w:rPr>
+        <w:t>.</w:t>
       </w:r>
     </w:p>
     <w:p>
@@ -7612,7 +8360,7 @@
           <wp:inline distT="0" distB="0" distL="0" distR="0">
             <wp:extent cx="6640830" cy="3669030"/>
             <wp:effectExtent l="0" t="0" r="0" b="0"/>
-            <wp:docPr id="13" name="Slika 5" descr=""/>
+            <wp:docPr id="15" name="Slika 5" descr=""/>
             <wp:cNvGraphicFramePr>
               <a:graphicFrameLocks xmlns:a="http://schemas.openxmlformats.org/drawingml/2006/main" noChangeAspect="1"/>
             </wp:cNvGraphicFramePr>
@@ -7620,13 +8368,13 @@
               <a:graphicData uri="http://schemas.openxmlformats.org/drawingml/2006/picture">
                 <pic:pic xmlns:pic="http://schemas.openxmlformats.org/drawingml/2006/picture">
                   <pic:nvPicPr>
-                    <pic:cNvPr id="13" name="Slika 5" descr=""/>
+                    <pic:cNvPr id="15" name="Slika 5" descr=""/>
                     <pic:cNvPicPr>
                       <a:picLocks noChangeAspect="1" noChangeArrowheads="1"/>
                     </pic:cNvPicPr>
                   </pic:nvPicPr>
                   <pic:blipFill>
-                    <a:blip r:embed="rId17"/>
+                    <a:blip r:embed="rId19"/>
                     <a:stretch>
                       <a:fillRect/>
                     </a:stretch>
@@ -7665,29 +8413,22 @@
     <w:p>
       <w:pPr>
         <w:pStyle w:val="Normal"/>
-        <w:jc w:val="center"/>
-        <w:rPr>
-          <w:lang w:val="sr-Latn-RS"/>
-        </w:rPr>
-      </w:pPr>
-      <w:r>
-        <w:rPr>
-          <w:lang w:val="sr-Latn-RS"/>
-        </w:rPr>
-      </w:r>
-    </w:p>
-    <w:p>
-      <w:pPr>
-        <w:pStyle w:val="Normal"/>
-        <w:jc w:val="center"/>
-        <w:rPr>
-          <w:lang w:val="sr-Latn-RS"/>
-        </w:rPr>
-      </w:pPr>
-      <w:r>
-        <w:rPr>
-          <w:lang w:val="sr-Latn-RS"/>
-        </w:rPr>
+        <w:jc w:val="left"/>
+        <w:rPr/>
+      </w:pPr>
+      <w:r>
+        <w:rPr/>
+        <w:t>Taj signal se prosleđuje na SDC pločicu, gde se AND-uje sa IMD signalom.</w:t>
+      </w:r>
+    </w:p>
+    <w:p>
+      <w:pPr>
+        <w:pStyle w:val="Normal"/>
+        <w:jc w:val="left"/>
+        <w:rPr/>
+      </w:pPr>
+      <w:r>
+        <w:rPr/>
       </w:r>
     </w:p>
     <w:p>
@@ -8098,7 +8839,7 @@
           <wp:inline distT="0" distB="0" distL="0" distR="0">
             <wp:extent cx="5776595" cy="3101975"/>
             <wp:effectExtent l="0" t="0" r="0" b="0"/>
-            <wp:docPr id="14" name="Image3" descr=""/>
+            <wp:docPr id="16" name="Image3" descr=""/>
             <wp:cNvGraphicFramePr>
               <a:graphicFrameLocks xmlns:a="http://schemas.openxmlformats.org/drawingml/2006/main" noChangeAspect="1"/>
             </wp:cNvGraphicFramePr>
@@ -8106,13 +8847,13 @@
               <a:graphicData uri="http://schemas.openxmlformats.org/drawingml/2006/picture">
                 <pic:pic xmlns:pic="http://schemas.openxmlformats.org/drawingml/2006/picture">
                   <pic:nvPicPr>
-                    <pic:cNvPr id="14" name="Image3" descr=""/>
+                    <pic:cNvPr id="16" name="Image3" descr=""/>
                     <pic:cNvPicPr>
                       <a:picLocks noChangeAspect="1" noChangeArrowheads="1"/>
                     </pic:cNvPicPr>
                   </pic:nvPicPr>
                   <pic:blipFill>
-                    <a:blip r:embed="rId18"/>
+                    <a:blip r:embed="rId20"/>
                     <a:stretch>
                       <a:fillRect/>
                     </a:stretch>
@@ -8142,179 +8883,229 @@
         </w:rPr>
       </w:pPr>
       <w:r>
-        <w:rPr>
-          <w:lang w:val="sr-Latn-RS"/>
-        </w:rPr>
-        <w:t>Slika 3.6 Povezivanje IMD-a</w:t>
-      </w:r>
-    </w:p>
-    <w:p>
-      <w:pPr>
-        <w:pStyle w:val="Normal"/>
-        <w:rPr>
-          <w:lang w:val="sr-Latn-RS"/>
-        </w:rPr>
-      </w:pPr>
-      <w:r>
-        <w:rPr>
-          <w:lang w:val="sr-Latn-RS"/>
-        </w:rPr>
-      </w:r>
-    </w:p>
-    <w:p>
-      <w:pPr>
-        <w:pStyle w:val="Normal"/>
-        <w:rPr>
-          <w:lang w:val="sr-Latn-RS"/>
-        </w:rPr>
-      </w:pPr>
-      <w:r>
-        <w:rPr>
-          <w:lang w:val="sr-Latn-RS"/>
-        </w:rPr>
-      </w:r>
-    </w:p>
-    <w:p>
-      <w:pPr>
-        <w:pStyle w:val="Normal"/>
-        <w:rPr>
-          <w:lang w:val="sr-Latn-RS"/>
-        </w:rPr>
-      </w:pPr>
-      <w:r>
-        <w:rPr>
-          <w:lang w:val="sr-Latn-RS"/>
-        </w:rPr>
-      </w:r>
-    </w:p>
-    <w:p>
-      <w:pPr>
-        <w:pStyle w:val="Normal"/>
-        <w:rPr>
-          <w:lang w:val="sr-Latn-RS"/>
-        </w:rPr>
-      </w:pPr>
-      <w:r>
-        <w:rPr>
-          <w:lang w:val="sr-Latn-RS"/>
-        </w:rPr>
-      </w:r>
-    </w:p>
-    <w:p>
-      <w:pPr>
-        <w:pStyle w:val="Normal"/>
-        <w:rPr>
-          <w:lang w:val="sr-Latn-RS"/>
-        </w:rPr>
-      </w:pPr>
-      <w:r>
-        <w:rPr>
-          <w:lang w:val="sr-Latn-RS"/>
-        </w:rPr>
-      </w:r>
-    </w:p>
-    <w:p>
-      <w:pPr>
-        <w:pStyle w:val="Normal"/>
-        <w:rPr>
-          <w:lang w:val="sr-Latn-RS"/>
-        </w:rPr>
-      </w:pPr>
-      <w:r>
-        <w:rPr>
-          <w:lang w:val="sr-Latn-RS"/>
-        </w:rPr>
-      </w:r>
-    </w:p>
-    <w:p>
-      <w:pPr>
-        <w:pStyle w:val="Normal"/>
-        <w:rPr>
-          <w:lang w:val="sr-Latn-RS"/>
-        </w:rPr>
-      </w:pPr>
-      <w:r>
-        <w:rPr>
-          <w:lang w:val="sr-Latn-RS"/>
-        </w:rPr>
-      </w:r>
-    </w:p>
-    <w:p>
-      <w:pPr>
-        <w:pStyle w:val="Normal"/>
-        <w:rPr>
-          <w:lang w:val="sr-Latn-RS"/>
-        </w:rPr>
-      </w:pPr>
-      <w:r>
-        <w:rPr>
-          <w:lang w:val="sr-Latn-RS"/>
-        </w:rPr>
-      </w:r>
-    </w:p>
-    <w:p>
-      <w:pPr>
-        <w:pStyle w:val="Normal"/>
-        <w:rPr>
-          <w:lang w:val="sr-Latn-RS"/>
-        </w:rPr>
-      </w:pPr>
-      <w:r>
-        <w:rPr>
-          <w:lang w:val="sr-Latn-RS"/>
-        </w:rPr>
-      </w:r>
-    </w:p>
-    <w:p>
-      <w:pPr>
-        <w:pStyle w:val="Normal"/>
-        <w:rPr>
-          <w:lang w:val="sr-Latn-RS"/>
-        </w:rPr>
-      </w:pPr>
-      <w:r>
-        <w:rPr>
-          <w:lang w:val="sr-Latn-RS"/>
-        </w:rPr>
-      </w:r>
-    </w:p>
-    <w:p>
-      <w:pPr>
-        <w:pStyle w:val="Normal"/>
-        <w:rPr>
-          <w:lang w:val="sr-Latn-RS"/>
-        </w:rPr>
-      </w:pPr>
-      <w:r>
-        <w:rPr>
-          <w:lang w:val="sr-Latn-RS"/>
-        </w:rPr>
-      </w:r>
-    </w:p>
-    <w:p>
-      <w:pPr>
-        <w:pStyle w:val="Normal"/>
-        <w:rPr>
-          <w:lang w:val="sr-Latn-RS"/>
-        </w:rPr>
-      </w:pPr>
-      <w:r>
-        <w:rPr>
-          <w:lang w:val="sr-Latn-RS"/>
-        </w:rPr>
-      </w:r>
-    </w:p>
-    <w:p>
-      <w:pPr>
-        <w:pStyle w:val="Normal"/>
-        <w:rPr>
-          <w:lang w:val="sr-Latn-RS"/>
-        </w:rPr>
-      </w:pPr>
-      <w:r>
-        <w:rPr>
-          <w:lang w:val="sr-Latn-RS"/>
-        </w:rPr>
+        <w:rPr/>
+        <w:drawing>
+          <wp:anchor behindDoc="0" distT="0" distB="0" distL="0" distR="0" simplePos="0" locked="0" layoutInCell="0" allowOverlap="1" relativeHeight="70">
+            <wp:simplePos x="0" y="0"/>
+            <wp:positionH relativeFrom="column">
+              <wp:align>center</wp:align>
+            </wp:positionH>
+            <wp:positionV relativeFrom="paragraph">
+              <wp:posOffset>635</wp:posOffset>
+            </wp:positionV>
+            <wp:extent cx="5334000" cy="3343275"/>
+            <wp:effectExtent l="0" t="0" r="0" b="0"/>
+            <wp:wrapSquare wrapText="largest"/>
+            <wp:docPr id="17" name="Image12" descr=""/>
+            <wp:cNvGraphicFramePr>
+              <a:graphicFrameLocks xmlns:a="http://schemas.openxmlformats.org/drawingml/2006/main" noChangeAspect="1"/>
+            </wp:cNvGraphicFramePr>
+            <a:graphic xmlns:a="http://schemas.openxmlformats.org/drawingml/2006/main">
+              <a:graphicData uri="http://schemas.openxmlformats.org/drawingml/2006/picture">
+                <pic:pic xmlns:pic="http://schemas.openxmlformats.org/drawingml/2006/picture">
+                  <pic:nvPicPr>
+                    <pic:cNvPr id="17" name="Image12" descr=""/>
+                    <pic:cNvPicPr>
+                      <a:picLocks noChangeAspect="1" noChangeArrowheads="1"/>
+                    </pic:cNvPicPr>
+                  </pic:nvPicPr>
+                  <pic:blipFill>
+                    <a:blip r:embed="rId21"/>
+                    <a:stretch>
+                      <a:fillRect/>
+                    </a:stretch>
+                  </pic:blipFill>
+                  <pic:spPr bwMode="auto">
+                    <a:xfrm>
+                      <a:off x="0" y="0"/>
+                      <a:ext cx="5334000" cy="3343275"/>
+                    </a:xfrm>
+                    <a:prstGeom prst="rect">
+                      <a:avLst/>
+                    </a:prstGeom>
+                  </pic:spPr>
+                </pic:pic>
+              </a:graphicData>
+            </a:graphic>
+          </wp:anchor>
+        </w:drawing>
+      </w:r>
+    </w:p>
+    <w:p>
+      <w:pPr>
+        <w:pStyle w:val="Normal"/>
+        <w:rPr>
+          <w:lang w:val="sr-Latn-RS"/>
+        </w:rPr>
+      </w:pPr>
+      <w:r>
+        <w:rPr>
+          <w:lang w:val="sr-Latn-RS"/>
+        </w:rPr>
+      </w:r>
+    </w:p>
+    <w:p>
+      <w:pPr>
+        <w:pStyle w:val="Normal"/>
+        <w:rPr>
+          <w:lang w:val="sr-Latn-RS"/>
+        </w:rPr>
+      </w:pPr>
+      <w:r>
+        <w:rPr>
+          <w:lang w:val="sr-Latn-RS"/>
+        </w:rPr>
+      </w:r>
+    </w:p>
+    <w:p>
+      <w:pPr>
+        <w:pStyle w:val="Normal"/>
+        <w:rPr>
+          <w:lang w:val="sr-Latn-RS"/>
+        </w:rPr>
+      </w:pPr>
+      <w:r>
+        <w:rPr>
+          <w:lang w:val="sr-Latn-RS"/>
+        </w:rPr>
+      </w:r>
+    </w:p>
+    <w:p>
+      <w:pPr>
+        <w:pStyle w:val="Normal"/>
+        <w:rPr>
+          <w:lang w:val="sr-Latn-RS"/>
+        </w:rPr>
+      </w:pPr>
+      <w:r>
+        <w:rPr>
+          <w:lang w:val="sr-Latn-RS"/>
+        </w:rPr>
+      </w:r>
+    </w:p>
+    <w:p>
+      <w:pPr>
+        <w:pStyle w:val="Normal"/>
+        <w:rPr>
+          <w:lang w:val="sr-Latn-RS"/>
+        </w:rPr>
+      </w:pPr>
+      <w:r>
+        <w:rPr>
+          <w:lang w:val="sr-Latn-RS"/>
+        </w:rPr>
+      </w:r>
+    </w:p>
+    <w:p>
+      <w:pPr>
+        <w:pStyle w:val="Normal"/>
+        <w:rPr>
+          <w:lang w:val="sr-Latn-RS"/>
+        </w:rPr>
+      </w:pPr>
+      <w:r>
+        <w:rPr>
+          <w:lang w:val="sr-Latn-RS"/>
+        </w:rPr>
+      </w:r>
+    </w:p>
+    <w:p>
+      <w:pPr>
+        <w:pStyle w:val="Normal"/>
+        <w:rPr>
+          <w:lang w:val="sr-Latn-RS"/>
+        </w:rPr>
+      </w:pPr>
+      <w:r>
+        <w:rPr>
+          <w:lang w:val="sr-Latn-RS"/>
+        </w:rPr>
+      </w:r>
+    </w:p>
+    <w:p>
+      <w:pPr>
+        <w:pStyle w:val="Normal"/>
+        <w:rPr>
+          <w:lang w:val="sr-Latn-RS"/>
+        </w:rPr>
+      </w:pPr>
+      <w:r>
+        <w:rPr>
+          <w:lang w:val="sr-Latn-RS"/>
+        </w:rPr>
+      </w:r>
+    </w:p>
+    <w:p>
+      <w:pPr>
+        <w:pStyle w:val="Normal"/>
+        <w:rPr>
+          <w:lang w:val="sr-Latn-RS"/>
+        </w:rPr>
+      </w:pPr>
+      <w:r>
+        <w:rPr>
+          <w:lang w:val="sr-Latn-RS"/>
+        </w:rPr>
+      </w:r>
+    </w:p>
+    <w:p>
+      <w:pPr>
+        <w:pStyle w:val="Normal"/>
+        <w:rPr>
+          <w:lang w:val="sr-Latn-RS"/>
+        </w:rPr>
+      </w:pPr>
+      <w:r>
+        <w:rPr>
+          <w:lang w:val="sr-Latn-RS"/>
+        </w:rPr>
+      </w:r>
+    </w:p>
+    <w:p>
+      <w:pPr>
+        <w:pStyle w:val="Normal"/>
+        <w:rPr>
+          <w:lang w:val="sr-Latn-RS"/>
+        </w:rPr>
+      </w:pPr>
+      <w:r>
+        <w:rPr>
+          <w:lang w:val="sr-Latn-RS"/>
+        </w:rPr>
+      </w:r>
+    </w:p>
+    <w:p>
+      <w:pPr>
+        <w:pStyle w:val="Normal"/>
+        <w:rPr>
+          <w:lang w:val="sr-Latn-RS"/>
+        </w:rPr>
+      </w:pPr>
+      <w:r>
+        <w:rPr>
+          <w:lang w:val="sr-Latn-RS"/>
+        </w:rPr>
+      </w:r>
+    </w:p>
+    <w:p>
+      <w:pPr>
+        <w:pStyle w:val="Normal"/>
+        <w:jc w:val="center"/>
+        <w:rPr>
+          <w:lang w:val="sr-Latn-RS"/>
+        </w:rPr>
+      </w:pPr>
+      <w:r>
+        <w:rPr/>
+        <w:t>Slik</w:t>
+      </w:r>
+      <w:r>
+        <w:rPr/>
+        <w:t>e</w:t>
+      </w:r>
+      <w:r>
+        <w:rPr/>
+        <w:t xml:space="preserve"> 3.6 Povezivanje IMD-a</w:t>
       </w:r>
     </w:p>
     <w:p>
@@ -8783,7 +9574,7 @@
           <wp:inline distT="0" distB="0" distL="0" distR="0">
             <wp:extent cx="4576445" cy="3067050"/>
             <wp:effectExtent l="0" t="0" r="0" b="0"/>
-            <wp:docPr id="15" name="Image4" descr=""/>
+            <wp:docPr id="18" name="Image4" descr=""/>
             <wp:cNvGraphicFramePr>
               <a:graphicFrameLocks xmlns:a="http://schemas.openxmlformats.org/drawingml/2006/main" noChangeAspect="1"/>
             </wp:cNvGraphicFramePr>
@@ -8791,13 +9582,13 @@
               <a:graphicData uri="http://schemas.openxmlformats.org/drawingml/2006/picture">
                 <pic:pic xmlns:pic="http://schemas.openxmlformats.org/drawingml/2006/picture">
                   <pic:nvPicPr>
-                    <pic:cNvPr id="15" name="Image4" descr=""/>
+                    <pic:cNvPr id="18" name="Image4" descr=""/>
                     <pic:cNvPicPr>
                       <a:picLocks noChangeAspect="1" noChangeArrowheads="1"/>
                     </pic:cNvPicPr>
                   </pic:nvPicPr>
                   <pic:blipFill>
-                    <a:blip r:embed="rId19"/>
+                    <a:blip r:embed="rId22"/>
                     <a:stretch>
                       <a:fillRect/>
                     </a:stretch>
@@ -8821,156 +9612,185 @@
     <w:p>
       <w:pPr>
         <w:pStyle w:val="Normal"/>
+        <w:numPr>
+          <w:ilvl w:val="0"/>
+          <w:numId w:val="0"/>
+        </w:numPr>
+        <w:ind w:hanging="0" w:left="1440"/>
+        <w:rPr>
+          <w:lang w:val="sr-Latn-RS"/>
+        </w:rPr>
+      </w:pPr>
+      <w:r>
+        <w:rPr/>
+        <w:drawing>
+          <wp:anchor behindDoc="0" distT="0" distB="0" distL="0" distR="0" simplePos="0" locked="0" layoutInCell="0" allowOverlap="1" relativeHeight="68">
+            <wp:simplePos x="0" y="0"/>
+            <wp:positionH relativeFrom="column">
+              <wp:align>center</wp:align>
+            </wp:positionH>
+            <wp:positionV relativeFrom="paragraph">
+              <wp:posOffset>635</wp:posOffset>
+            </wp:positionV>
+            <wp:extent cx="4057650" cy="2638425"/>
+            <wp:effectExtent l="0" t="0" r="0" b="0"/>
+            <wp:wrapSquare wrapText="largest"/>
+            <wp:docPr id="19" name="Image13" descr=""/>
+            <wp:cNvGraphicFramePr>
+              <a:graphicFrameLocks xmlns:a="http://schemas.openxmlformats.org/drawingml/2006/main" noChangeAspect="1"/>
+            </wp:cNvGraphicFramePr>
+            <a:graphic xmlns:a="http://schemas.openxmlformats.org/drawingml/2006/main">
+              <a:graphicData uri="http://schemas.openxmlformats.org/drawingml/2006/picture">
+                <pic:pic xmlns:pic="http://schemas.openxmlformats.org/drawingml/2006/picture">
+                  <pic:nvPicPr>
+                    <pic:cNvPr id="19" name="Image13" descr=""/>
+                    <pic:cNvPicPr>
+                      <a:picLocks noChangeAspect="1" noChangeArrowheads="1"/>
+                    </pic:cNvPicPr>
+                  </pic:nvPicPr>
+                  <pic:blipFill>
+                    <a:blip r:embed="rId23"/>
+                    <a:stretch>
+                      <a:fillRect/>
+                    </a:stretch>
+                  </pic:blipFill>
+                  <pic:spPr bwMode="auto">
+                    <a:xfrm>
+                      <a:off x="0" y="0"/>
+                      <a:ext cx="4057650" cy="2638425"/>
+                    </a:xfrm>
+                    <a:prstGeom prst="rect">
+                      <a:avLst/>
+                    </a:prstGeom>
+                  </pic:spPr>
+                </pic:pic>
+              </a:graphicData>
+            </a:graphic>
+          </wp:anchor>
+        </w:drawing>
+      </w:r>
+    </w:p>
+    <w:p>
+      <w:pPr>
+        <w:pStyle w:val="Normal"/>
         <w:jc w:val="center"/>
         <w:rPr>
           <w:lang w:val="sr-Latn-RS"/>
         </w:rPr>
       </w:pPr>
       <w:r>
+        <w:rPr/>
+      </w:r>
+    </w:p>
+    <w:p>
+      <w:pPr>
+        <w:pStyle w:val="Normal"/>
+        <w:jc w:val="center"/>
+        <w:rPr>
+          <w:lang w:val="sr-Latn-RS"/>
+        </w:rPr>
+      </w:pPr>
+      <w:r>
+        <w:rPr/>
+      </w:r>
+    </w:p>
+    <w:p>
+      <w:pPr>
+        <w:pStyle w:val="Normal"/>
+        <w:jc w:val="center"/>
+        <w:rPr>
+          <w:lang w:val="sr-Latn-RS"/>
+        </w:rPr>
+      </w:pPr>
+      <w:r>
+        <w:rPr/>
+      </w:r>
+    </w:p>
+    <w:p>
+      <w:pPr>
+        <w:pStyle w:val="Normal"/>
+        <w:jc w:val="center"/>
+        <w:rPr>
+          <w:lang w:val="sr-Latn-RS"/>
+        </w:rPr>
+      </w:pPr>
+      <w:r>
+        <w:rPr/>
+      </w:r>
+    </w:p>
+    <w:p>
+      <w:pPr>
+        <w:pStyle w:val="Normal"/>
+        <w:jc w:val="center"/>
+        <w:rPr>
+          <w:lang w:val="sr-Latn-RS"/>
+        </w:rPr>
+      </w:pPr>
+      <w:r>
+        <w:rPr/>
+      </w:r>
+    </w:p>
+    <w:p>
+      <w:pPr>
+        <w:pStyle w:val="Normal"/>
+        <w:jc w:val="center"/>
+        <w:rPr>
+          <w:lang w:val="sr-Latn-RS"/>
+        </w:rPr>
+      </w:pPr>
+      <w:r>
+        <w:rPr/>
+      </w:r>
+    </w:p>
+    <w:p>
+      <w:pPr>
+        <w:pStyle w:val="Normal"/>
+        <w:jc w:val="center"/>
+        <w:rPr>
+          <w:lang w:val="sr-Latn-RS"/>
+        </w:rPr>
+      </w:pPr>
+      <w:r>
+        <w:rPr/>
+      </w:r>
+    </w:p>
+    <w:p>
+      <w:pPr>
+        <w:pStyle w:val="Normal"/>
+        <w:jc w:val="center"/>
+        <w:rPr>
+          <w:lang w:val="sr-Latn-RS"/>
+        </w:rPr>
+      </w:pPr>
+      <w:r>
+        <w:rPr/>
+      </w:r>
+    </w:p>
+    <w:p>
+      <w:pPr>
+        <w:pStyle w:val="Normal"/>
+        <w:jc w:val="center"/>
+        <w:rPr>
+          <w:lang w:val="sr-Latn-RS"/>
+        </w:rPr>
+      </w:pPr>
+      <w:r>
+        <w:rPr/>
+      </w:r>
+    </w:p>
+    <w:p>
+      <w:pPr>
+        <w:pStyle w:val="Normal"/>
+        <w:jc w:val="center"/>
+        <w:rPr>
+          <w:lang w:val="sr-Latn-RS"/>
+        </w:rPr>
+      </w:pPr>
+      <w:r>
         <w:rPr>
           <w:lang w:val="sr-Latn-RS"/>
         </w:rPr>
         <w:t>Slike 3.7 Povezivanje AMS-a</w:t>
-      </w:r>
-    </w:p>
-    <w:p>
-      <w:pPr>
-        <w:pStyle w:val="Normal"/>
-        <w:jc w:val="center"/>
-        <w:rPr>
-          <w:lang w:val="sr-Latn-RS"/>
-        </w:rPr>
-      </w:pPr>
-      <w:r>
-        <w:rPr>
-          <w:lang w:val="sr-Latn-RS"/>
-        </w:rPr>
-      </w:r>
-    </w:p>
-    <w:p>
-      <w:pPr>
-        <w:pStyle w:val="Normal"/>
-        <w:jc w:val="center"/>
-        <w:rPr>
-          <w:lang w:val="sr-Latn-RS"/>
-        </w:rPr>
-      </w:pPr>
-      <w:r>
-        <w:rPr>
-          <w:lang w:val="sr-Latn-RS"/>
-        </w:rPr>
-      </w:r>
-    </w:p>
-    <w:p>
-      <w:pPr>
-        <w:pStyle w:val="Normal"/>
-        <w:jc w:val="center"/>
-        <w:rPr>
-          <w:lang w:val="sr-Latn-RS"/>
-        </w:rPr>
-      </w:pPr>
-      <w:r>
-        <w:rPr>
-          <w:lang w:val="sr-Latn-RS"/>
-        </w:rPr>
-      </w:r>
-    </w:p>
-    <w:p>
-      <w:pPr>
-        <w:pStyle w:val="Normal"/>
-        <w:jc w:val="center"/>
-        <w:rPr>
-          <w:lang w:val="sr-Latn-RS"/>
-        </w:rPr>
-      </w:pPr>
-      <w:r>
-        <w:rPr>
-          <w:lang w:val="sr-Latn-RS"/>
-        </w:rPr>
-      </w:r>
-    </w:p>
-    <w:p>
-      <w:pPr>
-        <w:pStyle w:val="Normal"/>
-        <w:jc w:val="center"/>
-        <w:rPr>
-          <w:lang w:val="sr-Latn-RS"/>
-        </w:rPr>
-      </w:pPr>
-      <w:r>
-        <w:rPr>
-          <w:lang w:val="sr-Latn-RS"/>
-        </w:rPr>
-      </w:r>
-    </w:p>
-    <w:p>
-      <w:pPr>
-        <w:pStyle w:val="Normal"/>
-        <w:jc w:val="center"/>
-        <w:rPr>
-          <w:lang w:val="sr-Latn-RS"/>
-        </w:rPr>
-      </w:pPr>
-      <w:r>
-        <w:rPr>
-          <w:lang w:val="sr-Latn-RS"/>
-        </w:rPr>
-      </w:r>
-    </w:p>
-    <w:p>
-      <w:pPr>
-        <w:pStyle w:val="Normal"/>
-        <w:jc w:val="center"/>
-        <w:rPr>
-          <w:lang w:val="sr-Latn-RS"/>
-        </w:rPr>
-      </w:pPr>
-      <w:r>
-        <w:rPr>
-          <w:lang w:val="sr-Latn-RS"/>
-        </w:rPr>
-      </w:r>
-    </w:p>
-    <w:p>
-      <w:pPr>
-        <w:pStyle w:val="Normal"/>
-        <w:jc w:val="center"/>
-        <w:rPr>
-          <w:lang w:val="sr-Latn-RS"/>
-        </w:rPr>
-      </w:pPr>
-      <w:r>
-        <w:rPr>
-          <w:lang w:val="sr-Latn-RS"/>
-        </w:rPr>
-      </w:r>
-    </w:p>
-    <w:p>
-      <w:pPr>
-        <w:pStyle w:val="Normal"/>
-        <w:jc w:val="center"/>
-        <w:rPr>
-          <w:lang w:val="sr-Latn-RS"/>
-        </w:rPr>
-      </w:pPr>
-      <w:r>
-        <w:rPr>
-          <w:lang w:val="sr-Latn-RS"/>
-        </w:rPr>
-      </w:r>
-    </w:p>
-    <w:p>
-      <w:pPr>
-        <w:pStyle w:val="Normal"/>
-        <w:jc w:val="center"/>
-        <w:rPr>
-          <w:lang w:val="sr-Latn-RS"/>
-        </w:rPr>
-      </w:pPr>
-      <w:r>
-        <w:rPr>
-          <w:lang w:val="sr-Latn-RS"/>
-        </w:rPr>
       </w:r>
     </w:p>
     <w:p>
@@ -9006,7 +9826,23 @@
           <w:szCs w:val="28"/>
           <w:lang w:val="sr-Latn-RS"/>
         </w:rPr>
-        <w:t>AMS i IMD leč</w:t>
+        <w:t xml:space="preserve">AMS, </w:t>
+      </w:r>
+      <w:r>
+        <w:rPr>
+          <w:iCs/>
+          <w:szCs w:val="28"/>
+          <w:lang w:val="sr-Latn-RS"/>
+        </w:rPr>
+        <w:t>BSPD i</w:t>
+      </w:r>
+      <w:r>
+        <w:rPr>
+          <w:iCs/>
+          <w:szCs w:val="28"/>
+          <w:lang w:val="sr-Latn-RS"/>
+        </w:rPr>
+        <w:t xml:space="preserve"> IMD leč</w:t>
       </w:r>
     </w:p>
     <w:p>
@@ -9022,23 +9858,72 @@
           <w:rFonts w:cs="Aptos" w:cstheme="minorHAnsi"/>
           <w:lang w:val="sr-Latn-RS"/>
         </w:rPr>
-        <w:t>Pošto je potrebno dobiti HIGH izlaz (za zatvaranje releja u serijskoj vezi SDC) samo kada su oba signala u stanju „OK“, nije moguće direktno povezati ova dva signala na AND kolo.</w:t>
-      </w:r>
-    </w:p>
-    <w:p>
-      <w:pPr>
-        <w:pStyle w:val="Normal"/>
+        <w:t xml:space="preserve">Pošto je potrebno dobiti HIGH izlaz (za zatvaranje releja u serijskoj vezi SDC) samo kada su </w:t>
+      </w:r>
+      <w:r>
         <w:rPr>
           <w:rFonts w:cs="Aptos" w:cstheme="minorHAnsi"/>
           <w:lang w:val="sr-Latn-RS"/>
         </w:rPr>
-      </w:pPr>
+        <w:t>sva tri</w:t>
+      </w:r>
       <w:r>
         <w:rPr>
           <w:rFonts w:cs="Aptos" w:cstheme="minorHAnsi"/>
           <w:lang w:val="sr-Latn-RS"/>
         </w:rPr>
-        <w:t>Rešenje je implementacija AND funkcije pomoću NAND kapija iz čipa CD4093:</w:t>
+        <w:t xml:space="preserve"> signala u stanju „OK“, </w:t>
+      </w:r>
+      <w:r>
+        <w:rPr>
+          <w:rFonts w:cs="Aptos" w:cstheme="minorHAnsi"/>
+          <w:lang w:val="sr-Latn-RS"/>
+        </w:rPr>
+        <w:t>a AMS radi na inverznoj logici,</w:t>
+      </w:r>
+      <w:r>
+        <w:rPr>
+          <w:rFonts w:cs="Aptos" w:cstheme="minorHAnsi"/>
+          <w:lang w:val="sr-Latn-RS"/>
+        </w:rPr>
+        <w:t xml:space="preserve"> nije moguće direktno povezati ova </w:t>
+      </w:r>
+      <w:r>
+        <w:rPr>
+          <w:rFonts w:cs="Aptos" w:cstheme="minorHAnsi"/>
+          <w:lang w:val="sr-Latn-RS"/>
+        </w:rPr>
+        <w:t>tri</w:t>
+      </w:r>
+      <w:r>
+        <w:rPr>
+          <w:rFonts w:cs="Aptos" w:cstheme="minorHAnsi"/>
+          <w:lang w:val="sr-Latn-RS"/>
+        </w:rPr>
+        <w:t xml:space="preserve"> signala na AND kolo.</w:t>
+      </w:r>
+    </w:p>
+    <w:p>
+      <w:pPr>
+        <w:pStyle w:val="Normal"/>
+        <w:rPr>
+          <w:rFonts w:cs="Aptos" w:cstheme="minorHAnsi"/>
+          <w:lang w:val="sr-Latn-RS"/>
+        </w:rPr>
+      </w:pPr>
+      <w:r>
+        <w:rPr>
+          <w:rFonts w:cs="Aptos" w:cstheme="minorHAnsi"/>
+          <w:lang w:val="sr-Latn-RS"/>
+        </w:rPr>
+        <w:t>Stoga je leč mehanizam implementiran na sledeći način</w:t>
+      </w:r>
+      <w:r>
+        <w:rPr>
+          <w:rFonts w:cs="Aptos" w:cstheme="minorHAnsi"/>
+          <w:lang w:val="sr-Latn-RS"/>
+        </w:rPr>
+        <w:t>:</w:t>
       </w:r>
     </w:p>
     <w:p>
@@ -9058,7 +9943,140 @@
           <w:rFonts w:cs="Aptos" w:cstheme="minorHAnsi"/>
           <w:lang w:val="sr-Latn-RS"/>
         </w:rPr>
-        <w:t>Ulazi se najpre dovode na dve NAND kapije kako bi se formirali odgovarajući invertovani signali.</w:t>
+        <w:t>Najpre se, zbog identične logike rada, BSPD i IMD dovode na AND kolo.</w:t>
+      </w:r>
+    </w:p>
+    <w:p>
+      <w:pPr>
+        <w:pStyle w:val="Normal"/>
+        <w:rPr>
+          <w:rFonts w:cs="Aptos" w:cstheme="minorHAnsi"/>
+          <w:lang w:val="sr-Latn-RS"/>
+        </w:rPr>
+      </w:pPr>
+      <w:r>
+        <w:rPr/>
+        <w:drawing>
+          <wp:anchor behindDoc="0" distT="0" distB="0" distL="0" distR="0" simplePos="0" locked="0" layoutInCell="0" allowOverlap="1" relativeHeight="71">
+            <wp:simplePos x="0" y="0"/>
+            <wp:positionH relativeFrom="column">
+              <wp:align>center</wp:align>
+            </wp:positionH>
+            <wp:positionV relativeFrom="paragraph">
+              <wp:posOffset>635</wp:posOffset>
+            </wp:positionV>
+            <wp:extent cx="4600575" cy="1628775"/>
+            <wp:effectExtent l="0" t="0" r="0" b="0"/>
+            <wp:wrapSquare wrapText="largest"/>
+            <wp:docPr id="20" name="Image14" descr=""/>
+            <wp:cNvGraphicFramePr>
+              <a:graphicFrameLocks xmlns:a="http://schemas.openxmlformats.org/drawingml/2006/main" noChangeAspect="1"/>
+            </wp:cNvGraphicFramePr>
+            <a:graphic xmlns:a="http://schemas.openxmlformats.org/drawingml/2006/main">
+              <a:graphicData uri="http://schemas.openxmlformats.org/drawingml/2006/picture">
+                <pic:pic xmlns:pic="http://schemas.openxmlformats.org/drawingml/2006/picture">
+                  <pic:nvPicPr>
+                    <pic:cNvPr id="20" name="Image14" descr=""/>
+                    <pic:cNvPicPr>
+                      <a:picLocks noChangeAspect="1" noChangeArrowheads="1"/>
+                    </pic:cNvPicPr>
+                  </pic:nvPicPr>
+                  <pic:blipFill>
+                    <a:blip r:embed="rId24"/>
+                    <a:stretch>
+                      <a:fillRect/>
+                    </a:stretch>
+                  </pic:blipFill>
+                  <pic:spPr bwMode="auto">
+                    <a:xfrm>
+                      <a:off x="0" y="0"/>
+                      <a:ext cx="4600575" cy="1628775"/>
+                    </a:xfrm>
+                    <a:prstGeom prst="rect">
+                      <a:avLst/>
+                    </a:prstGeom>
+                  </pic:spPr>
+                </pic:pic>
+              </a:graphicData>
+            </a:graphic>
+          </wp:anchor>
+        </w:drawing>
+      </w:r>
+    </w:p>
+    <w:p>
+      <w:pPr>
+        <w:pStyle w:val="Normal"/>
+        <w:rPr>
+          <w:rFonts w:cs="Aptos" w:cstheme="minorHAnsi"/>
+          <w:lang w:val="sr-Latn-RS"/>
+        </w:rPr>
+      </w:pPr>
+      <w:r>
+        <w:rPr/>
+      </w:r>
+    </w:p>
+    <w:p>
+      <w:pPr>
+        <w:pStyle w:val="Normal"/>
+        <w:rPr>
+          <w:rFonts w:cs="Aptos" w:cstheme="minorHAnsi"/>
+          <w:lang w:val="sr-Latn-RS"/>
+        </w:rPr>
+      </w:pPr>
+      <w:r>
+        <w:rPr/>
+      </w:r>
+    </w:p>
+    <w:p>
+      <w:pPr>
+        <w:pStyle w:val="Normal"/>
+        <w:rPr>
+          <w:rFonts w:cs="Aptos" w:cstheme="minorHAnsi"/>
+          <w:lang w:val="sr-Latn-RS"/>
+        </w:rPr>
+      </w:pPr>
+      <w:r>
+        <w:rPr/>
+      </w:r>
+    </w:p>
+    <w:p>
+      <w:pPr>
+        <w:pStyle w:val="Normal"/>
+        <w:rPr>
+          <w:rFonts w:cs="Aptos" w:cstheme="minorHAnsi"/>
+          <w:lang w:val="sr-Latn-RS"/>
+        </w:rPr>
+      </w:pPr>
+      <w:r>
+        <w:rPr/>
+      </w:r>
+    </w:p>
+    <w:p>
+      <w:pPr>
+        <w:pStyle w:val="Normal"/>
+        <w:rPr>
+          <w:rFonts w:cs="Aptos" w:cstheme="minorHAnsi"/>
+          <w:lang w:val="sr-Latn-RS"/>
+        </w:rPr>
+      </w:pPr>
+      <w:r>
+        <w:rPr/>
+      </w:r>
+    </w:p>
+    <w:p>
+      <w:pPr>
+        <w:pStyle w:val="Normal"/>
+        <w:jc w:val="center"/>
+        <w:rPr>
+          <w:lang w:val="sr-Latn-RS"/>
+        </w:rPr>
+      </w:pPr>
+      <w:r>
+        <w:rPr>
+          <w:rFonts w:cs="Aptos" w:cstheme="minorHAnsi"/>
+          <w:lang w:val="sr-Latn-RS"/>
+        </w:rPr>
+        <w:t xml:space="preserve">Slika 3.8a BSPD &amp; IMD </w:t>
       </w:r>
     </w:p>
     <w:p>
@@ -9078,22 +10096,278 @@
           <w:rFonts w:cs="Aptos" w:cstheme="minorHAnsi"/>
           <w:lang w:val="sr-Latn-RS"/>
         </w:rPr>
-        <w:t>Njihovi izlazi se zatim vode na treću NAND kapiju, koja invertuje rezultat i daje željeni AND izlaz.</w:t>
-      </w:r>
-    </w:p>
-    <w:p>
-      <w:pPr>
-        <w:pStyle w:val="Normal"/>
+        <w:t>Potom se taj AND-ovan signal dovodi, zajedno sa AMS signalom, na</w:t>
+      </w:r>
+      <w:r>
         <w:rPr>
           <w:rFonts w:cs="Aptos" w:cstheme="minorHAnsi"/>
           <w:lang w:val="sr-Latn-RS"/>
         </w:rPr>
-      </w:pPr>
+        <w:t xml:space="preserve"> dve NAND kapije kako bi se formirali odgovarajući invertovani signali. </w:t>
+      </w:r>
       <w:r>
         <w:rPr>
           <w:rFonts w:cs="Aptos" w:cstheme="minorHAnsi"/>
           <w:lang w:val="sr-Latn-RS"/>
         </w:rPr>
+        <w:t>Nj</w:t>
+      </w:r>
+      <w:r>
+        <w:rPr>
+          <w:rFonts w:cs="Aptos" w:cstheme="minorHAnsi"/>
+          <w:lang w:val="sr-Latn-RS"/>
+        </w:rPr>
+        <w:t xml:space="preserve">ihovi izlazi se zatim vode na treću NAND kapiju, koja invertuje rezultat i daje željeni AND izlaz – </w:t>
+      </w:r>
+      <w:r>
+        <w:rPr>
+          <w:rFonts w:cs="Aptos" w:cstheme="minorHAnsi"/>
+          <w:lang w:val="sr-Latn-RS"/>
+        </w:rPr>
+        <w:t>odnosno dobijamo HIGH izlaz kada je sve OK, i LOW u slučaju greške</w:t>
+      </w:r>
+      <w:r>
+        <w:rPr>
+          <w:rFonts w:cs="Aptos" w:cstheme="minorHAnsi"/>
+          <w:lang w:val="sr-Latn-RS"/>
+        </w:rPr>
+        <w:t>.</w:t>
+      </w:r>
+    </w:p>
+    <w:p>
+      <w:pPr>
+        <w:pStyle w:val="Normal"/>
+        <w:rPr>
+          <w:rFonts w:cs="Aptos" w:cstheme="minorHAnsi"/>
+          <w:lang w:val="sr-Latn-RS"/>
+        </w:rPr>
+      </w:pPr>
+      <w:r>
+        <w:rPr/>
+        <w:drawing>
+          <wp:anchor behindDoc="0" distT="0" distB="0" distL="0" distR="0" simplePos="0" locked="0" layoutInCell="0" allowOverlap="1" relativeHeight="72">
+            <wp:simplePos x="0" y="0"/>
+            <wp:positionH relativeFrom="column">
+              <wp:align>center</wp:align>
+            </wp:positionH>
+            <wp:positionV relativeFrom="paragraph">
+              <wp:posOffset>635</wp:posOffset>
+            </wp:positionV>
+            <wp:extent cx="5467350" cy="3638550"/>
+            <wp:effectExtent l="0" t="0" r="0" b="0"/>
+            <wp:wrapSquare wrapText="largest"/>
+            <wp:docPr id="21" name="Image15" descr=""/>
+            <wp:cNvGraphicFramePr>
+              <a:graphicFrameLocks xmlns:a="http://schemas.openxmlformats.org/drawingml/2006/main" noChangeAspect="1"/>
+            </wp:cNvGraphicFramePr>
+            <a:graphic xmlns:a="http://schemas.openxmlformats.org/drawingml/2006/main">
+              <a:graphicData uri="http://schemas.openxmlformats.org/drawingml/2006/picture">
+                <pic:pic xmlns:pic="http://schemas.openxmlformats.org/drawingml/2006/picture">
+                  <pic:nvPicPr>
+                    <pic:cNvPr id="21" name="Image15" descr=""/>
+                    <pic:cNvPicPr>
+                      <a:picLocks noChangeAspect="1" noChangeArrowheads="1"/>
+                    </pic:cNvPicPr>
+                  </pic:nvPicPr>
+                  <pic:blipFill>
+                    <a:blip r:embed="rId25"/>
+                    <a:stretch>
+                      <a:fillRect/>
+                    </a:stretch>
+                  </pic:blipFill>
+                  <pic:spPr bwMode="auto">
+                    <a:xfrm>
+                      <a:off x="0" y="0"/>
+                      <a:ext cx="5467350" cy="3638550"/>
+                    </a:xfrm>
+                    <a:prstGeom prst="rect">
+                      <a:avLst/>
+                    </a:prstGeom>
+                  </pic:spPr>
+                </pic:pic>
+              </a:graphicData>
+            </a:graphic>
+          </wp:anchor>
+        </w:drawing>
+      </w:r>
+    </w:p>
+    <w:p>
+      <w:pPr>
+        <w:pStyle w:val="Normal"/>
+        <w:rPr>
+          <w:rFonts w:cs="Aptos" w:cstheme="minorHAnsi"/>
+          <w:lang w:val="sr-Latn-RS"/>
+        </w:rPr>
+      </w:pPr>
+      <w:r>
+        <w:rPr/>
+      </w:r>
+    </w:p>
+    <w:p>
+      <w:pPr>
+        <w:pStyle w:val="Normal"/>
+        <w:rPr>
+          <w:rFonts w:cs="Aptos" w:cstheme="minorHAnsi"/>
+          <w:lang w:val="sr-Latn-RS"/>
+        </w:rPr>
+      </w:pPr>
+      <w:r>
+        <w:rPr/>
+      </w:r>
+    </w:p>
+    <w:p>
+      <w:pPr>
+        <w:pStyle w:val="Normal"/>
+        <w:rPr>
+          <w:rFonts w:cs="Aptos" w:cstheme="minorHAnsi"/>
+          <w:lang w:val="sr-Latn-RS"/>
+        </w:rPr>
+      </w:pPr>
+      <w:r>
+        <w:rPr/>
+      </w:r>
+    </w:p>
+    <w:p>
+      <w:pPr>
+        <w:pStyle w:val="Normal"/>
+        <w:rPr>
+          <w:rFonts w:cs="Aptos" w:cstheme="minorHAnsi"/>
+          <w:lang w:val="sr-Latn-RS"/>
+        </w:rPr>
+      </w:pPr>
+      <w:r>
+        <w:rPr/>
+      </w:r>
+    </w:p>
+    <w:p>
+      <w:pPr>
+        <w:pStyle w:val="Normal"/>
+        <w:rPr>
+          <w:rFonts w:cs="Aptos" w:cstheme="minorHAnsi"/>
+          <w:lang w:val="sr-Latn-RS"/>
+        </w:rPr>
+      </w:pPr>
+      <w:r>
+        <w:rPr/>
+      </w:r>
+    </w:p>
+    <w:p>
+      <w:pPr>
+        <w:pStyle w:val="Normal"/>
+        <w:rPr>
+          <w:rFonts w:cs="Aptos" w:cstheme="minorHAnsi"/>
+          <w:lang w:val="sr-Latn-RS"/>
+        </w:rPr>
+      </w:pPr>
+      <w:r>
+        <w:rPr/>
+      </w:r>
+    </w:p>
+    <w:p>
+      <w:pPr>
+        <w:pStyle w:val="Normal"/>
+        <w:rPr>
+          <w:rFonts w:cs="Aptos" w:cstheme="minorHAnsi"/>
+          <w:lang w:val="sr-Latn-RS"/>
+        </w:rPr>
+      </w:pPr>
+      <w:r>
+        <w:rPr/>
+      </w:r>
+    </w:p>
+    <w:p>
+      <w:pPr>
+        <w:pStyle w:val="Normal"/>
+        <w:rPr>
+          <w:rFonts w:cs="Aptos" w:cstheme="minorHAnsi"/>
+          <w:lang w:val="sr-Latn-RS"/>
+        </w:rPr>
+      </w:pPr>
+      <w:r>
+        <w:rPr/>
+      </w:r>
+    </w:p>
+    <w:p>
+      <w:pPr>
+        <w:pStyle w:val="Normal"/>
+        <w:rPr>
+          <w:rFonts w:cs="Aptos" w:cstheme="minorHAnsi"/>
+          <w:lang w:val="sr-Latn-RS"/>
+        </w:rPr>
+      </w:pPr>
+      <w:r>
+        <w:rPr/>
+      </w:r>
+    </w:p>
+    <w:p>
+      <w:pPr>
+        <w:pStyle w:val="Normal"/>
+        <w:rPr>
+          <w:rFonts w:cs="Aptos" w:cstheme="minorHAnsi"/>
+          <w:lang w:val="sr-Latn-RS"/>
+        </w:rPr>
+      </w:pPr>
+      <w:r>
+        <w:rPr/>
+      </w:r>
+    </w:p>
+    <w:p>
+      <w:pPr>
+        <w:pStyle w:val="Normal"/>
+        <w:rPr>
+          <w:rFonts w:cs="Aptos" w:cstheme="minorHAnsi"/>
+          <w:lang w:val="sr-Latn-RS"/>
+        </w:rPr>
+      </w:pPr>
+      <w:r>
+        <w:rPr/>
+      </w:r>
+    </w:p>
+    <w:p>
+      <w:pPr>
+        <w:pStyle w:val="Normal"/>
+        <w:rPr>
+          <w:rFonts w:cs="Aptos" w:cstheme="minorHAnsi"/>
+          <w:lang w:val="sr-Latn-RS"/>
+        </w:rPr>
+      </w:pPr>
+      <w:r>
+        <w:rPr>
+          <w:rFonts w:cs="Aptos" w:cstheme="minorHAnsi"/>
+          <w:lang w:val="sr-Latn-RS"/>
+        </w:rPr>
+        <w:br/>
+      </w:r>
+    </w:p>
+    <w:p>
+      <w:pPr>
+        <w:pStyle w:val="Normal"/>
+        <w:jc w:val="center"/>
+        <w:rPr>
+          <w:lang w:val="sr-Latn-RS"/>
+        </w:rPr>
+      </w:pPr>
+      <w:r>
+        <w:rPr>
+          <w:rFonts w:cs="Aptos" w:cstheme="minorHAnsi"/>
+          <w:lang w:val="sr-Latn-RS"/>
+        </w:rPr>
+        <w:t>Slika 3.8b BSPD &amp; IMD &amp; AMS</w:t>
+      </w:r>
+    </w:p>
+    <w:p>
+      <w:pPr>
+        <w:pStyle w:val="Normal"/>
+        <w:rPr>
+          <w:rFonts w:cs="Aptos" w:cstheme="minorHAnsi"/>
+          <w:lang w:val="sr-Latn-RS"/>
+        </w:rPr>
+      </w:pPr>
+      <w:r>
+        <w:rPr>
+          <w:rFonts w:cs="Aptos" w:cstheme="minorHAnsi"/>
+          <w:lang w:val="sr-Latn-RS"/>
+        </w:rPr>
         <w:t>Prednost korišćenja CD4093 je prisustvo Šmitovih okidača na ulazima, što povećava otpornost kola na šum i nestabilnosti signala.</w:t>
       </w:r>
     </w:p>
@@ -9122,11 +10396,121 @@
         </w:rPr>
       </w:pPr>
       <w:r>
+        <w:rPr/>
+      </w:r>
+    </w:p>
+    <w:p>
+      <w:pPr>
+        <w:pStyle w:val="Normal"/>
         <w:rPr>
           <w:rFonts w:cs="Aptos" w:cstheme="minorHAnsi"/>
           <w:lang w:val="sr-Latn-RS"/>
         </w:rPr>
-        <w:t xml:space="preserve">Na kraju, izlaz RC kola i signal IMD&amp;AMS se dovode na NAND kapiju, a njen izlaz se koristi kao signal za RST1 pin CD4013 flip-flopa. </w:t>
+      </w:pPr>
+      <w:r>
+        <w:rPr>
+          <w:rFonts w:cs="Aptos" w:cstheme="minorHAnsi"/>
+          <w:lang w:val="sr-Latn-RS"/>
+        </w:rPr>
+        <w:t xml:space="preserve"> </w:t>
+      </w:r>
+    </w:p>
+    <w:p>
+      <w:pPr>
+        <w:pStyle w:val="Normal"/>
+        <w:numPr>
+          <w:ilvl w:val="0"/>
+          <w:numId w:val="11"/>
+        </w:numPr>
+        <w:rPr>
+          <w:rFonts w:cs="Aptos" w:cstheme="minorHAnsi"/>
+          <w:lang w:val="sr-Latn-RS"/>
+        </w:rPr>
+      </w:pPr>
+      <w:r>
+        <w:rPr>
+          <w:rFonts w:cs="Aptos" w:cstheme="minorHAnsi"/>
+          <w:lang w:val="sr-Latn-RS"/>
+        </w:rPr>
+        <w:t>Na kraju, izlaz RC kola i signal IMD&amp;</w:t>
+      </w:r>
+      <w:r>
+        <w:rPr>
+          <w:rFonts w:cs="Aptos" w:cstheme="minorHAnsi"/>
+          <w:lang w:val="sr-Latn-RS"/>
+        </w:rPr>
+        <w:t>BSPD</w:t>
+      </w:r>
+      <w:r>
+        <w:rPr>
+          <w:rFonts w:cs="Aptos" w:cstheme="minorHAnsi"/>
+          <w:lang w:val="sr-Latn-RS"/>
+        </w:rPr>
+        <w:t>&amp;AMS se dovode na NAND kapiju, a njen izlaz se koristi kao signal za RST1 pin CD4013 flip-flopa.</w:t>
+      </w:r>
+    </w:p>
+    <w:p>
+      <w:pPr>
+        <w:pStyle w:val="Normal"/>
+        <w:jc w:val="center"/>
+        <w:rPr>
+          <w:rFonts w:cs="Aptos" w:cstheme="minorHAnsi"/>
+          <w:lang w:val="sr-Latn-RS"/>
+        </w:rPr>
+      </w:pPr>
+      <w:r>
+        <w:drawing>
+          <wp:anchor behindDoc="0" distT="0" distB="0" distL="0" distR="0" simplePos="0" locked="0" layoutInCell="0" allowOverlap="1" relativeHeight="73">
+            <wp:simplePos x="0" y="0"/>
+            <wp:positionH relativeFrom="column">
+              <wp:align>center</wp:align>
+            </wp:positionH>
+            <wp:positionV relativeFrom="paragraph">
+              <wp:posOffset>635</wp:posOffset>
+            </wp:positionV>
+            <wp:extent cx="4467225" cy="2438400"/>
+            <wp:effectExtent l="0" t="0" r="0" b="0"/>
+            <wp:wrapTopAndBottom/>
+            <wp:docPr id="22" name="Image16" descr=""/>
+            <wp:cNvGraphicFramePr>
+              <a:graphicFrameLocks xmlns:a="http://schemas.openxmlformats.org/drawingml/2006/main" noChangeAspect="1"/>
+            </wp:cNvGraphicFramePr>
+            <a:graphic xmlns:a="http://schemas.openxmlformats.org/drawingml/2006/main">
+              <a:graphicData uri="http://schemas.openxmlformats.org/drawingml/2006/picture">
+                <pic:pic xmlns:pic="http://schemas.openxmlformats.org/drawingml/2006/picture">
+                  <pic:nvPicPr>
+                    <pic:cNvPr id="22" name="Image16" descr=""/>
+                    <pic:cNvPicPr>
+                      <a:picLocks noChangeAspect="1" noChangeArrowheads="1"/>
+                    </pic:cNvPicPr>
+                  </pic:nvPicPr>
+                  <pic:blipFill>
+                    <a:blip r:embed="rId26"/>
+                    <a:stretch>
+                      <a:fillRect/>
+                    </a:stretch>
+                  </pic:blipFill>
+                  <pic:spPr bwMode="auto">
+                    <a:xfrm>
+                      <a:off x="0" y="0"/>
+                      <a:ext cx="4467225" cy="2438400"/>
+                    </a:xfrm>
+                    <a:prstGeom prst="rect">
+                      <a:avLst/>
+                    </a:prstGeom>
+                  </pic:spPr>
+                </pic:pic>
+              </a:graphicData>
+            </a:graphic>
+          </wp:anchor>
+        </w:drawing>
+      </w:r>
+      <w:r>
+        <w:rPr>
+          <w:b w:val="false"/>
+          <w:bCs w:val="false"/>
+        </w:rPr>
+        <w:t>Slika 3.8c Leč mehanizam</w:t>
       </w:r>
     </w:p>
     <w:p>
@@ -9189,10 +10573,24 @@
         <w:t>U ovom kontekstu, “reset aktivan” znači da je RST1 pin aktivan, tj. da se Q1 postavlja na 0. Da bi se sistem izvukao iz leč stanja (Q1=0), neophodno je ukloniti grešku i pritisnuti RESET taster, čime se generiše rastuća ivica takta (CLK1) koja upisuje Q1=1 i omogućava ponovno uključivanje releja.</w:t>
       </w:r>
     </w:p>
+    <w:p>
+      <w:pPr>
+        <w:pStyle w:val="ListParagraph"/>
+        <w:rPr>
+          <w:lang w:val="sr-Latn-RS"/>
+        </w:rPr>
+      </w:pPr>
+      <w:r>
+        <w:rPr>
+          <w:lang w:val="sr-Latn-RS"/>
+        </w:rPr>
+        <w:t xml:space="preserve">BSPD signal nije uvršten </w:t>
+      </w:r>
+    </w:p>
     <w:tbl>
       <w:tblPr>
         <w:tblStyle w:val="Koordinatnamreatabele"/>
-        <w:tblW w:w="10456" w:type="dxa"/>
+        <w:tblW w:w="10450" w:type="dxa"/>
         <w:jc w:val="left"/>
         <w:tblInd w:w="0" w:type="dxa"/>
         <w:tblLayout w:type="fixed"/>
@@ -9206,13 +10604,13 @@
       </w:tblPr>
       <w:tblGrid>
         <w:gridCol w:w="562"/>
-        <w:gridCol w:w="1604"/>
-        <w:gridCol w:w="1645"/>
-        <w:gridCol w:w="804"/>
-        <w:gridCol w:w="1070"/>
-        <w:gridCol w:w="543"/>
+        <w:gridCol w:w="1801"/>
+        <w:gridCol w:w="1448"/>
+        <w:gridCol w:w="805"/>
+        <w:gridCol w:w="1069"/>
+        <w:gridCol w:w="544"/>
         <w:gridCol w:w="2613"/>
-        <w:gridCol w:w="1613"/>
+        <w:gridCol w:w="1608"/>
       </w:tblGrid>
       <w:tr>
         <w:trPr/>
@@ -9250,7 +10648,7 @@
         </w:tc>
         <w:tc>
           <w:tcPr>
-            <w:tcW w:w="1604" w:type="dxa"/>
+            <w:tcW w:w="1801" w:type="dxa"/>
             <w:tcBorders/>
             <w:vAlign w:val="center"/>
           </w:tcPr>
@@ -9274,15 +10672,27 @@
                 <w:kern w:val="2"/>
                 <w:sz w:val="24"/>
                 <w:szCs w:val="24"/>
-                <w:lang w:val="en-US" w:eastAsia="en-US" w:bidi="ar-SA"/>
-              </w:rPr>
-              <w:t>IMD_FAULT</w:t>
-            </w:r>
-          </w:p>
-        </w:tc>
-        <w:tc>
-          <w:tcPr>
-            <w:tcW w:w="1645" w:type="dxa"/>
+                <w:lang w:val="sr-Latn-RS" w:eastAsia="en-US" w:bidi="ar-SA"/>
+              </w:rPr>
+              <w:t>I</w:t>
+            </w:r>
+            <w:r>
+              <w:rPr>
+                <w:rFonts w:eastAsia="Aptos" w:cs="Times New Roman"/>
+                <w:b/>
+                <w:bCs/>
+                <w:kern w:val="2"/>
+                <w:sz w:val="24"/>
+                <w:szCs w:val="24"/>
+                <w:lang w:val="sr-Latn-RS" w:eastAsia="en-US" w:bidi="ar-SA"/>
+              </w:rPr>
+              <w:t>MD&amp;BSPD</w:t>
+            </w:r>
+          </w:p>
+        </w:tc>
+        <w:tc>
+          <w:tcPr>
+            <w:tcW w:w="1448" w:type="dxa"/>
             <w:tcBorders/>
             <w:vAlign w:val="center"/>
           </w:tcPr>
@@ -9308,13 +10718,13 @@
                 <w:szCs w:val="24"/>
                 <w:lang w:val="en-US" w:eastAsia="en-US" w:bidi="ar-SA"/>
               </w:rPr>
-              <w:t>AMS_FAULT</w:t>
-            </w:r>
-          </w:p>
-        </w:tc>
-        <w:tc>
-          <w:tcPr>
-            <w:tcW w:w="804" w:type="dxa"/>
+              <w:t>AMS</w:t>
+            </w:r>
+          </w:p>
+        </w:tc>
+        <w:tc>
+          <w:tcPr>
+            <w:tcW w:w="805" w:type="dxa"/>
             <w:tcBorders/>
             <w:vAlign w:val="center"/>
           </w:tcPr>
@@ -9346,7 +10756,7 @@
         </w:tc>
         <w:tc>
           <w:tcPr>
-            <w:tcW w:w="1070" w:type="dxa"/>
+            <w:tcW w:w="1069" w:type="dxa"/>
             <w:tcBorders/>
             <w:vAlign w:val="center"/>
           </w:tcPr>
@@ -9378,7 +10788,7 @@
         </w:tc>
         <w:tc>
           <w:tcPr>
-            <w:tcW w:w="543" w:type="dxa"/>
+            <w:tcW w:w="544" w:type="dxa"/>
             <w:tcBorders/>
             <w:vAlign w:val="center"/>
           </w:tcPr>
@@ -9442,7 +10852,7 @@
         </w:tc>
         <w:tc>
           <w:tcPr>
-            <w:tcW w:w="1613" w:type="dxa"/>
+            <w:tcW w:w="1608" w:type="dxa"/>
             <w:tcBorders/>
           </w:tcPr>
           <w:p>
@@ -9509,7 +10919,7 @@
         </w:tc>
         <w:tc>
           <w:tcPr>
-            <w:tcW w:w="1604" w:type="dxa"/>
+            <w:tcW w:w="1801" w:type="dxa"/>
             <w:tcBorders/>
             <w:vAlign w:val="center"/>
           </w:tcPr>
@@ -9539,7 +10949,7 @@
         </w:tc>
         <w:tc>
           <w:tcPr>
-            <w:tcW w:w="1645" w:type="dxa"/>
+            <w:tcW w:w="1448" w:type="dxa"/>
             <w:tcBorders/>
             <w:vAlign w:val="center"/>
           </w:tcPr>
@@ -9569,7 +10979,7 @@
         </w:tc>
         <w:tc>
           <w:tcPr>
-            <w:tcW w:w="804" w:type="dxa"/>
+            <w:tcW w:w="805" w:type="dxa"/>
             <w:tcBorders/>
             <w:vAlign w:val="center"/>
           </w:tcPr>
@@ -9599,7 +11009,7 @@
         </w:tc>
         <w:tc>
           <w:tcPr>
-            <w:tcW w:w="1070" w:type="dxa"/>
+            <w:tcW w:w="1069" w:type="dxa"/>
             <w:tcBorders/>
             <w:vAlign w:val="center"/>
           </w:tcPr>
@@ -9629,7 +11039,7 @@
         </w:tc>
         <w:tc>
           <w:tcPr>
-            <w:tcW w:w="543" w:type="dxa"/>
+            <w:tcW w:w="544" w:type="dxa"/>
             <w:tcBorders/>
             <w:vAlign w:val="center"/>
           </w:tcPr>
@@ -9688,7 +11098,7 @@
         </w:tc>
         <w:tc>
           <w:tcPr>
-            <w:tcW w:w="1613" w:type="dxa"/>
+            <w:tcW w:w="1608" w:type="dxa"/>
             <w:tcBorders/>
           </w:tcPr>
           <w:p>
@@ -9748,7 +11158,7 @@
         </w:tc>
         <w:tc>
           <w:tcPr>
-            <w:tcW w:w="1604" w:type="dxa"/>
+            <w:tcW w:w="1801" w:type="dxa"/>
             <w:tcBorders/>
             <w:vAlign w:val="center"/>
           </w:tcPr>
@@ -9778,7 +11188,7 @@
         </w:tc>
         <w:tc>
           <w:tcPr>
-            <w:tcW w:w="1645" w:type="dxa"/>
+            <w:tcW w:w="1448" w:type="dxa"/>
             <w:tcBorders/>
             <w:vAlign w:val="center"/>
           </w:tcPr>
@@ -9808,7 +11218,7 @@
         </w:tc>
         <w:tc>
           <w:tcPr>
-            <w:tcW w:w="804" w:type="dxa"/>
+            <w:tcW w:w="805" w:type="dxa"/>
             <w:tcBorders/>
             <w:vAlign w:val="center"/>
           </w:tcPr>
@@ -9838,7 +11248,7 @@
         </w:tc>
         <w:tc>
           <w:tcPr>
-            <w:tcW w:w="1070" w:type="dxa"/>
+            <w:tcW w:w="1069" w:type="dxa"/>
             <w:tcBorders/>
             <w:vAlign w:val="center"/>
           </w:tcPr>
@@ -9868,7 +11278,7 @@
         </w:tc>
         <w:tc>
           <w:tcPr>
-            <w:tcW w:w="543" w:type="dxa"/>
+            <w:tcW w:w="544" w:type="dxa"/>
             <w:tcBorders/>
             <w:vAlign w:val="center"/>
           </w:tcPr>
@@ -9927,7 +11337,7 @@
         </w:tc>
         <w:tc>
           <w:tcPr>
-            <w:tcW w:w="1613" w:type="dxa"/>
+            <w:tcW w:w="1608" w:type="dxa"/>
             <w:tcBorders/>
           </w:tcPr>
           <w:p>
@@ -9987,7 +11397,7 @@
         </w:tc>
         <w:tc>
           <w:tcPr>
-            <w:tcW w:w="1604" w:type="dxa"/>
+            <w:tcW w:w="1801" w:type="dxa"/>
             <w:tcBorders/>
             <w:vAlign w:val="center"/>
           </w:tcPr>
@@ -10017,7 +11427,7 @@
         </w:tc>
         <w:tc>
           <w:tcPr>
-            <w:tcW w:w="1645" w:type="dxa"/>
+            <w:tcW w:w="1448" w:type="dxa"/>
             <w:tcBorders/>
             <w:vAlign w:val="center"/>
           </w:tcPr>
@@ -10047,7 +11457,7 @@
         </w:tc>
         <w:tc>
           <w:tcPr>
-            <w:tcW w:w="804" w:type="dxa"/>
+            <w:tcW w:w="805" w:type="dxa"/>
             <w:tcBorders/>
             <w:vAlign w:val="center"/>
           </w:tcPr>
@@ -10077,7 +11487,7 @@
         </w:tc>
         <w:tc>
           <w:tcPr>
-            <w:tcW w:w="1070" w:type="dxa"/>
+            <w:tcW w:w="1069" w:type="dxa"/>
             <w:tcBorders/>
             <w:vAlign w:val="center"/>
           </w:tcPr>
@@ -10107,7 +11517,7 @@
         </w:tc>
         <w:tc>
           <w:tcPr>
-            <w:tcW w:w="543" w:type="dxa"/>
+            <w:tcW w:w="544" w:type="dxa"/>
             <w:tcBorders/>
             <w:vAlign w:val="center"/>
           </w:tcPr>
@@ -10167,7 +11577,7 @@
         </w:tc>
         <w:tc>
           <w:tcPr>
-            <w:tcW w:w="1613" w:type="dxa"/>
+            <w:tcW w:w="1608" w:type="dxa"/>
             <w:tcBorders/>
           </w:tcPr>
           <w:p>
@@ -10227,7 +11637,7 @@
         </w:tc>
         <w:tc>
           <w:tcPr>
-            <w:tcW w:w="1604" w:type="dxa"/>
+            <w:tcW w:w="1801" w:type="dxa"/>
             <w:tcBorders/>
             <w:vAlign w:val="center"/>
           </w:tcPr>
@@ -10257,7 +11667,7 @@
         </w:tc>
         <w:tc>
           <w:tcPr>
-            <w:tcW w:w="1645" w:type="dxa"/>
+            <w:tcW w:w="1448" w:type="dxa"/>
             <w:tcBorders/>
             <w:vAlign w:val="center"/>
           </w:tcPr>
@@ -10287,7 +11697,7 @@
         </w:tc>
         <w:tc>
           <w:tcPr>
-            <w:tcW w:w="804" w:type="dxa"/>
+            <w:tcW w:w="805" w:type="dxa"/>
             <w:tcBorders/>
             <w:vAlign w:val="center"/>
           </w:tcPr>
@@ -10317,7 +11727,7 @@
         </w:tc>
         <w:tc>
           <w:tcPr>
-            <w:tcW w:w="1070" w:type="dxa"/>
+            <w:tcW w:w="1069" w:type="dxa"/>
             <w:tcBorders/>
             <w:vAlign w:val="center"/>
           </w:tcPr>
@@ -10347,7 +11757,7 @@
         </w:tc>
         <w:tc>
           <w:tcPr>
-            <w:tcW w:w="543" w:type="dxa"/>
+            <w:tcW w:w="544" w:type="dxa"/>
             <w:tcBorders/>
             <w:vAlign w:val="center"/>
           </w:tcPr>
@@ -10407,7 +11817,7 @@
         </w:tc>
         <w:tc>
           <w:tcPr>
-            <w:tcW w:w="1613" w:type="dxa"/>
+            <w:tcW w:w="1608" w:type="dxa"/>
             <w:tcBorders/>
           </w:tcPr>
           <w:p>
@@ -10467,7 +11877,7 @@
         </w:tc>
         <w:tc>
           <w:tcPr>
-            <w:tcW w:w="1604" w:type="dxa"/>
+            <w:tcW w:w="1801" w:type="dxa"/>
             <w:tcBorders/>
             <w:vAlign w:val="center"/>
           </w:tcPr>
@@ -10497,7 +11907,7 @@
         </w:tc>
         <w:tc>
           <w:tcPr>
-            <w:tcW w:w="1645" w:type="dxa"/>
+            <w:tcW w:w="1448" w:type="dxa"/>
             <w:tcBorders/>
             <w:vAlign w:val="center"/>
           </w:tcPr>
@@ -10527,7 +11937,7 @@
         </w:tc>
         <w:tc>
           <w:tcPr>
-            <w:tcW w:w="804" w:type="dxa"/>
+            <w:tcW w:w="805" w:type="dxa"/>
             <w:tcBorders/>
             <w:vAlign w:val="center"/>
           </w:tcPr>
@@ -10557,7 +11967,7 @@
         </w:tc>
         <w:tc>
           <w:tcPr>
-            <w:tcW w:w="1070" w:type="dxa"/>
+            <w:tcW w:w="1069" w:type="dxa"/>
             <w:tcBorders/>
             <w:vAlign w:val="center"/>
           </w:tcPr>
@@ -10587,7 +11997,7 @@
         </w:tc>
         <w:tc>
           <w:tcPr>
-            <w:tcW w:w="543" w:type="dxa"/>
+            <w:tcW w:w="544" w:type="dxa"/>
             <w:tcBorders/>
             <w:vAlign w:val="center"/>
           </w:tcPr>
@@ -10641,13 +12051,33 @@
                 <w:szCs w:val="24"/>
                 <w:lang w:val="en-US" w:eastAsia="en-US" w:bidi="ar-SA"/>
               </w:rPr>
-              <w:t>IMD_FAULT=0 → greška, reset aktivan, Q1=0</w:t>
-            </w:r>
-          </w:p>
-        </w:tc>
-        <w:tc>
-          <w:tcPr>
-            <w:tcW w:w="1613" w:type="dxa"/>
+              <w:t>IMD</w:t>
+            </w:r>
+            <w:r>
+              <w:rPr>
+                <w:rFonts w:eastAsia="Aptos" w:cs="Times New Roman"/>
+                <w:kern w:val="2"/>
+                <w:sz w:val="24"/>
+                <w:szCs w:val="24"/>
+                <w:lang w:val="en-US" w:eastAsia="en-US" w:bidi="ar-SA"/>
+              </w:rPr>
+              <w:t>&amp;BSPD</w:t>
+            </w:r>
+            <w:r>
+              <w:rPr>
+                <w:rFonts w:eastAsia="Aptos" w:cs="Times New Roman"/>
+                <w:kern w:val="2"/>
+                <w:sz w:val="24"/>
+                <w:szCs w:val="24"/>
+                <w:lang w:val="en-US" w:eastAsia="en-US" w:bidi="ar-SA"/>
+              </w:rPr>
+              <w:t>=0 → greška, reset aktivan, Q1=0</w:t>
+            </w:r>
+          </w:p>
+        </w:tc>
+        <w:tc>
+          <w:tcPr>
+            <w:tcW w:w="1608" w:type="dxa"/>
             <w:tcBorders/>
           </w:tcPr>
           <w:p>
@@ -10706,7 +12136,7 @@
         </w:tc>
         <w:tc>
           <w:tcPr>
-            <w:tcW w:w="1604" w:type="dxa"/>
+            <w:tcW w:w="1801" w:type="dxa"/>
             <w:tcBorders/>
             <w:vAlign w:val="center"/>
           </w:tcPr>
@@ -10735,7 +12165,7 @@
         </w:tc>
         <w:tc>
           <w:tcPr>
-            <w:tcW w:w="1645" w:type="dxa"/>
+            <w:tcW w:w="1448" w:type="dxa"/>
             <w:tcBorders/>
             <w:vAlign w:val="center"/>
           </w:tcPr>
@@ -10764,7 +12194,7 @@
         </w:tc>
         <w:tc>
           <w:tcPr>
-            <w:tcW w:w="804" w:type="dxa"/>
+            <w:tcW w:w="805" w:type="dxa"/>
             <w:tcBorders/>
             <w:vAlign w:val="center"/>
           </w:tcPr>
@@ -10793,7 +12223,7 @@
         </w:tc>
         <w:tc>
           <w:tcPr>
-            <w:tcW w:w="1070" w:type="dxa"/>
+            <w:tcW w:w="1069" w:type="dxa"/>
             <w:tcBorders/>
             <w:vAlign w:val="center"/>
           </w:tcPr>
@@ -10822,7 +12252,7 @@
         </w:tc>
         <w:tc>
           <w:tcPr>
-            <w:tcW w:w="543" w:type="dxa"/>
+            <w:tcW w:w="544" w:type="dxa"/>
             <w:tcBorders/>
             <w:vAlign w:val="center"/>
           </w:tcPr>
@@ -10880,7 +12310,7 @@
         </w:tc>
         <w:tc>
           <w:tcPr>
-            <w:tcW w:w="1613" w:type="dxa"/>
+            <w:tcW w:w="1608" w:type="dxa"/>
             <w:tcBorders/>
           </w:tcPr>
           <w:p>
@@ -10940,7 +12370,7 @@
         </w:tc>
         <w:tc>
           <w:tcPr>
-            <w:tcW w:w="1604" w:type="dxa"/>
+            <w:tcW w:w="1801" w:type="dxa"/>
             <w:tcBorders/>
             <w:vAlign w:val="center"/>
           </w:tcPr>
@@ -10970,7 +12400,7 @@
         </w:tc>
         <w:tc>
           <w:tcPr>
-            <w:tcW w:w="1645" w:type="dxa"/>
+            <w:tcW w:w="1448" w:type="dxa"/>
             <w:tcBorders/>
             <w:vAlign w:val="center"/>
           </w:tcPr>
@@ -11000,7 +12430,7 @@
         </w:tc>
         <w:tc>
           <w:tcPr>
-            <w:tcW w:w="804" w:type="dxa"/>
+            <w:tcW w:w="805" w:type="dxa"/>
             <w:tcBorders/>
             <w:vAlign w:val="center"/>
           </w:tcPr>
@@ -11030,7 +12460,7 @@
         </w:tc>
         <w:tc>
           <w:tcPr>
-            <w:tcW w:w="1070" w:type="dxa"/>
+            <w:tcW w:w="1069" w:type="dxa"/>
             <w:tcBorders/>
             <w:vAlign w:val="center"/>
           </w:tcPr>
@@ -11060,7 +12490,7 @@
         </w:tc>
         <w:tc>
           <w:tcPr>
-            <w:tcW w:w="543" w:type="dxa"/>
+            <w:tcW w:w="544" w:type="dxa"/>
             <w:tcBorders/>
             <w:vAlign w:val="center"/>
           </w:tcPr>
@@ -11114,13 +12544,13 @@
                 <w:szCs w:val="24"/>
                 <w:lang w:val="en-US" w:eastAsia="en-US" w:bidi="ar-SA"/>
               </w:rPr>
-              <w:t>AMS_FAULT=1 → greška, reset aktivan, Q1=0</w:t>
-            </w:r>
-          </w:p>
-        </w:tc>
-        <w:tc>
-          <w:tcPr>
-            <w:tcW w:w="1613" w:type="dxa"/>
+              <w:t>AMS=1 → greška, reset aktivan, Q1=0</w:t>
+            </w:r>
+          </w:p>
+        </w:tc>
+        <w:tc>
+          <w:tcPr>
+            <w:tcW w:w="1608" w:type="dxa"/>
             <w:tcBorders/>
           </w:tcPr>
           <w:p>
@@ -11179,7 +12609,7 @@
         </w:tc>
         <w:tc>
           <w:tcPr>
-            <w:tcW w:w="1604" w:type="dxa"/>
+            <w:tcW w:w="1801" w:type="dxa"/>
             <w:tcBorders/>
             <w:vAlign w:val="center"/>
           </w:tcPr>
@@ -11208,7 +12638,7 @@
         </w:tc>
         <w:tc>
           <w:tcPr>
-            <w:tcW w:w="1645" w:type="dxa"/>
+            <w:tcW w:w="1448" w:type="dxa"/>
             <w:tcBorders/>
             <w:vAlign w:val="center"/>
           </w:tcPr>
@@ -11237,7 +12667,7 @@
         </w:tc>
         <w:tc>
           <w:tcPr>
-            <w:tcW w:w="804" w:type="dxa"/>
+            <w:tcW w:w="805" w:type="dxa"/>
             <w:tcBorders/>
             <w:vAlign w:val="center"/>
           </w:tcPr>
@@ -11266,7 +12696,7 @@
         </w:tc>
         <w:tc>
           <w:tcPr>
-            <w:tcW w:w="1070" w:type="dxa"/>
+            <w:tcW w:w="1069" w:type="dxa"/>
             <w:tcBorders/>
             <w:vAlign w:val="center"/>
           </w:tcPr>
@@ -11295,7 +12725,7 @@
         </w:tc>
         <w:tc>
           <w:tcPr>
-            <w:tcW w:w="543" w:type="dxa"/>
+            <w:tcW w:w="544" w:type="dxa"/>
             <w:tcBorders/>
             <w:vAlign w:val="center"/>
           </w:tcPr>
@@ -11353,7 +12783,7 @@
         </w:tc>
         <w:tc>
           <w:tcPr>
-            <w:tcW w:w="1613" w:type="dxa"/>
+            <w:tcW w:w="1608" w:type="dxa"/>
             <w:tcBorders/>
           </w:tcPr>
           <w:p>
@@ -11413,7 +12843,7 @@
         </w:tc>
         <w:tc>
           <w:tcPr>
-            <w:tcW w:w="1604" w:type="dxa"/>
+            <w:tcW w:w="1801" w:type="dxa"/>
             <w:tcBorders/>
             <w:vAlign w:val="center"/>
           </w:tcPr>
@@ -11443,7 +12873,7 @@
         </w:tc>
         <w:tc>
           <w:tcPr>
-            <w:tcW w:w="1645" w:type="dxa"/>
+            <w:tcW w:w="1448" w:type="dxa"/>
             <w:tcBorders/>
             <w:vAlign w:val="center"/>
           </w:tcPr>
@@ -11473,7 +12903,7 @@
         </w:tc>
         <w:tc>
           <w:tcPr>
-            <w:tcW w:w="804" w:type="dxa"/>
+            <w:tcW w:w="805" w:type="dxa"/>
             <w:tcBorders/>
             <w:vAlign w:val="center"/>
           </w:tcPr>
@@ -11503,7 +12933,7 @@
         </w:tc>
         <w:tc>
           <w:tcPr>
-            <w:tcW w:w="1070" w:type="dxa"/>
+            <w:tcW w:w="1069" w:type="dxa"/>
             <w:tcBorders/>
             <w:vAlign w:val="center"/>
           </w:tcPr>
@@ -11533,7 +12963,7 @@
         </w:tc>
         <w:tc>
           <w:tcPr>
-            <w:tcW w:w="543" w:type="dxa"/>
+            <w:tcW w:w="544" w:type="dxa"/>
             <w:tcBorders/>
             <w:vAlign w:val="center"/>
           </w:tcPr>
@@ -11593,7 +13023,7 @@
         </w:tc>
         <w:tc>
           <w:tcPr>
-            <w:tcW w:w="1613" w:type="dxa"/>
+            <w:tcW w:w="1608" w:type="dxa"/>
             <w:tcBorders/>
           </w:tcPr>
           <w:p>
@@ -11626,23 +13056,121 @@
         <w:spacing w:lineRule="auto" w:line="276"/>
         <w:jc w:val="left"/>
         <w:rPr>
-          <w:rFonts w:eastAsia="" w:cs="" w:cstheme="majorBidi" w:eastAsiaTheme="majorEastAsia"/>
+          <w:i w:val="false"/>
+          <w:i w:val="false"/>
+          <w:iCs w:val="false"/>
+        </w:rPr>
+      </w:pPr>
+      <w:r>
+        <w:rPr>
+          <w:i w:val="false"/>
+          <w:iCs w:val="false"/>
+        </w:rPr>
+      </w:r>
+    </w:p>
+    <w:p>
+      <w:pPr>
+        <w:pStyle w:val="Normal"/>
+        <w:jc w:val="center"/>
+        <w:rPr>
+          <w:lang w:val="sr-Latn-RS"/>
+        </w:rPr>
+      </w:pPr>
+      <w:r>
+        <w:rPr/>
+      </w:r>
+    </w:p>
+    <w:p>
+      <w:pPr>
+        <w:pStyle w:val="Normal"/>
+        <w:rPr>
+          <w:lang w:val="en-GB"/>
+        </w:rPr>
+      </w:pPr>
+      <w:r>
+        <w:rPr>
+          <w:lang w:val="sr-Latn-RS"/>
+        </w:rPr>
+        <w:t xml:space="preserve">Izlaz </w:t>
+      </w:r>
+      <w:r>
+        <w:rPr>
+          <w:lang w:val="sr-Latn-RS"/>
+        </w:rPr>
+        <w:t>RELAY_CTRL</w:t>
+      </w:r>
+      <w:r>
+        <w:rPr>
+          <w:lang w:val="en-GB"/>
+        </w:rPr>
+        <w:t xml:space="preserve"> upravlja relejem putem NPN tranzistora </w:t>
+      </w:r>
+      <w:r>
+        <w:rPr/>
+        <w:t xml:space="preserve">BC547. U slučaju da je sve OK, transistor spaja jedan kraj zavojnice </w:t>
+      </w:r>
+      <w:r>
+        <w:rPr>
           <w:i/>
+          <w:iCs/>
+          <w:lang w:val="sr-Latn-RS"/>
+        </w:rPr>
+        <w:t>G5Q-1</w:t>
+      </w:r>
+      <w:r>
+        <w:rPr>
+          <w:lang w:val="en-GB"/>
+        </w:rPr>
+        <w:t xml:space="preserve"> releja (u serijskoj SDC vezi) sa masom, dok je drugi kraj zavojnice vezan na 12 V.</w:t>
+      </w:r>
+    </w:p>
+    <w:p>
+      <w:pPr>
+        <w:pStyle w:val="Normal"/>
+        <w:rPr>
+          <w:lang w:val="sr-Latn-RS"/>
+        </w:rPr>
+      </w:pPr>
+      <w:r>
+        <w:rPr>
           <w:i/>
-          <w:color w:themeColor="text1" w:val="000000"/>
-          <w:spacing w:val="15"/>
-          <w:sz w:val="28"/>
-          <w:szCs w:val="32"/>
-          <w:lang w:val="sr-Latn-RS"/>
-        </w:rPr>
-      </w:pPr>
-      <w:r>
-        <w:rPr/>
+          <w:iCs/>
+          <w:lang w:val="sr-Latn-RS"/>
+        </w:rPr>
+        <w:t>G5Q-1</w:t>
+      </w:r>
+      <w:r>
+        <w:rPr>
+          <w:lang w:val="sr-Latn-RS"/>
+        </w:rPr>
+        <w:t xml:space="preserve"> je izabran jer ga koristi i BSPD, pa se na taj način postiže konzistentnost i uspostavlja standard. Iz istog razloga izabran je i kao relej kojim upravlja TSAL, što će biti objašnjeno u nastavku.</w:t>
+      </w:r>
+    </w:p>
+    <w:p>
+      <w:pPr>
+        <w:pStyle w:val="Normal"/>
+        <w:jc w:val="center"/>
+        <w:rPr>
+          <w:lang w:val="sr-Latn-RS"/>
+        </w:rPr>
+      </w:pPr>
+      <w:r>
+        <w:rPr>
+          <w:lang w:val="sr-Latn-RS"/>
+        </w:rPr>
         <w:drawing>
-          <wp:inline distT="0" distB="0" distL="0" distR="0">
-            <wp:extent cx="6645910" cy="1680845"/>
+          <wp:anchor behindDoc="0" distT="0" distB="0" distL="0" distR="0" simplePos="0" locked="0" layoutInCell="0" allowOverlap="1" relativeHeight="74">
+            <wp:simplePos x="0" y="0"/>
+            <wp:positionH relativeFrom="column">
+              <wp:align>center</wp:align>
+            </wp:positionH>
+            <wp:positionV relativeFrom="paragraph">
+              <wp:posOffset>635</wp:posOffset>
+            </wp:positionV>
+            <wp:extent cx="5429250" cy="3914775"/>
             <wp:effectExtent l="0" t="0" r="0" b="0"/>
-            <wp:docPr id="16" name="Image5" descr=""/>
+            <wp:wrapSquare wrapText="largest"/>
+            <wp:docPr id="23" name="Image5" descr=""/>
             <wp:cNvGraphicFramePr>
               <a:graphicFrameLocks xmlns:a="http://schemas.openxmlformats.org/drawingml/2006/main" noChangeAspect="1"/>
             </wp:cNvGraphicFramePr>
@@ -11650,13 +13178,13 @@
               <a:graphicData uri="http://schemas.openxmlformats.org/drawingml/2006/picture">
                 <pic:pic xmlns:pic="http://schemas.openxmlformats.org/drawingml/2006/picture">
                   <pic:nvPicPr>
-                    <pic:cNvPr id="16" name="Image5" descr=""/>
+                    <pic:cNvPr id="23" name="Image5" descr=""/>
                     <pic:cNvPicPr>
                       <a:picLocks noChangeAspect="1" noChangeArrowheads="1"/>
                     </pic:cNvPicPr>
                   </pic:nvPicPr>
                   <pic:blipFill>
-                    <a:blip r:embed="rId20"/>
+                    <a:blip r:embed="rId27"/>
                     <a:stretch>
                       <a:fillRect/>
                     </a:stretch>
@@ -11664,7 +13192,7 @@
                   <pic:spPr bwMode="auto">
                     <a:xfrm>
                       <a:off x="0" y="0"/>
-                      <a:ext cx="6645910" cy="1680845"/>
+                      <a:ext cx="5429250" cy="3914775"/>
                     </a:xfrm>
                     <a:prstGeom prst="rect">
                       <a:avLst/>
@@ -11673,7 +13201,7 @@
                 </pic:pic>
               </a:graphicData>
             </a:graphic>
-          </wp:inline>
+          </wp:anchor>
         </w:drawing>
       </w:r>
     </w:p>
@@ -11689,178 +13217,192 @@
         <w:rPr>
           <w:lang w:val="sr-Latn-RS"/>
         </w:rPr>
-        <w:t>Slika 3.8 AMS i IMD leč</w:t>
-      </w:r>
-    </w:p>
-    <w:p>
-      <w:pPr>
-        <w:pStyle w:val="Normal"/>
-        <w:rPr>
-          <w:lang w:val="en-GB"/>
-        </w:rPr>
-      </w:pPr>
-      <w:r>
-        <w:rPr>
-          <w:lang w:val="sr-Latn-RS"/>
-        </w:rPr>
-        <w:t>Izlaz AMS</w:t>
-      </w:r>
-      <w:r>
-        <w:rPr>
-          <w:lang w:val="en-GB"/>
-        </w:rPr>
-        <w:t xml:space="preserve">&amp;IMD_OUT upravlja relejem putem NPN tranzistora </w:t>
-      </w:r>
+      </w:r>
+    </w:p>
+    <w:p>
+      <w:pPr>
+        <w:pStyle w:val="Normal"/>
+        <w:jc w:val="center"/>
+        <w:rPr>
+          <w:lang w:val="sr-Latn-RS"/>
+        </w:rPr>
+      </w:pPr>
+      <w:r>
+        <w:rPr>
+          <w:lang w:val="sr-Latn-RS"/>
+        </w:rPr>
+      </w:r>
+    </w:p>
+    <w:p>
+      <w:pPr>
+        <w:pStyle w:val="Normal"/>
+        <w:jc w:val="center"/>
+        <w:rPr>
+          <w:lang w:val="sr-Latn-RS"/>
+        </w:rPr>
+      </w:pPr>
+      <w:r>
+        <w:rPr>
+          <w:lang w:val="sr-Latn-RS"/>
+        </w:rPr>
+      </w:r>
+    </w:p>
+    <w:p>
+      <w:pPr>
+        <w:pStyle w:val="Normal"/>
+        <w:jc w:val="center"/>
+        <w:rPr>
+          <w:lang w:val="sr-Latn-RS"/>
+        </w:rPr>
+      </w:pPr>
+      <w:r>
+        <w:rPr>
+          <w:lang w:val="sr-Latn-RS"/>
+        </w:rPr>
+      </w:r>
+    </w:p>
+    <w:p>
+      <w:pPr>
+        <w:pStyle w:val="Normal"/>
+        <w:jc w:val="center"/>
+        <w:rPr>
+          <w:lang w:val="sr-Latn-RS"/>
+        </w:rPr>
+      </w:pPr>
+      <w:r>
+        <w:rPr>
+          <w:lang w:val="sr-Latn-RS"/>
+        </w:rPr>
+      </w:r>
+    </w:p>
+    <w:p>
+      <w:pPr>
+        <w:pStyle w:val="Normal"/>
+        <w:jc w:val="center"/>
+        <w:rPr>
+          <w:lang w:val="sr-Latn-RS"/>
+        </w:rPr>
+      </w:pPr>
+      <w:r>
+        <w:rPr>
+          <w:lang w:val="sr-Latn-RS"/>
+        </w:rPr>
+      </w:r>
+    </w:p>
+    <w:p>
+      <w:pPr>
+        <w:pStyle w:val="Normal"/>
+        <w:jc w:val="center"/>
+        <w:rPr>
+          <w:lang w:val="sr-Latn-RS"/>
+        </w:rPr>
+      </w:pPr>
+      <w:r>
+        <w:rPr>
+          <w:lang w:val="sr-Latn-RS"/>
+        </w:rPr>
+      </w:r>
+    </w:p>
+    <w:p>
+      <w:pPr>
+        <w:pStyle w:val="Normal"/>
+        <w:jc w:val="center"/>
+        <w:rPr>
+          <w:lang w:val="sr-Latn-RS"/>
+        </w:rPr>
+      </w:pPr>
+      <w:r>
+        <w:rPr>
+          <w:lang w:val="sr-Latn-RS"/>
+        </w:rPr>
+      </w:r>
+    </w:p>
+    <w:p>
+      <w:pPr>
+        <w:pStyle w:val="Normal"/>
+        <w:jc w:val="center"/>
+        <w:rPr>
+          <w:lang w:val="sr-Latn-RS"/>
+        </w:rPr>
+      </w:pPr>
+      <w:r>
+        <w:rPr>
+          <w:lang w:val="sr-Latn-RS"/>
+        </w:rPr>
+      </w:r>
+    </w:p>
+    <w:p>
+      <w:pPr>
+        <w:pStyle w:val="Normal"/>
+        <w:jc w:val="center"/>
+        <w:rPr>
+          <w:lang w:val="sr-Latn-RS"/>
+        </w:rPr>
+      </w:pPr>
+      <w:r>
+        <w:rPr>
+          <w:lang w:val="sr-Latn-RS"/>
+        </w:rPr>
+      </w:r>
+    </w:p>
+    <w:p>
+      <w:pPr>
+        <w:pStyle w:val="Normal"/>
+        <w:jc w:val="center"/>
+        <w:rPr>
+          <w:lang w:val="sr-Latn-RS"/>
+        </w:rPr>
+      </w:pPr>
+      <w:r>
+        <w:rPr>
+          <w:lang w:val="sr-Latn-RS"/>
+        </w:rPr>
+      </w:r>
+    </w:p>
+    <w:p>
+      <w:pPr>
+        <w:pStyle w:val="Normal"/>
+        <w:jc w:val="center"/>
+        <w:rPr>
+          <w:lang w:val="sr-Latn-RS"/>
+        </w:rPr>
+      </w:pPr>
+      <w:r>
+        <w:rPr>
+          <w:lang w:val="sr-Latn-RS"/>
+        </w:rPr>
+      </w:r>
+    </w:p>
+    <w:p>
+      <w:pPr>
+        <w:pStyle w:val="Normal"/>
+        <w:jc w:val="center"/>
+        <w:rPr>
+          <w:lang w:val="sr-Latn-RS"/>
+        </w:rPr>
+      </w:pPr>
+      <w:r>
+        <w:rPr>
+          <w:lang w:val="sr-Latn-RS"/>
+        </w:rPr>
+      </w:r>
+    </w:p>
+    <w:p>
+      <w:pPr>
+        <w:pStyle w:val="Normal"/>
+        <w:jc w:val="center"/>
+        <w:rPr>
+          <w:lang w:val="sr-Latn-RS"/>
+        </w:rPr>
+      </w:pPr>
       <w:r>
         <w:rPr/>
-        <w:t xml:space="preserve">BC547. U slučaju da je sve OK, transistor spaja jedan kraj zavojnice </w:t>
-      </w:r>
-      <w:r>
-        <w:rPr>
-          <w:i/>
-          <w:iCs/>
-          <w:lang w:val="sr-Latn-RS"/>
-        </w:rPr>
-        <w:t>G5Q-1</w:t>
-      </w:r>
-      <w:r>
-        <w:rPr>
-          <w:lang w:val="en-GB"/>
-        </w:rPr>
-        <w:t xml:space="preserve"> releja (u serijskoj SDC vezi) sa masom, dok je drugi kraj zavojnice vezan na 12 V.</w:t>
-      </w:r>
-    </w:p>
-    <w:p>
-      <w:pPr>
-        <w:pStyle w:val="Normal"/>
-        <w:rPr>
-          <w:lang w:val="sr-Latn-RS"/>
-        </w:rPr>
-      </w:pPr>
-      <w:r>
-        <w:rPr>
-          <w:i/>
-          <w:iCs/>
-          <w:lang w:val="sr-Latn-RS"/>
-        </w:rPr>
-        <w:t>G5Q-1</w:t>
-      </w:r>
-      <w:r>
-        <w:rPr>
-          <w:lang w:val="sr-Latn-RS"/>
-        </w:rPr>
-        <w:t xml:space="preserve"> je izabran jer ga koristi i BSPD, pa se na taj način postiže konzistentnost i uspostavlja standard. Iz istog razloga izabran je i kao relej kojim upravlja TSAL, što će biti objašnjeno u nastavku.</w:t>
-      </w:r>
-    </w:p>
-    <w:p>
-      <w:pPr>
-        <w:pStyle w:val="Normal"/>
-        <w:rPr>
-          <w:lang w:val="en-GB"/>
-        </w:rPr>
-      </w:pPr>
-      <w:r>
-        <w:rPr>
-          <w:lang w:val="en-GB"/>
-        </w:rPr>
-      </w:r>
-    </w:p>
-    <w:p>
-      <w:pPr>
-        <w:pStyle w:val="Normal"/>
-        <w:jc w:val="center"/>
-        <w:rPr>
-          <w:lang w:val="sr-Latn-RS"/>
-        </w:rPr>
-      </w:pPr>
-      <w:r>
-        <w:rPr>
-          <w:lang w:val="sr-Latn-RS"/>
-        </w:rPr>
-      </w:r>
-    </w:p>
-    <w:p>
-      <w:pPr>
-        <w:pStyle w:val="Normal"/>
-        <w:jc w:val="center"/>
-        <w:rPr>
-          <w:lang w:val="sr-Latn-RS"/>
-        </w:rPr>
-      </w:pPr>
-      <w:r>
-        <w:rPr>
-          <w:lang w:val="sr-Latn-RS"/>
-        </w:rPr>
-      </w:r>
-    </w:p>
-    <w:p>
-      <w:pPr>
-        <w:pStyle w:val="Normal"/>
-        <w:jc w:val="center"/>
-        <w:rPr>
-          <w:lang w:val="sr-Latn-RS"/>
-        </w:rPr>
-      </w:pPr>
-      <w:r>
-        <w:rPr>
-          <w:lang w:val="sr-Latn-RS"/>
-        </w:rPr>
-      </w:r>
-    </w:p>
-    <w:p>
-      <w:pPr>
-        <w:pStyle w:val="Normal"/>
-        <w:jc w:val="center"/>
-        <w:rPr>
-          <w:lang w:val="sr-Latn-RS"/>
-        </w:rPr>
-      </w:pPr>
-      <w:r>
-        <w:rPr>
-          <w:lang w:val="sr-Latn-RS"/>
-        </w:rPr>
-      </w:r>
-    </w:p>
-    <w:p>
-      <w:pPr>
-        <w:pStyle w:val="Normal"/>
-        <w:jc w:val="center"/>
-        <w:rPr>
-          <w:lang w:val="sr-Latn-RS"/>
-        </w:rPr>
-      </w:pPr>
-      <w:r>
-        <w:rPr>
-          <w:lang w:val="sr-Latn-RS"/>
-        </w:rPr>
-      </w:r>
-    </w:p>
-    <w:p>
-      <w:pPr>
-        <w:pStyle w:val="Normal"/>
-        <w:jc w:val="center"/>
-        <w:rPr>
-          <w:lang w:val="sr-Latn-RS"/>
-        </w:rPr>
-      </w:pPr>
-      <w:r>
-        <w:rPr>
-          <w:lang w:val="sr-Latn-RS"/>
-        </w:rPr>
-      </w:r>
-    </w:p>
-    <w:p>
-      <w:pPr>
-        <w:pStyle w:val="Normal"/>
-        <w:jc w:val="center"/>
-        <w:rPr>
-          <w:lang w:val="sr-Latn-RS"/>
-        </w:rPr>
-      </w:pPr>
-      <w:r>
-        <w:rPr>
-          <w:lang w:val="sr-Latn-RS"/>
-        </w:rPr>
+        <w:br/>
+        <w:t>Slika 3.8</w:t>
+      </w:r>
+      <w:r>
+        <w:rPr/>
+        <w:t>c  Glavni SDC releji</w:t>
       </w:r>
     </w:p>
     <w:p>
@@ -12600,21 +14142,7 @@
         <w:rPr>
           <w:lang w:val="sr-Latn-RS"/>
         </w:rPr>
-        <w:t>Korišćeno rešenje bazirano je na TSAL rešenju koje je dizajnirao tim sa Univerziteta Lankaster.</w:t>
-      </w:r>
-    </w:p>
-    <w:p>
-      <w:pPr>
-        <w:pStyle w:val="Normal"/>
-        <w:rPr>
-          <w:lang w:val="sr-Latn-RS"/>
-        </w:rPr>
-      </w:pPr>
-      <w:r>
-        <w:rPr>
-          <w:lang w:val="sr-Latn-RS"/>
-        </w:rPr>
-        <w:t xml:space="preserve">Potrebno je koristiti eksterni relej </w:t>
+        <w:t xml:space="preserve">Korišćeno rešenje bazirano je na TSAL rešenju koje je dizajnirao tim sa Univerziteta </w:t>
       </w:r>
       <w:r>
         <w:rPr>
@@ -12622,13 +14150,13 @@
           <w:iCs/>
           <w:lang w:val="sr-Latn-RS"/>
         </w:rPr>
-        <w:t>G5Q-1</w:t>
-      </w:r>
-      <w:r>
-        <w:rPr>
-          <w:lang w:val="sr-Latn-RS"/>
-        </w:rPr>
-        <w:t xml:space="preserve"> kojim upravlja Error_Shutdown signal sa TSAL pločice. (Slika 3.9). On je 12 V kada je sve OK.</w:t>
+        <w:t>Lankaster</w:t>
+      </w:r>
+      <w:r>
+        <w:rPr>
+          <w:lang w:val="sr-Latn-RS"/>
+        </w:rPr>
+        <w:t>.</w:t>
       </w:r>
     </w:p>
     <w:p>
@@ -12645,7 +14173,7 @@
           <wp:inline distT="0" distB="0" distL="0" distR="0">
             <wp:extent cx="6645910" cy="2731770"/>
             <wp:effectExtent l="0" t="0" r="0" b="0"/>
-            <wp:docPr id="17" name="Image6" descr=""/>
+            <wp:docPr id="24" name="Image6" descr=""/>
             <wp:cNvGraphicFramePr>
               <a:graphicFrameLocks xmlns:a="http://schemas.openxmlformats.org/drawingml/2006/main" noChangeAspect="1"/>
             </wp:cNvGraphicFramePr>
@@ -12653,13 +14181,13 @@
               <a:graphicData uri="http://schemas.openxmlformats.org/drawingml/2006/picture">
                 <pic:pic xmlns:pic="http://schemas.openxmlformats.org/drawingml/2006/picture">
                   <pic:nvPicPr>
-                    <pic:cNvPr id="17" name="Image6" descr=""/>
+                    <pic:cNvPr id="24" name="Image6" descr=""/>
                     <pic:cNvPicPr>
                       <a:picLocks noChangeAspect="1" noChangeArrowheads="1"/>
                     </pic:cNvPicPr>
                   </pic:nvPicPr>
                   <pic:blipFill>
-                    <a:blip r:embed="rId21"/>
+                    <a:blip r:embed="rId28"/>
                     <a:stretch>
                       <a:fillRect/>
                     </a:stretch>
@@ -12699,11 +14227,42 @@
       <w:pPr>
         <w:pStyle w:val="Normal"/>
         <w:rPr>
-          <w:lang w:val="sr-Latn-RS"/>
-        </w:rPr>
-      </w:pPr>
-      <w:r>
-        <w:rPr>
+          <w:i/>
+          <w:i/>
+          <w:iCs/>
+          <w:lang w:val="sr-Latn-RS"/>
+        </w:rPr>
+      </w:pPr>
+      <w:r>
+        <w:rPr>
+          <w:i/>
+          <w:iCs/>
+          <w:lang w:val="sr-Latn-RS"/>
+        </w:rPr>
+        <w:t>Error_Shutdown</w:t>
+      </w:r>
+      <w:r>
+        <w:rPr>
+          <w:i w:val="false"/>
+          <w:iCs w:val="false"/>
+          <w:lang w:val="sr-Latn-RS"/>
+        </w:rPr>
+        <w:t xml:space="preserve"> izlaz se dovodi na SDC pločicu gde upravlja relejem na SDC liniji (Slika 3.8c).</w:t>
+      </w:r>
+    </w:p>
+    <w:p>
+      <w:pPr>
+        <w:pStyle w:val="Normal"/>
+        <w:rPr>
+          <w:i w:val="false"/>
+          <w:i w:val="false"/>
+          <w:iCs w:val="false"/>
+        </w:rPr>
+      </w:pPr>
+      <w:r>
+        <w:rPr>
+          <w:i/>
+          <w:iCs/>
           <w:lang w:val="sr-Latn-RS"/>
         </w:rPr>
       </w:r>
@@ -12798,7 +14357,7 @@
           <wp:inline distT="0" distB="0" distL="0" distR="0">
             <wp:extent cx="1533525" cy="1533525"/>
             <wp:effectExtent l="0" t="0" r="0" b="0"/>
-            <wp:docPr id="18" name="Slika 7" descr="RJSPS16B Emergency Stop Switch | RJS Electronics Ltd"/>
+            <wp:docPr id="25" name="Slika 7" descr="RJSPS16B Emergency Stop Switch | RJS Electronics Ltd"/>
             <wp:cNvGraphicFramePr>
               <a:graphicFrameLocks xmlns:a="http://schemas.openxmlformats.org/drawingml/2006/main" noChangeAspect="1"/>
             </wp:cNvGraphicFramePr>
@@ -12806,13 +14365,13 @@
               <a:graphicData uri="http://schemas.openxmlformats.org/drawingml/2006/picture">
                 <pic:pic xmlns:pic="http://schemas.openxmlformats.org/drawingml/2006/picture">
                   <pic:nvPicPr>
-                    <pic:cNvPr id="18" name="Slika 7" descr="RJSPS16B Emergency Stop Switch | RJS Electronics Ltd"/>
+                    <pic:cNvPr id="25" name="Slika 7" descr="RJSPS16B Emergency Stop Switch | RJS Electronics Ltd"/>
                     <pic:cNvPicPr>
                       <a:picLocks noChangeAspect="1" noChangeArrowheads="1"/>
                     </pic:cNvPicPr>
                   </pic:nvPicPr>
                   <pic:blipFill>
-                    <a:blip r:embed="rId22"/>
+                    <a:blip r:embed="rId29"/>
                     <a:stretch>
                       <a:fillRect/>
                     </a:stretch>
@@ -12862,7 +14421,7 @@
           <w:lang w:val="sr-Latn-RS"/>
         </w:rPr>
       </w:pPr>
-      <w:hyperlink r:id="rId23">
+      <w:hyperlink r:id="rId30">
         <w:r>
           <w:rPr>
             <w:rStyle w:val="Hyperlink"/>
@@ -12929,7 +14488,7 @@
           <wp:inline distT="0" distB="0" distL="0" distR="0">
             <wp:extent cx="1173480" cy="1503680"/>
             <wp:effectExtent l="0" t="0" r="0" b="0"/>
-            <wp:docPr id="19" name="Slika 9" descr=""/>
+            <wp:docPr id="26" name="Slika 9" descr=""/>
             <wp:cNvGraphicFramePr>
               <a:graphicFrameLocks xmlns:a="http://schemas.openxmlformats.org/drawingml/2006/main" noChangeAspect="1"/>
             </wp:cNvGraphicFramePr>
@@ -12937,13 +14496,13 @@
               <a:graphicData uri="http://schemas.openxmlformats.org/drawingml/2006/picture">
                 <pic:pic xmlns:pic="http://schemas.openxmlformats.org/drawingml/2006/picture">
                   <pic:nvPicPr>
-                    <pic:cNvPr id="19" name="Slika 9" descr=""/>
+                    <pic:cNvPr id="26" name="Slika 9" descr=""/>
                     <pic:cNvPicPr>
                       <a:picLocks noChangeAspect="1" noChangeArrowheads="1"/>
                     </pic:cNvPicPr>
                   </pic:nvPicPr>
                   <pic:blipFill>
-                    <a:blip r:embed="rId24"/>
+                    <a:blip r:embed="rId31"/>
                     <a:stretch>
                       <a:fillRect/>
                     </a:stretch>
@@ -13002,7 +14561,7 @@
           <w:lang w:val="sr-Latn-RS"/>
         </w:rPr>
       </w:pPr>
-      <w:hyperlink r:id="rId25">
+      <w:hyperlink r:id="rId32">
         <w:r>
           <w:rPr>
             <w:rStyle w:val="Hyperlink"/>
@@ -13069,7 +14628,7 @@
           <wp:inline distT="0" distB="0" distL="0" distR="0">
             <wp:extent cx="1411605" cy="1178560"/>
             <wp:effectExtent l="0" t="0" r="0" b="0"/>
-            <wp:docPr id="20" name="Slika 10" descr="FSG RULES 2010 ver1.03"/>
+            <wp:docPr id="27" name="Slika 10" descr="FSG RULES 2010 ver1.03"/>
             <wp:cNvGraphicFramePr>
               <a:graphicFrameLocks xmlns:a="http://schemas.openxmlformats.org/drawingml/2006/main" noChangeAspect="1"/>
             </wp:cNvGraphicFramePr>
@@ -13077,13 +14636,13 @@
               <a:graphicData uri="http://schemas.openxmlformats.org/drawingml/2006/picture">
                 <pic:pic xmlns:pic="http://schemas.openxmlformats.org/drawingml/2006/picture">
                   <pic:nvPicPr>
-                    <pic:cNvPr id="20" name="Slika 10" descr="FSG RULES 2010 ver1.03"/>
+                    <pic:cNvPr id="27" name="Slika 10" descr="FSG RULES 2010 ver1.03"/>
                     <pic:cNvPicPr>
                       <a:picLocks noChangeAspect="1" noChangeArrowheads="1"/>
                     </pic:cNvPicPr>
                   </pic:nvPicPr>
                   <pic:blipFill>
-                    <a:blip r:embed="rId26"/>
+                    <a:blip r:embed="rId33"/>
                     <a:stretch>
                       <a:fillRect/>
                     </a:stretch>
@@ -13158,7 +14717,7 @@
           <w:lang w:val="sr-Latn-RS"/>
         </w:rPr>
       </w:pPr>
-      <w:hyperlink r:id="rId27">
+      <w:hyperlink r:id="rId34">
         <w:r>
           <w:rPr>
             <w:rStyle w:val="Hyperlink"/>
@@ -13285,7 +14844,7 @@
           <wp:inline distT="0" distB="0" distL="0" distR="0">
             <wp:extent cx="3408045" cy="2736850"/>
             <wp:effectExtent l="0" t="0" r="0" b="0"/>
-            <wp:docPr id="21" name="Image7" descr=""/>
+            <wp:docPr id="28" name="Image7" descr=""/>
             <wp:cNvGraphicFramePr>
               <a:graphicFrameLocks xmlns:a="http://schemas.openxmlformats.org/drawingml/2006/main" noChangeAspect="1"/>
             </wp:cNvGraphicFramePr>
@@ -13293,13 +14852,13 @@
               <a:graphicData uri="http://schemas.openxmlformats.org/drawingml/2006/picture">
                 <pic:pic xmlns:pic="http://schemas.openxmlformats.org/drawingml/2006/picture">
                   <pic:nvPicPr>
-                    <pic:cNvPr id="21" name="Image7" descr=""/>
+                    <pic:cNvPr id="28" name="Image7" descr=""/>
                     <pic:cNvPicPr>
                       <a:picLocks noChangeAspect="1" noChangeArrowheads="1"/>
                     </pic:cNvPicPr>
                   </pic:nvPicPr>
                   <pic:blipFill>
-                    <a:blip r:embed="rId28"/>
+                    <a:blip r:embed="rId35"/>
                     <a:stretch>
                       <a:fillRect/>
                     </a:stretch>
@@ -13380,7 +14939,7 @@
           <wp:inline distT="0" distB="0" distL="0" distR="0">
             <wp:extent cx="1614805" cy="1487170"/>
             <wp:effectExtent l="0" t="0" r="0" b="0"/>
-            <wp:docPr id="22" name="Image8" descr=""/>
+            <wp:docPr id="29" name="Image8" descr=""/>
             <wp:cNvGraphicFramePr>
               <a:graphicFrameLocks xmlns:a="http://schemas.openxmlformats.org/drawingml/2006/main" noChangeAspect="1"/>
             </wp:cNvGraphicFramePr>
@@ -13388,13 +14947,13 @@
               <a:graphicData uri="http://schemas.openxmlformats.org/drawingml/2006/picture">
                 <pic:pic xmlns:pic="http://schemas.openxmlformats.org/drawingml/2006/picture">
                   <pic:nvPicPr>
-                    <pic:cNvPr id="22" name="Image8" descr=""/>
+                    <pic:cNvPr id="29" name="Image8" descr=""/>
                     <pic:cNvPicPr>
                       <a:picLocks noChangeAspect="1" noChangeArrowheads="1"/>
                     </pic:cNvPicPr>
                   </pic:nvPicPr>
                   <pic:blipFill>
-                    <a:blip r:embed="rId29"/>
+                    <a:blip r:embed="rId36"/>
                     <a:stretch>
                       <a:fillRect/>
                     </a:stretch>
@@ -13430,7 +14989,7 @@
           <wp:inline distT="0" distB="0" distL="0" distR="0">
             <wp:extent cx="1819910" cy="1483995"/>
             <wp:effectExtent l="0" t="0" r="0" b="0"/>
-            <wp:docPr id="23" name="Image9" descr=""/>
+            <wp:docPr id="30" name="Image9" descr=""/>
             <wp:cNvGraphicFramePr>
               <a:graphicFrameLocks xmlns:a="http://schemas.openxmlformats.org/drawingml/2006/main" noChangeAspect="1"/>
             </wp:cNvGraphicFramePr>
@@ -13438,13 +14997,13 @@
               <a:graphicData uri="http://schemas.openxmlformats.org/drawingml/2006/picture">
                 <pic:pic xmlns:pic="http://schemas.openxmlformats.org/drawingml/2006/picture">
                   <pic:nvPicPr>
-                    <pic:cNvPr id="23" name="Image9" descr=""/>
+                    <pic:cNvPr id="30" name="Image9" descr=""/>
                     <pic:cNvPicPr>
                       <a:picLocks noChangeAspect="1" noChangeArrowheads="1"/>
                     </pic:cNvPicPr>
                   </pic:nvPicPr>
                   <pic:blipFill>
-                    <a:blip r:embed="rId30"/>
+                    <a:blip r:embed="rId37"/>
                     <a:stretch>
                       <a:fillRect/>
                     </a:stretch>
@@ -13821,7 +15380,7 @@
           <wp:inline distT="0" distB="0" distL="0" distR="0">
             <wp:extent cx="1506855" cy="1506855"/>
             <wp:effectExtent l="0" t="0" r="0" b="0"/>
-            <wp:docPr id="24" name="Slika 13" descr="ISO 7010 - W012, Warning; Electricity"/>
+            <wp:docPr id="31" name="Slika 13" descr="ISO 7010 - W012, Warning; Electricity"/>
             <wp:cNvGraphicFramePr>
               <a:graphicFrameLocks xmlns:a="http://schemas.openxmlformats.org/drawingml/2006/main" noChangeAspect="1"/>
             </wp:cNvGraphicFramePr>
@@ -13829,13 +15388,13 @@
               <a:graphicData uri="http://schemas.openxmlformats.org/drawingml/2006/picture">
                 <pic:pic xmlns:pic="http://schemas.openxmlformats.org/drawingml/2006/picture">
                   <pic:nvPicPr>
-                    <pic:cNvPr id="24" name="Slika 13" descr="ISO 7010 - W012, Warning; Electricity"/>
+                    <pic:cNvPr id="31" name="Slika 13" descr="ISO 7010 - W012, Warning; Electricity"/>
                     <pic:cNvPicPr>
                       <a:picLocks noChangeAspect="1" noChangeArrowheads="1"/>
                     </pic:cNvPicPr>
                   </pic:nvPicPr>
                   <pic:blipFill>
-                    <a:blip r:embed="rId31"/>
+                    <a:blip r:embed="rId38"/>
                     <a:stretch>
                       <a:fillRect/>
                     </a:stretch>
@@ -13898,7 +15457,7 @@
           <wp:inline distT="0" distB="0" distL="0" distR="0">
             <wp:extent cx="2785110" cy="1851025"/>
             <wp:effectExtent l="0" t="0" r="0" b="0"/>
-            <wp:docPr id="25" name="Image10" descr="Master Switch • FIA • Alfaholics"/>
+            <wp:docPr id="32" name="Image10" descr="Master Switch • FIA • Alfaholics"/>
             <wp:cNvGraphicFramePr>
               <a:graphicFrameLocks xmlns:a="http://schemas.openxmlformats.org/drawingml/2006/main" noChangeAspect="1"/>
             </wp:cNvGraphicFramePr>
@@ -13906,13 +15465,13 @@
               <a:graphicData uri="http://schemas.openxmlformats.org/drawingml/2006/picture">
                 <pic:pic xmlns:pic="http://schemas.openxmlformats.org/drawingml/2006/picture">
                   <pic:nvPicPr>
-                    <pic:cNvPr id="25" name="Image10" descr="Master Switch • FIA • Alfaholics"/>
+                    <pic:cNvPr id="32" name="Image10" descr="Master Switch • FIA • Alfaholics"/>
                     <pic:cNvPicPr>
                       <a:picLocks noChangeAspect="1" noChangeArrowheads="1"/>
                     </pic:cNvPicPr>
                   </pic:nvPicPr>
                   <pic:blipFill>
-                    <a:blip r:embed="rId32"/>
+                    <a:blip r:embed="rId39"/>
                     <a:stretch>
                       <a:fillRect/>
                     </a:stretch>
@@ -13998,7 +15557,7 @@
           <w:lang w:val="sr-Latn-RS"/>
         </w:rPr>
       </w:pPr>
-      <w:hyperlink r:id="rId33">
+      <w:hyperlink r:id="rId40">
         <w:r>
           <w:rPr>
             <w:rStyle w:val="Hyperlink"/>
@@ -14610,6 +16169,20 @@
           <w:r>
             <w:rPr/>
             <w:t xml:space="preserve">[13] Texas Instruments, "CD4013B Dual D-Type Flip-Flop Datasheet," 2016. </w:t>
+          </w:r>
+        </w:p>
+        <w:p>
+          <w:pPr>
+            <w:pStyle w:val="Normal"/>
+            <w:rPr>
+              <w:lang w:val="sr-Latn-RS"/>
+            </w:rPr>
+          </w:pPr>
+          <w:r>
+            <w:rPr>
+              <w:lang w:val="sr-Latn-RS"/>
+            </w:rPr>
+            <w:t>[14] Texas Instruments, "CD4081B CMOS Quad 2-Input AND Gate Datasheet," 2017.</w:t>
           </w:r>
         </w:p>
       </w:sdtContent>
@@ -15187,7 +16760,7 @@
     </w:pPr>
     <w:r>
       <w:drawing>
-        <wp:anchor behindDoc="1" distT="0" distB="0" distL="0" distR="0" simplePos="0" locked="0" layoutInCell="0" allowOverlap="1" relativeHeight="43">
+        <wp:anchor behindDoc="1" distT="0" distB="0" distL="0" distR="0" simplePos="0" locked="0" layoutInCell="0" allowOverlap="1" relativeHeight="49">
           <wp:simplePos x="0" y="0"/>
           <wp:positionH relativeFrom="margin">
             <wp:posOffset>-304800</wp:posOffset>
@@ -15198,7 +16771,7 @@
           <wp:extent cx="1458595" cy="317500"/>
           <wp:effectExtent l="0" t="0" r="0" b="0"/>
           <wp:wrapNone/>
-          <wp:docPr id="10" name="Picture 1 Copy 1" descr="A black text on a black background&#10;&#10;AI-generated content may be incorrect."/>
+          <wp:docPr id="12" name="Picture 1 Copy 1" descr="A black text on a black background&#10;&#10;AI-generated content may be incorrect."/>
           <wp:cNvGraphicFramePr>
             <a:graphicFrameLocks xmlns:a="http://schemas.openxmlformats.org/drawingml/2006/main" noChangeAspect="1"/>
           </wp:cNvGraphicFramePr>
@@ -15206,7 +16779,7 @@
             <a:graphicData uri="http://schemas.openxmlformats.org/drawingml/2006/picture">
               <pic:pic xmlns:pic="http://schemas.openxmlformats.org/drawingml/2006/picture">
                 <pic:nvPicPr>
-                  <pic:cNvPr id="10" name="Picture 1 Copy 1" descr="A black text on a black background&#10;&#10;AI-generated content may be incorrect."/>
+                  <pic:cNvPr id="12" name="Picture 1 Copy 1" descr="A black text on a black background&#10;&#10;AI-generated content may be incorrect."/>
                   <pic:cNvPicPr>
                     <a:picLocks noChangeAspect="1" noChangeArrowheads="1"/>
                   </pic:cNvPicPr>
@@ -15307,7 +16880,7 @@
       <w:rPr>
         <w:lang w:val="sr-RS"/>
       </w:rPr>
-      <w:t>1</w:t>
+      <w:t>22</w:t>
     </w:r>
     <w:r>
       <w:rPr>
@@ -15508,7 +17081,7 @@
             <wp:anchor behindDoc="1" distT="24765" distB="77470" distL="24765" distR="77470" simplePos="0" locked="0" layoutInCell="1" allowOverlap="1" relativeHeight="4" wp14:anchorId="019EBD50">
               <wp:simplePos x="0" y="0"/>
               <wp:positionH relativeFrom="column">
-                <wp:posOffset>-504825</wp:posOffset>
+                <wp:posOffset>-505460</wp:posOffset>
               </wp:positionH>
               <wp:positionV relativeFrom="paragraph">
                 <wp:posOffset>-257175</wp:posOffset>
@@ -15570,7 +17143,7 @@
               <v:stroke joinstyle="miter"/>
               <v:path gradientshapeok="t" o:connecttype="rect" textboxrect="0,4320,21600,21600"/>
             </v:shapetype>
-            <v:shape id="shape_0" ID="Flowchart: Manual Input 4" path="m0,1l5,0l5,5l0,5xe" fillcolor="black" stroked="f" o:allowincell="f" style="position:absolute;margin-left:-39.75pt;margin-top:-20.3pt;width:89.2pt;height:87.15pt;mso-wrap-style:none;v-text-anchor:middle;rotation:90" wp14:anchorId="019EBD50" type="_x0000_t118">
+            <v:shape id="shape_0" ID="Flowchart: Manual Input 4" path="m0,1l5,0l5,5l0,5xe" fillcolor="black" stroked="f" o:allowincell="f" style="position:absolute;margin-left:-39.8pt;margin-top:-20.3pt;width:89.2pt;height:87.15pt;mso-wrap-style:none;v-text-anchor:middle;rotation:90" wp14:anchorId="019EBD50" type="_x0000_t118">
               <v:fill o:detectmouseclick="t" type="solid" color2="white"/>
               <v:stroke color="#3465a4" weight="19080" joinstyle="miter" endcap="flat"/>
               <v:shadow on="t" obscured="f" color="black"/>
@@ -15596,7 +17169,7 @@
       <mc:AlternateContent>
         <mc:Choice Requires="wps">
           <w:drawing>
-            <wp:anchor behindDoc="1" distT="13335" distB="89535" distL="52070" distR="50800" simplePos="0" locked="0" layoutInCell="0" allowOverlap="1" relativeHeight="24" wp14:anchorId="186A84D5">
+            <wp:anchor behindDoc="1" distT="13335" distB="89535" distL="52070" distR="50800" simplePos="0" locked="0" layoutInCell="0" allowOverlap="1" relativeHeight="27" wp14:anchorId="186A84D5">
               <wp:simplePos x="0" y="0"/>
               <wp:positionH relativeFrom="margin">
                 <wp:align>center</wp:align>
@@ -15607,7 +17180,7 @@
               <wp:extent cx="2943225" cy="571500"/>
               <wp:effectExtent l="52070" t="13335" r="50800" b="89535"/>
               <wp:wrapNone/>
-              <wp:docPr id="9" name="Rectangle: Rounded Corners 1"/>
+              <wp:docPr id="11" name="Rectangle: Rounded Corners 1"/>
               <a:graphic xmlns:a="http://schemas.openxmlformats.org/drawingml/2006/main">
                 <a:graphicData uri="http://schemas.microsoft.com/office/word/2010/wordprocessingShape">
                   <wps:wsp>

--- a/docs/SDC.docx
+++ b/docs/SDC.docx
@@ -284,7 +284,7 @@
                 <w:rFonts w:eastAsia="Aptos" w:cs="Times New Roman"/>
                 <w:lang w:val="sr-Latn-RS" w:eastAsia="en-US" w:bidi="ar-SA"/>
               </w:rPr>
-              <w:instrText xml:space="preserve"> XE "(naziv podtima): : : : : " </w:instrText>
+              <w:instrText xml:space="preserve"> XE "(naziv podtima): : : : : : " </w:instrText>
             </w:r>
             <w:r>
               <w:rPr>
@@ -436,8 +436,8 @@
         <w:tblLook w:val="04a0" w:noHBand="0" w:noVBand="1" w:firstColumn="1" w:lastRow="0" w:lastColumn="0" w:firstRow="1"/>
       </w:tblPr>
       <w:tblGrid>
-        <w:gridCol w:w="2150"/>
-        <w:gridCol w:w="8305"/>
+        <w:gridCol w:w="2149"/>
+        <w:gridCol w:w="8306"/>
       </w:tblGrid>
       <w:tr>
         <w:trPr>
@@ -484,7 +484,7 @@
         </w:trPr>
         <w:tc>
           <w:tcPr>
-            <w:tcW w:w="2150" w:type="dxa"/>
+            <w:tcW w:w="2149" w:type="dxa"/>
             <w:tcBorders/>
           </w:tcPr>
           <w:p>
@@ -528,7 +528,7 @@
         </w:tc>
         <w:tc>
           <w:tcPr>
-            <w:tcW w:w="8305" w:type="dxa"/>
+            <w:tcW w:w="8306" w:type="dxa"/>
             <w:tcBorders/>
           </w:tcPr>
           <w:p>
@@ -561,7 +561,7 @@
         </w:trPr>
         <w:tc>
           <w:tcPr>
-            <w:tcW w:w="2150" w:type="dxa"/>
+            <w:tcW w:w="2149" w:type="dxa"/>
             <w:tcBorders/>
           </w:tcPr>
           <w:p>
@@ -605,7 +605,7 @@
         </w:tc>
         <w:tc>
           <w:tcPr>
-            <w:tcW w:w="8305" w:type="dxa"/>
+            <w:tcW w:w="8306" w:type="dxa"/>
             <w:tcBorders/>
           </w:tcPr>
           <w:p>
@@ -628,67 +628,7 @@
                 <w:szCs w:val="24"/>
                 <w:lang w:val="sr-Latn-RS" w:eastAsia="en-US" w:bidi="ar-SA"/>
               </w:rPr>
-              <w:t xml:space="preserve">Implementiran je serijski shutdown sistem koji obuhvata LVMS, TSMS, tri ručna shutdown prekidača, BOTS, inercioni prekidač, BSPD, IMD, AMS, TSAL i sve neophodne interlock linije. Svaka komponenta može samostalno otvoriti SDC u slučaju nebezbednog stanja. Logika lečovanja AMS, </w:t>
-            </w:r>
-            <w:r>
-              <w:rPr>
-                <w:rFonts w:eastAsia="Aptos" w:cs="Times New Roman"/>
-                <w:kern w:val="2"/>
-                <w:sz w:val="24"/>
-                <w:szCs w:val="24"/>
-                <w:lang w:val="sr-Latn-RS" w:eastAsia="en-US" w:bidi="ar-SA"/>
-              </w:rPr>
-              <w:t>BSPD i</w:t>
-            </w:r>
-            <w:r>
-              <w:rPr>
-                <w:rFonts w:eastAsia="Aptos" w:cs="Times New Roman"/>
-                <w:kern w:val="2"/>
-                <w:sz w:val="24"/>
-                <w:szCs w:val="24"/>
-                <w:lang w:val="sr-Latn-RS" w:eastAsia="en-US" w:bidi="ar-SA"/>
-              </w:rPr>
-              <w:t xml:space="preserve"> IMD signala koristi </w:t>
-            </w:r>
-            <w:r>
-              <w:rPr>
-                <w:rFonts w:eastAsia="Aptos" w:cs="Times New Roman"/>
-                <w:kern w:val="2"/>
-                <w:sz w:val="24"/>
-                <w:szCs w:val="24"/>
-                <w:lang w:val="sr-Latn-RS" w:eastAsia="en-US" w:bidi="ar-SA"/>
-              </w:rPr>
-              <w:t xml:space="preserve">AND i </w:t>
-            </w:r>
-            <w:r>
-              <w:rPr>
-                <w:rFonts w:eastAsia="Aptos" w:cs="Times New Roman"/>
-                <w:kern w:val="2"/>
-                <w:sz w:val="24"/>
-                <w:szCs w:val="24"/>
-                <w:lang w:val="sr-Latn-RS" w:eastAsia="en-US" w:bidi="ar-SA"/>
-              </w:rPr>
-              <w:t>NAND čip</w:t>
-            </w:r>
-            <w:r>
-              <w:rPr>
-                <w:rFonts w:eastAsia="Aptos" w:cs="Times New Roman"/>
-                <w:kern w:val="2"/>
-                <w:sz w:val="24"/>
-                <w:szCs w:val="24"/>
-                <w:lang w:val="sr-Latn-RS" w:eastAsia="en-US" w:bidi="ar-SA"/>
-              </w:rPr>
-              <w:t>ove</w:t>
-            </w:r>
-            <w:r>
-              <w:rPr>
-                <w:rFonts w:eastAsia="Aptos" w:cs="Times New Roman"/>
-                <w:kern w:val="2"/>
-                <w:sz w:val="24"/>
-                <w:szCs w:val="24"/>
-                <w:lang w:val="sr-Latn-RS" w:eastAsia="en-US" w:bidi="ar-SA"/>
-              </w:rPr>
-              <w:t xml:space="preserve"> i flip-flop, dok TSAL otvara kolo u slučaju mehaničke greške na AIR-u.</w:t>
+              <w:t>Implementiran je serijski shutdown sistem koji obuhvata LVMS, TSMS, tri ručna shutdown prekidača, BOTS, inercioni prekidač, BSPD, IMD, AMS, TSAL i sve neophodne interlock linije. Svaka komponenta može samostalno otvoriti SDC u slučaju nebezbednog stanja. Logika lečovanja AMS, BSPD i IMD signala koristi AND i NAND čipove i flip-flop, dok TSAL otvara kolo u slučaju mehaničke greške na AIR-u.</w:t>
             </w:r>
           </w:p>
         </w:tc>
@@ -699,7 +639,7 @@
         </w:trPr>
         <w:tc>
           <w:tcPr>
-            <w:tcW w:w="2150" w:type="dxa"/>
+            <w:tcW w:w="2149" w:type="dxa"/>
             <w:tcBorders/>
           </w:tcPr>
           <w:p>
@@ -743,7 +683,7 @@
         </w:tc>
         <w:tc>
           <w:tcPr>
-            <w:tcW w:w="8305" w:type="dxa"/>
+            <w:tcW w:w="8306" w:type="dxa"/>
             <w:tcBorders/>
           </w:tcPr>
           <w:p>
@@ -776,7 +716,7 @@
         </w:trPr>
         <w:tc>
           <w:tcPr>
-            <w:tcW w:w="2150" w:type="dxa"/>
+            <w:tcW w:w="2149" w:type="dxa"/>
             <w:tcBorders/>
           </w:tcPr>
           <w:p>
@@ -821,7 +761,7 @@
         </w:tc>
         <w:tc>
           <w:tcPr>
-            <w:tcW w:w="8305" w:type="dxa"/>
+            <w:tcW w:w="8306" w:type="dxa"/>
             <w:tcBorders/>
           </w:tcPr>
           <w:p>
@@ -855,7 +795,7 @@
         </w:trPr>
         <w:tc>
           <w:tcPr>
-            <w:tcW w:w="2150" w:type="dxa"/>
+            <w:tcW w:w="2149" w:type="dxa"/>
             <w:tcBorders/>
           </w:tcPr>
           <w:p>
@@ -900,7 +840,7 @@
         </w:tc>
         <w:tc>
           <w:tcPr>
-            <w:tcW w:w="8305" w:type="dxa"/>
+            <w:tcW w:w="8306" w:type="dxa"/>
             <w:tcBorders/>
           </w:tcPr>
           <w:p>
@@ -923,37 +863,7 @@
                 <w:szCs w:val="24"/>
                 <w:lang w:val="sr-Latn-RS" w:eastAsia="en-US" w:bidi="ar-SA"/>
               </w:rPr>
-              <w:t>6</w:t>
-            </w:r>
-            <w:r>
-              <w:rPr>
-                <w:rFonts w:eastAsia="Aptos" w:cs="Times New Roman"/>
-                <w:kern w:val="2"/>
-                <w:sz w:val="24"/>
-                <w:szCs w:val="24"/>
-                <w:lang w:val="sr-Latn-RS" w:eastAsia="en-US" w:bidi="ar-SA"/>
-              </w:rPr>
-              <w:t>.</w:t>
-            </w:r>
-            <w:r>
-              <w:rPr>
-                <w:rFonts w:eastAsia="Aptos" w:cs="Times New Roman"/>
-                <w:kern w:val="2"/>
-                <w:sz w:val="24"/>
-                <w:szCs w:val="24"/>
-                <w:lang w:val="sr-Latn-RS" w:eastAsia="en-US" w:bidi="ar-SA"/>
-              </w:rPr>
-              <w:t>5</w:t>
-            </w:r>
-            <w:r>
-              <w:rPr>
-                <w:rFonts w:eastAsia="Aptos" w:cs="Times New Roman"/>
-                <w:kern w:val="2"/>
-                <w:sz w:val="24"/>
-                <w:szCs w:val="24"/>
-                <w:lang w:val="sr-Latn-RS" w:eastAsia="en-US" w:bidi="ar-SA"/>
-              </w:rPr>
-              <w:t>.2026.</w:t>
+              <w:t>6.5.2026.</w:t>
             </w:r>
           </w:p>
         </w:tc>
@@ -964,7 +874,7 @@
         </w:trPr>
         <w:tc>
           <w:tcPr>
-            <w:tcW w:w="2150" w:type="dxa"/>
+            <w:tcW w:w="2149" w:type="dxa"/>
             <w:tcBorders/>
           </w:tcPr>
           <w:p>
@@ -1009,7 +919,7 @@
         </w:tc>
         <w:tc>
           <w:tcPr>
-            <w:tcW w:w="8305" w:type="dxa"/>
+            <w:tcW w:w="8306" w:type="dxa"/>
             <w:tcBorders/>
           </w:tcPr>
           <w:p>
@@ -1327,9 +1237,12 @@
         </w:rPr>
       </w:pPr>
       <w:r>
-        <w:rPr/>
+        <w:rPr>
+          <w:rFonts w:cs="Times New Roman"/>
+          <w:lang w:val="sr-Latn-RS"/>
+        </w:rPr>
         <w:drawing>
-          <wp:anchor behindDoc="0" distT="0" distB="0" distL="0" distR="0" simplePos="0" locked="0" layoutInCell="0" allowOverlap="1" relativeHeight="67">
+          <wp:anchor behindDoc="0" distT="0" distB="0" distL="0" distR="0" simplePos="0" locked="0" layoutInCell="0" allowOverlap="1" relativeHeight="53">
             <wp:simplePos x="0" y="0"/>
             <wp:positionH relativeFrom="column">
               <wp:align>center</wp:align>
@@ -1469,14 +1382,14 @@
         <w:tblLook w:val="04a0" w:noHBand="0" w:noVBand="1" w:firstColumn="1" w:lastRow="0" w:lastColumn="0" w:firstRow="1"/>
       </w:tblPr>
       <w:tblGrid>
-        <w:gridCol w:w="1691"/>
-        <w:gridCol w:w="8764"/>
+        <w:gridCol w:w="1690"/>
+        <w:gridCol w:w="8765"/>
       </w:tblGrid>
       <w:tr>
         <w:trPr/>
         <w:tc>
           <w:tcPr>
-            <w:tcW w:w="1691" w:type="dxa"/>
+            <w:tcW w:w="1690" w:type="dxa"/>
             <w:tcBorders/>
           </w:tcPr>
           <w:p>
@@ -1532,7 +1445,7 @@
         </w:tc>
         <w:tc>
           <w:tcPr>
-            <w:tcW w:w="8764" w:type="dxa"/>
+            <w:tcW w:w="8765" w:type="dxa"/>
             <w:tcBorders/>
           </w:tcPr>
           <w:p>
@@ -1565,7 +1478,7 @@
         </w:trPr>
         <w:tc>
           <w:tcPr>
-            <w:tcW w:w="1691" w:type="dxa"/>
+            <w:tcW w:w="1690" w:type="dxa"/>
             <w:tcBorders/>
           </w:tcPr>
           <w:p>
@@ -1598,7 +1511,7 @@
         </w:tc>
         <w:tc>
           <w:tcPr>
-            <w:tcW w:w="8764" w:type="dxa"/>
+            <w:tcW w:w="8765" w:type="dxa"/>
             <w:tcBorders/>
           </w:tcPr>
           <w:p>
@@ -1629,7 +1542,7 @@
         <w:trPr/>
         <w:tc>
           <w:tcPr>
-            <w:tcW w:w="1691" w:type="dxa"/>
+            <w:tcW w:w="1690" w:type="dxa"/>
             <w:tcBorders/>
           </w:tcPr>
           <w:p>
@@ -1662,7 +1575,7 @@
         </w:tc>
         <w:tc>
           <w:tcPr>
-            <w:tcW w:w="8764" w:type="dxa"/>
+            <w:tcW w:w="8765" w:type="dxa"/>
             <w:tcBorders/>
           </w:tcPr>
           <w:p>
@@ -1693,7 +1606,7 @@
         <w:trPr/>
         <w:tc>
           <w:tcPr>
-            <w:tcW w:w="1691" w:type="dxa"/>
+            <w:tcW w:w="1690" w:type="dxa"/>
             <w:tcBorders/>
           </w:tcPr>
           <w:p>
@@ -1749,7 +1662,7 @@
         </w:tc>
         <w:tc>
           <w:tcPr>
-            <w:tcW w:w="8764" w:type="dxa"/>
+            <w:tcW w:w="8765" w:type="dxa"/>
             <w:tcBorders/>
           </w:tcPr>
           <w:p>
@@ -1780,7 +1693,7 @@
         <w:trPr/>
         <w:tc>
           <w:tcPr>
-            <w:tcW w:w="1691" w:type="dxa"/>
+            <w:tcW w:w="1690" w:type="dxa"/>
             <w:tcBorders/>
           </w:tcPr>
           <w:p>
@@ -1836,7 +1749,7 @@
         </w:tc>
         <w:tc>
           <w:tcPr>
-            <w:tcW w:w="8764" w:type="dxa"/>
+            <w:tcW w:w="8765" w:type="dxa"/>
             <w:tcBorders/>
           </w:tcPr>
           <w:p>
@@ -1867,7 +1780,7 @@
         <w:trPr/>
         <w:tc>
           <w:tcPr>
-            <w:tcW w:w="1691" w:type="dxa"/>
+            <w:tcW w:w="1690" w:type="dxa"/>
             <w:tcBorders/>
           </w:tcPr>
           <w:p>
@@ -1898,7 +1811,7 @@
         </w:tc>
         <w:tc>
           <w:tcPr>
-            <w:tcW w:w="8764" w:type="dxa"/>
+            <w:tcW w:w="8765" w:type="dxa"/>
             <w:tcBorders/>
           </w:tcPr>
           <w:p>
@@ -1929,7 +1842,7 @@
         <w:trPr/>
         <w:tc>
           <w:tcPr>
-            <w:tcW w:w="1691" w:type="dxa"/>
+            <w:tcW w:w="1690" w:type="dxa"/>
             <w:tcBorders/>
           </w:tcPr>
           <w:p>
@@ -1962,7 +1875,7 @@
         </w:tc>
         <w:tc>
           <w:tcPr>
-            <w:tcW w:w="8764" w:type="dxa"/>
+            <w:tcW w:w="8765" w:type="dxa"/>
             <w:tcBorders/>
           </w:tcPr>
           <w:p>
@@ -1993,7 +1906,7 @@
         <w:trPr/>
         <w:tc>
           <w:tcPr>
-            <w:tcW w:w="1691" w:type="dxa"/>
+            <w:tcW w:w="1690" w:type="dxa"/>
             <w:tcBorders/>
           </w:tcPr>
           <w:p>
@@ -2049,7 +1962,7 @@
         </w:tc>
         <w:tc>
           <w:tcPr>
-            <w:tcW w:w="8764" w:type="dxa"/>
+            <w:tcW w:w="8765" w:type="dxa"/>
             <w:tcBorders/>
           </w:tcPr>
           <w:p>
@@ -2080,7 +1993,7 @@
         <w:trPr/>
         <w:tc>
           <w:tcPr>
-            <w:tcW w:w="1691" w:type="dxa"/>
+            <w:tcW w:w="1690" w:type="dxa"/>
             <w:tcBorders/>
           </w:tcPr>
           <w:p>
@@ -2113,7 +2026,7 @@
         </w:tc>
         <w:tc>
           <w:tcPr>
-            <w:tcW w:w="8764" w:type="dxa"/>
+            <w:tcW w:w="8765" w:type="dxa"/>
             <w:tcBorders/>
           </w:tcPr>
           <w:p>
@@ -2144,7 +2057,7 @@
         <w:trPr/>
         <w:tc>
           <w:tcPr>
-            <w:tcW w:w="1691" w:type="dxa"/>
+            <w:tcW w:w="1690" w:type="dxa"/>
             <w:tcBorders/>
           </w:tcPr>
           <w:p>
@@ -2200,7 +2113,7 @@
         </w:tc>
         <w:tc>
           <w:tcPr>
-            <w:tcW w:w="8764" w:type="dxa"/>
+            <w:tcW w:w="8765" w:type="dxa"/>
             <w:tcBorders/>
           </w:tcPr>
           <w:p>
@@ -2231,7 +2144,7 @@
         <w:trPr/>
         <w:tc>
           <w:tcPr>
-            <w:tcW w:w="1691" w:type="dxa"/>
+            <w:tcW w:w="1690" w:type="dxa"/>
             <w:tcBorders/>
           </w:tcPr>
           <w:p>
@@ -2308,7 +2221,7 @@
         </w:tc>
         <w:tc>
           <w:tcPr>
-            <w:tcW w:w="8764" w:type="dxa"/>
+            <w:tcW w:w="8765" w:type="dxa"/>
             <w:tcBorders/>
           </w:tcPr>
           <w:p>
@@ -2339,7 +2252,7 @@
         <w:trPr/>
         <w:tc>
           <w:tcPr>
-            <w:tcW w:w="1691" w:type="dxa"/>
+            <w:tcW w:w="1690" w:type="dxa"/>
             <w:tcBorders/>
           </w:tcPr>
           <w:p>
@@ -2393,7 +2306,7 @@
         </w:tc>
         <w:tc>
           <w:tcPr>
-            <w:tcW w:w="8764" w:type="dxa"/>
+            <w:tcW w:w="8765" w:type="dxa"/>
             <w:tcBorders/>
           </w:tcPr>
           <w:p>
@@ -2425,7 +2338,7 @@
         <w:trPr/>
         <w:tc>
           <w:tcPr>
-            <w:tcW w:w="1691" w:type="dxa"/>
+            <w:tcW w:w="1690" w:type="dxa"/>
             <w:tcBorders/>
           </w:tcPr>
           <w:p>
@@ -2480,7 +2393,7 @@
         </w:tc>
         <w:tc>
           <w:tcPr>
-            <w:tcW w:w="8764" w:type="dxa"/>
+            <w:tcW w:w="8765" w:type="dxa"/>
             <w:tcBorders/>
           </w:tcPr>
           <w:p>
@@ -2514,7 +2427,7 @@
         </w:trPr>
         <w:tc>
           <w:tcPr>
-            <w:tcW w:w="1691" w:type="dxa"/>
+            <w:tcW w:w="1690" w:type="dxa"/>
             <w:tcBorders/>
           </w:tcPr>
           <w:p>
@@ -2547,7 +2460,7 @@
         </w:tc>
         <w:tc>
           <w:tcPr>
-            <w:tcW w:w="8764" w:type="dxa"/>
+            <w:tcW w:w="8765" w:type="dxa"/>
             <w:tcBorders/>
           </w:tcPr>
           <w:p>
@@ -6346,10 +6259,7 @@
         </w:rPr>
       </w:pPr>
       <w:r>
-        <w:rPr>
-          <w:color w:val="C9211E"/>
-        </w:rPr>
-        <w:t>Slika 3.1 SDC</w:t>
+        <w:rPr/>
       </w:r>
     </w:p>
     <w:p>
@@ -6495,7 +6405,7 @@
       </w:pPr>
       <w:r>
         <w:drawing>
-          <wp:anchor behindDoc="0" distT="0" distB="0" distL="0" distR="0" simplePos="0" locked="0" layoutInCell="0" allowOverlap="1" relativeHeight="69">
+          <wp:anchor behindDoc="0" distT="0" distB="0" distL="0" distR="0" simplePos="0" locked="0" layoutInCell="0" allowOverlap="1" relativeHeight="55">
             <wp:simplePos x="0" y="0"/>
             <wp:positionH relativeFrom="column">
               <wp:align>center</wp:align>
@@ -6547,43 +6457,7 @@
           <w:color w:val="000000"/>
           <w:lang w:val="sr-Latn-RS"/>
         </w:rPr>
-        <w:t>3.2</w:t>
-      </w:r>
-      <w:r>
-        <w:rPr>
-          <w:b w:val="false"/>
-          <w:bCs w:val="false"/>
-          <w:color w:val="000000"/>
-          <w:lang w:val="sr-Latn-RS"/>
-        </w:rPr>
-        <w:t>a</w:t>
-      </w:r>
-      <w:r>
-        <w:rPr>
-          <w:b w:val="false"/>
-          <w:bCs w:val="false"/>
-          <w:color w:val="000000"/>
-          <w:lang w:val="sr-Latn-RS"/>
-        </w:rPr>
-        <w:t xml:space="preserve"> </w:t>
-      </w:r>
-      <w:r>
-        <w:rPr>
-          <w:b w:val="false"/>
-          <w:bCs w:val="false"/>
-          <w:color w:val="000000"/>
-          <w:lang w:val="sr-Latn-RS"/>
-        </w:rPr>
-        <w:t>Šematik</w:t>
-      </w:r>
-      <w:r>
-        <w:rPr>
-          <w:b w:val="false"/>
-          <w:bCs w:val="false"/>
-          <w:color w:val="000000"/>
-          <w:lang w:val="sr-Latn-RS"/>
-        </w:rPr>
-        <w:t xml:space="preserve"> SDC kontrolne pločice (Shutdown Circuit Board)</w:t>
+        <w:t>3.2a Šematik SDC kontrolne pločice (Shutdown Circuit Board)</w:t>
       </w:r>
     </w:p>
     <w:p>
@@ -6605,7 +6479,7 @@
       <w:r>
         <w:rPr/>
         <w:drawing>
-          <wp:anchor behindDoc="0" distT="0" distB="0" distL="0" distR="0" simplePos="0" locked="0" layoutInCell="0" allowOverlap="1" relativeHeight="75">
+          <wp:anchor behindDoc="0" distT="0" distB="0" distL="0" distR="0" simplePos="0" locked="0" layoutInCell="0" allowOverlap="1" relativeHeight="66">
             <wp:simplePos x="0" y="0"/>
             <wp:positionH relativeFrom="column">
               <wp:align>center</wp:align>
@@ -6887,34 +6761,7 @@
           <w:color w:val="000000"/>
           <w:lang w:val="sr-Latn-RS"/>
         </w:rPr>
-        <w:t>3.2</w:t>
-      </w:r>
-      <w:r>
-        <w:rPr>
-          <w:b w:val="false"/>
-          <w:bCs w:val="false"/>
-          <w:color w:val="000000"/>
-          <w:lang w:val="sr-Latn-RS"/>
-        </w:rPr>
-        <w:t>b</w:t>
-      </w:r>
-      <w:r>
-        <w:rPr>
-          <w:b w:val="false"/>
-          <w:bCs w:val="false"/>
-          <w:color w:val="000000"/>
-          <w:lang w:val="sr-Latn-RS"/>
-        </w:rPr>
-        <w:t xml:space="preserve"> </w:t>
-      </w:r>
-      <w:r>
-        <w:rPr>
-          <w:b w:val="false"/>
-          <w:bCs w:val="false"/>
-          <w:color w:val="000000"/>
-          <w:lang w:val="sr-Latn-RS"/>
-        </w:rPr>
-        <w:t>Layout SDC pločice (dvoslojni)</w:t>
+        <w:t>3.2b Layout SDC pločice (dvoslojni)</w:t>
       </w:r>
     </w:p>
     <w:p>
@@ -6927,7 +6774,7 @@
       </w:pPr>
       <w:r>
         <w:drawing>
-          <wp:anchor behindDoc="0" distT="0" distB="0" distL="0" distR="0" simplePos="0" locked="0" layoutInCell="0" allowOverlap="1" relativeHeight="76">
+          <wp:anchor behindDoc="0" distT="0" distB="0" distL="0" distR="0" simplePos="0" locked="0" layoutInCell="0" allowOverlap="1" relativeHeight="67">
             <wp:simplePos x="0" y="0"/>
             <wp:positionH relativeFrom="column">
               <wp:align>center</wp:align>
@@ -7022,28 +6869,14 @@
           <w:i/>
           <w:iCs/>
         </w:rPr>
-        <w:t xml:space="preserve"> </w:t>
-      </w:r>
-      <w:r>
-        <w:rPr>
-          <w:i/>
-          <w:iCs/>
-        </w:rPr>
-        <w:t>CD4081 AND</w:t>
+        <w:t xml:space="preserve"> CD4081 AND</w:t>
       </w:r>
       <w:r>
         <w:rPr>
           <w:i w:val="false"/>
           <w:iCs w:val="false"/>
         </w:rPr>
-        <w:t xml:space="preserve"> kapije,</w:t>
-      </w:r>
-      <w:r>
-        <w:rPr>
-          <w:i w:val="false"/>
-          <w:iCs w:val="false"/>
-        </w:rPr>
-        <w:t xml:space="preserve"> </w:t>
+        <w:t xml:space="preserve"> kapije, </w:t>
       </w:r>
       <w:r>
         <w:rPr>
@@ -7053,15 +6886,7 @@
       </w:r>
       <w:r>
         <w:rPr/>
-        <w:t xml:space="preserve"> kapij</w:t>
-      </w:r>
-      <w:r>
-        <w:rPr/>
-        <w:t>e</w:t>
-      </w:r>
-      <w:r>
-        <w:rPr/>
-        <w:t xml:space="preserve"> sa Šmitovim okidačima i </w:t>
+        <w:t xml:space="preserve"> kapije sa Šmitovim okidačima i </w:t>
       </w:r>
       <w:r>
         <w:rPr>
@@ -7081,15 +6906,7 @@
       </w:r>
       <w:r>
         <w:rPr/>
-        <w:t xml:space="preserve">. Ovo omogućava da greške sa </w:t>
-      </w:r>
-      <w:r>
-        <w:rPr/>
-        <w:t xml:space="preserve">BSPD-a, </w:t>
-      </w:r>
-      <w:r>
-        <w:rPr/>
-        <w:t>AMS-a ili IMD-a trajno otvore SDC dok se ne izvrši ručni reset. Reset taster je namerno lociran van same pločice kako bi bio dostupan na eksterijeru vozila.</w:t>
+        <w:t>. Ovo omogućava da greške sa BSPD-a, AMS-a ili IMD-a trajno otvore SDC dok se ne izvrši ručni reset. Reset taster je namerno lociran van same pločice kako bi bio dostupan na eksterijeru vozila.</w:t>
       </w:r>
     </w:p>
     <w:p>
@@ -7124,15 +6941,7 @@
       </w:r>
       <w:r>
         <w:rPr/>
-        <w:t xml:space="preserve"> releja. Jedan je pod kontrolom lečovane logike (AMS/IMD/</w:t>
-      </w:r>
-      <w:r>
-        <w:rPr/>
-        <w:t>BSPD</w:t>
-      </w:r>
-      <w:r>
-        <w:rPr/>
-        <w:t xml:space="preserve">), dok je drugi direktno kontrolisan od strane TSAL signala greške. </w:t>
+        <w:t xml:space="preserve"> releja. Jedan je pod kontrolom lečovane logike (AMS/IMD/BSPD), dok je drugi direktno kontrolisan od strane TSAL signala greške. </w:t>
       </w:r>
     </w:p>
     <w:p>
@@ -8883,9 +8692,11 @@
         </w:rPr>
       </w:pPr>
       <w:r>
-        <w:rPr/>
+        <w:rPr>
+          <w:lang w:val="sr-Latn-RS"/>
+        </w:rPr>
         <w:drawing>
-          <wp:anchor behindDoc="0" distT="0" distB="0" distL="0" distR="0" simplePos="0" locked="0" layoutInCell="0" allowOverlap="1" relativeHeight="70">
+          <wp:anchor behindDoc="0" distT="0" distB="0" distL="0" distR="0" simplePos="0" locked="0" layoutInCell="0" allowOverlap="1" relativeHeight="56">
             <wp:simplePos x="0" y="0"/>
             <wp:positionH relativeFrom="column">
               <wp:align>center</wp:align>
@@ -9097,15 +8908,7 @@
       </w:pPr>
       <w:r>
         <w:rPr/>
-        <w:t>Slik</w:t>
-      </w:r>
-      <w:r>
-        <w:rPr/>
-        <w:t>e</w:t>
-      </w:r>
-      <w:r>
-        <w:rPr/>
-        <w:t xml:space="preserve"> 3.6 Povezivanje IMD-a</w:t>
+        <w:t>Slike 3.6 Povezivanje IMD-a</w:t>
       </w:r>
     </w:p>
     <w:p>
@@ -9622,9 +9425,11 @@
         </w:rPr>
       </w:pPr>
       <w:r>
-        <w:rPr/>
+        <w:rPr>
+          <w:lang w:val="sr-Latn-RS"/>
+        </w:rPr>
         <w:drawing>
-          <wp:anchor behindDoc="0" distT="0" distB="0" distL="0" distR="0" simplePos="0" locked="0" layoutInCell="0" allowOverlap="1" relativeHeight="68">
+          <wp:anchor behindDoc="0" distT="0" distB="0" distL="0" distR="0" simplePos="0" locked="0" layoutInCell="0" allowOverlap="1" relativeHeight="54">
             <wp:simplePos x="0" y="0"/>
             <wp:positionH relativeFrom="column">
               <wp:align>center</wp:align>
@@ -9679,7 +9484,9 @@
         </w:rPr>
       </w:pPr>
       <w:r>
-        <w:rPr/>
+        <w:rPr>
+          <w:lang w:val="sr-Latn-RS"/>
+        </w:rPr>
       </w:r>
     </w:p>
     <w:p>
@@ -9691,7 +9498,9 @@
         </w:rPr>
       </w:pPr>
       <w:r>
-        <w:rPr/>
+        <w:rPr>
+          <w:lang w:val="sr-Latn-RS"/>
+        </w:rPr>
       </w:r>
     </w:p>
     <w:p>
@@ -9703,7 +9512,9 @@
         </w:rPr>
       </w:pPr>
       <w:r>
-        <w:rPr/>
+        <w:rPr>
+          <w:lang w:val="sr-Latn-RS"/>
+        </w:rPr>
       </w:r>
     </w:p>
     <w:p>
@@ -9715,7 +9526,9 @@
         </w:rPr>
       </w:pPr>
       <w:r>
-        <w:rPr/>
+        <w:rPr>
+          <w:lang w:val="sr-Latn-RS"/>
+        </w:rPr>
       </w:r>
     </w:p>
     <w:p>
@@ -9727,7 +9540,9 @@
         </w:rPr>
       </w:pPr>
       <w:r>
-        <w:rPr/>
+        <w:rPr>
+          <w:lang w:val="sr-Latn-RS"/>
+        </w:rPr>
       </w:r>
     </w:p>
     <w:p>
@@ -9739,7 +9554,9 @@
         </w:rPr>
       </w:pPr>
       <w:r>
-        <w:rPr/>
+        <w:rPr>
+          <w:lang w:val="sr-Latn-RS"/>
+        </w:rPr>
       </w:r>
     </w:p>
     <w:p>
@@ -9751,7 +9568,9 @@
         </w:rPr>
       </w:pPr>
       <w:r>
-        <w:rPr/>
+        <w:rPr>
+          <w:lang w:val="sr-Latn-RS"/>
+        </w:rPr>
       </w:r>
     </w:p>
     <w:p>
@@ -9763,7 +9582,9 @@
         </w:rPr>
       </w:pPr>
       <w:r>
-        <w:rPr/>
+        <w:rPr>
+          <w:lang w:val="sr-Latn-RS"/>
+        </w:rPr>
       </w:r>
     </w:p>
     <w:p>
@@ -9775,7 +9596,9 @@
         </w:rPr>
       </w:pPr>
       <w:r>
-        <w:rPr/>
+        <w:rPr>
+          <w:lang w:val="sr-Latn-RS"/>
+        </w:rPr>
       </w:r>
     </w:p>
     <w:p>
@@ -9826,23 +9649,7 @@
           <w:szCs w:val="28"/>
           <w:lang w:val="sr-Latn-RS"/>
         </w:rPr>
-        <w:t xml:space="preserve">AMS, </w:t>
-      </w:r>
-      <w:r>
-        <w:rPr>
-          <w:iCs/>
-          <w:szCs w:val="28"/>
-          <w:lang w:val="sr-Latn-RS"/>
-        </w:rPr>
-        <w:t>BSPD i</w:t>
-      </w:r>
-      <w:r>
-        <w:rPr>
-          <w:iCs/>
-          <w:szCs w:val="28"/>
-          <w:lang w:val="sr-Latn-RS"/>
-        </w:rPr>
-        <w:t xml:space="preserve"> IMD leč</w:t>
+        <w:t>AMS, BSPD i IMD leč</w:t>
       </w:r>
     </w:p>
     <w:p>
@@ -9858,72 +9665,23 @@
           <w:rFonts w:cs="Aptos" w:cstheme="minorHAnsi"/>
           <w:lang w:val="sr-Latn-RS"/>
         </w:rPr>
-        <w:t xml:space="preserve">Pošto je potrebno dobiti HIGH izlaz (za zatvaranje releja u serijskoj vezi SDC) samo kada su </w:t>
-      </w:r>
-      <w:r>
+        <w:t>Pošto je potrebno dobiti HIGH izlaz (za zatvaranje releja u serijskoj vezi SDC) samo kada su sva tri signala u stanju „OK“, a AMS radi na inverznoj logici, nije moguće direktno povezati ova tri signala na AND kolo.</w:t>
+      </w:r>
+    </w:p>
+    <w:p>
+      <w:pPr>
+        <w:pStyle w:val="Normal"/>
         <w:rPr>
           <w:rFonts w:cs="Aptos" w:cstheme="minorHAnsi"/>
           <w:lang w:val="sr-Latn-RS"/>
         </w:rPr>
-        <w:t>sva tri</w:t>
-      </w:r>
+      </w:pPr>
       <w:r>
         <w:rPr>
           <w:rFonts w:cs="Aptos" w:cstheme="minorHAnsi"/>
           <w:lang w:val="sr-Latn-RS"/>
         </w:rPr>
-        <w:t xml:space="preserve"> signala u stanju „OK“, </w:t>
-      </w:r>
-      <w:r>
-        <w:rPr>
-          <w:rFonts w:cs="Aptos" w:cstheme="minorHAnsi"/>
-          <w:lang w:val="sr-Latn-RS"/>
-        </w:rPr>
-        <w:t>a AMS radi na inverznoj logici,</w:t>
-      </w:r>
-      <w:r>
-        <w:rPr>
-          <w:rFonts w:cs="Aptos" w:cstheme="minorHAnsi"/>
-          <w:lang w:val="sr-Latn-RS"/>
-        </w:rPr>
-        <w:t xml:space="preserve"> nije moguće direktno povezati ova </w:t>
-      </w:r>
-      <w:r>
-        <w:rPr>
-          <w:rFonts w:cs="Aptos" w:cstheme="minorHAnsi"/>
-          <w:lang w:val="sr-Latn-RS"/>
-        </w:rPr>
-        <w:t>tri</w:t>
-      </w:r>
-      <w:r>
-        <w:rPr>
-          <w:rFonts w:cs="Aptos" w:cstheme="minorHAnsi"/>
-          <w:lang w:val="sr-Latn-RS"/>
-        </w:rPr>
-        <w:t xml:space="preserve"> signala na AND kolo.</w:t>
-      </w:r>
-    </w:p>
-    <w:p>
-      <w:pPr>
-        <w:pStyle w:val="Normal"/>
-        <w:rPr>
-          <w:rFonts w:cs="Aptos" w:cstheme="minorHAnsi"/>
-          <w:lang w:val="sr-Latn-RS"/>
-        </w:rPr>
-      </w:pPr>
-      <w:r>
-        <w:rPr>
-          <w:rFonts w:cs="Aptos" w:cstheme="minorHAnsi"/>
-          <w:lang w:val="sr-Latn-RS"/>
-        </w:rPr>
-        <w:t>Stoga je leč mehanizam implementiran na sledeći način</w:t>
-      </w:r>
-      <w:r>
-        <w:rPr>
-          <w:rFonts w:cs="Aptos" w:cstheme="minorHAnsi"/>
-          <w:lang w:val="sr-Latn-RS"/>
-        </w:rPr>
-        <w:t>:</w:t>
+        <w:t>Stoga je leč mehanizam implementiran na sledeći način:</w:t>
       </w:r>
     </w:p>
     <w:p>
@@ -9955,9 +9713,12 @@
         </w:rPr>
       </w:pPr>
       <w:r>
-        <w:rPr/>
+        <w:rPr>
+          <w:rFonts w:cs="Aptos" w:cstheme="minorHAnsi"/>
+          <w:lang w:val="sr-Latn-RS"/>
+        </w:rPr>
         <w:drawing>
-          <wp:anchor behindDoc="0" distT="0" distB="0" distL="0" distR="0" simplePos="0" locked="0" layoutInCell="0" allowOverlap="1" relativeHeight="71">
+          <wp:anchor behindDoc="0" distT="0" distB="0" distL="0" distR="0" simplePos="0" locked="0" layoutInCell="0" allowOverlap="1" relativeHeight="57">
             <wp:simplePos x="0" y="0"/>
             <wp:positionH relativeFrom="column">
               <wp:align>center</wp:align>
@@ -10012,19 +9773,10 @@
         </w:rPr>
       </w:pPr>
       <w:r>
-        <w:rPr/>
-      </w:r>
-    </w:p>
-    <w:p>
-      <w:pPr>
-        <w:pStyle w:val="Normal"/>
         <w:rPr>
           <w:rFonts w:cs="Aptos" w:cstheme="minorHAnsi"/>
           <w:lang w:val="sr-Latn-RS"/>
         </w:rPr>
-      </w:pPr>
-      <w:r>
-        <w:rPr/>
       </w:r>
     </w:p>
     <w:p>
@@ -10036,19 +9788,10 @@
         </w:rPr>
       </w:pPr>
       <w:r>
-        <w:rPr/>
-      </w:r>
-    </w:p>
-    <w:p>
-      <w:pPr>
-        <w:pStyle w:val="Normal"/>
         <w:rPr>
           <w:rFonts w:cs="Aptos" w:cstheme="minorHAnsi"/>
           <w:lang w:val="sr-Latn-RS"/>
         </w:rPr>
-      </w:pPr>
-      <w:r>
-        <w:rPr/>
       </w:r>
     </w:p>
     <w:p>
@@ -10060,7 +9803,40 @@
         </w:rPr>
       </w:pPr>
       <w:r>
-        <w:rPr/>
+        <w:rPr>
+          <w:rFonts w:cs="Aptos" w:cstheme="minorHAnsi"/>
+          <w:lang w:val="sr-Latn-RS"/>
+        </w:rPr>
+      </w:r>
+    </w:p>
+    <w:p>
+      <w:pPr>
+        <w:pStyle w:val="Normal"/>
+        <w:rPr>
+          <w:rFonts w:cs="Aptos" w:cstheme="minorHAnsi"/>
+          <w:lang w:val="sr-Latn-RS"/>
+        </w:rPr>
+      </w:pPr>
+      <w:r>
+        <w:rPr>
+          <w:rFonts w:cs="Aptos" w:cstheme="minorHAnsi"/>
+          <w:lang w:val="sr-Latn-RS"/>
+        </w:rPr>
+      </w:r>
+    </w:p>
+    <w:p>
+      <w:pPr>
+        <w:pStyle w:val="Normal"/>
+        <w:rPr>
+          <w:rFonts w:cs="Aptos" w:cstheme="minorHAnsi"/>
+          <w:lang w:val="sr-Latn-RS"/>
+        </w:rPr>
+      </w:pPr>
+      <w:r>
+        <w:rPr>
+          <w:rFonts w:cs="Aptos" w:cstheme="minorHAnsi"/>
+          <w:lang w:val="sr-Latn-RS"/>
+        </w:rPr>
       </w:r>
     </w:p>
     <w:p>
@@ -10096,56 +9872,24 @@
           <w:rFonts w:cs="Aptos" w:cstheme="minorHAnsi"/>
           <w:lang w:val="sr-Latn-RS"/>
         </w:rPr>
-        <w:t>Potom se taj AND-ovan signal dovodi, zajedno sa AMS signalom, na</w:t>
-      </w:r>
-      <w:r>
+        <w:t>Potom se taj AND-ovan signal dovodi, zajedno sa AMS signalom, na dve NAND kapije kako bi se formirali odgovarajući invertovani signali. Njihovi izlazi se zatim vode na treću NAND kapiju, koja invertuje rezultat i daje željeni AND izlaz – odnosno dobijamo HIGH izlaz kada je sve OK, i LOW u slučaju greške.</w:t>
+      </w:r>
+    </w:p>
+    <w:p>
+      <w:pPr>
+        <w:pStyle w:val="Normal"/>
         <w:rPr>
           <w:rFonts w:cs="Aptos" w:cstheme="minorHAnsi"/>
           <w:lang w:val="sr-Latn-RS"/>
         </w:rPr>
-        <w:t xml:space="preserve"> dve NAND kapije kako bi se formirali odgovarajući invertovani signali. </w:t>
-      </w:r>
+      </w:pPr>
       <w:r>
         <w:rPr>
           <w:rFonts w:cs="Aptos" w:cstheme="minorHAnsi"/>
           <w:lang w:val="sr-Latn-RS"/>
         </w:rPr>
-        <w:t>Nj</w:t>
-      </w:r>
-      <w:r>
-        <w:rPr>
-          <w:rFonts w:cs="Aptos" w:cstheme="minorHAnsi"/>
-          <w:lang w:val="sr-Latn-RS"/>
-        </w:rPr>
-        <w:t xml:space="preserve">ihovi izlazi se zatim vode na treću NAND kapiju, koja invertuje rezultat i daje željeni AND izlaz – </w:t>
-      </w:r>
-      <w:r>
-        <w:rPr>
-          <w:rFonts w:cs="Aptos" w:cstheme="minorHAnsi"/>
-          <w:lang w:val="sr-Latn-RS"/>
-        </w:rPr>
-        <w:t>odnosno dobijamo HIGH izlaz kada je sve OK, i LOW u slučaju greške</w:t>
-      </w:r>
-      <w:r>
-        <w:rPr>
-          <w:rFonts w:cs="Aptos" w:cstheme="minorHAnsi"/>
-          <w:lang w:val="sr-Latn-RS"/>
-        </w:rPr>
-        <w:t>.</w:t>
-      </w:r>
-    </w:p>
-    <w:p>
-      <w:pPr>
-        <w:pStyle w:val="Normal"/>
-        <w:rPr>
-          <w:rFonts w:cs="Aptos" w:cstheme="minorHAnsi"/>
-          <w:lang w:val="sr-Latn-RS"/>
-        </w:rPr>
-      </w:pPr>
-      <w:r>
-        <w:rPr/>
         <w:drawing>
-          <wp:anchor behindDoc="0" distT="0" distB="0" distL="0" distR="0" simplePos="0" locked="0" layoutInCell="0" allowOverlap="1" relativeHeight="72">
+          <wp:anchor behindDoc="0" distT="0" distB="0" distL="0" distR="0" simplePos="0" locked="0" layoutInCell="0" allowOverlap="1" relativeHeight="58">
             <wp:simplePos x="0" y="0"/>
             <wp:positionH relativeFrom="column">
               <wp:align>center</wp:align>
@@ -10200,19 +9944,10 @@
         </w:rPr>
       </w:pPr>
       <w:r>
-        <w:rPr/>
-      </w:r>
-    </w:p>
-    <w:p>
-      <w:pPr>
-        <w:pStyle w:val="Normal"/>
         <w:rPr>
           <w:rFonts w:cs="Aptos" w:cstheme="minorHAnsi"/>
           <w:lang w:val="sr-Latn-RS"/>
         </w:rPr>
-      </w:pPr>
-      <w:r>
-        <w:rPr/>
       </w:r>
     </w:p>
     <w:p>
@@ -10224,19 +9959,10 @@
         </w:rPr>
       </w:pPr>
       <w:r>
-        <w:rPr/>
-      </w:r>
-    </w:p>
-    <w:p>
-      <w:pPr>
-        <w:pStyle w:val="Normal"/>
         <w:rPr>
           <w:rFonts w:cs="Aptos" w:cstheme="minorHAnsi"/>
           <w:lang w:val="sr-Latn-RS"/>
         </w:rPr>
-      </w:pPr>
-      <w:r>
-        <w:rPr/>
       </w:r>
     </w:p>
     <w:p>
@@ -10248,19 +9974,10 @@
         </w:rPr>
       </w:pPr>
       <w:r>
-        <w:rPr/>
-      </w:r>
-    </w:p>
-    <w:p>
-      <w:pPr>
-        <w:pStyle w:val="Normal"/>
         <w:rPr>
           <w:rFonts w:cs="Aptos" w:cstheme="minorHAnsi"/>
           <w:lang w:val="sr-Latn-RS"/>
         </w:rPr>
-      </w:pPr>
-      <w:r>
-        <w:rPr/>
       </w:r>
     </w:p>
     <w:p>
@@ -10272,19 +9989,10 @@
         </w:rPr>
       </w:pPr>
       <w:r>
-        <w:rPr/>
-      </w:r>
-    </w:p>
-    <w:p>
-      <w:pPr>
-        <w:pStyle w:val="Normal"/>
         <w:rPr>
           <w:rFonts w:cs="Aptos" w:cstheme="minorHAnsi"/>
           <w:lang w:val="sr-Latn-RS"/>
         </w:rPr>
-      </w:pPr>
-      <w:r>
-        <w:rPr/>
       </w:r>
     </w:p>
     <w:p>
@@ -10296,19 +10004,10 @@
         </w:rPr>
       </w:pPr>
       <w:r>
-        <w:rPr/>
-      </w:r>
-    </w:p>
-    <w:p>
-      <w:pPr>
-        <w:pStyle w:val="Normal"/>
         <w:rPr>
           <w:rFonts w:cs="Aptos" w:cstheme="minorHAnsi"/>
           <w:lang w:val="sr-Latn-RS"/>
         </w:rPr>
-      </w:pPr>
-      <w:r>
-        <w:rPr/>
       </w:r>
     </w:p>
     <w:p>
@@ -10320,22 +10019,100 @@
         </w:rPr>
       </w:pPr>
       <w:r>
-        <w:rPr/>
-      </w:r>
-    </w:p>
-    <w:p>
-      <w:pPr>
-        <w:pStyle w:val="Normal"/>
         <w:rPr>
           <w:rFonts w:cs="Aptos" w:cstheme="minorHAnsi"/>
           <w:lang w:val="sr-Latn-RS"/>
         </w:rPr>
-      </w:pPr>
-      <w:r>
+      </w:r>
+    </w:p>
+    <w:p>
+      <w:pPr>
+        <w:pStyle w:val="Normal"/>
         <w:rPr>
           <w:rFonts w:cs="Aptos" w:cstheme="minorHAnsi"/>
           <w:lang w:val="sr-Latn-RS"/>
         </w:rPr>
+      </w:pPr>
+      <w:r>
+        <w:rPr>
+          <w:rFonts w:cs="Aptos" w:cstheme="minorHAnsi"/>
+          <w:lang w:val="sr-Latn-RS"/>
+        </w:rPr>
+      </w:r>
+    </w:p>
+    <w:p>
+      <w:pPr>
+        <w:pStyle w:val="Normal"/>
+        <w:rPr>
+          <w:rFonts w:cs="Aptos" w:cstheme="minorHAnsi"/>
+          <w:lang w:val="sr-Latn-RS"/>
+        </w:rPr>
+      </w:pPr>
+      <w:r>
+        <w:rPr>
+          <w:rFonts w:cs="Aptos" w:cstheme="minorHAnsi"/>
+          <w:lang w:val="sr-Latn-RS"/>
+        </w:rPr>
+      </w:r>
+    </w:p>
+    <w:p>
+      <w:pPr>
+        <w:pStyle w:val="Normal"/>
+        <w:rPr>
+          <w:rFonts w:cs="Aptos" w:cstheme="minorHAnsi"/>
+          <w:lang w:val="sr-Latn-RS"/>
+        </w:rPr>
+      </w:pPr>
+      <w:r>
+        <w:rPr>
+          <w:rFonts w:cs="Aptos" w:cstheme="minorHAnsi"/>
+          <w:lang w:val="sr-Latn-RS"/>
+        </w:rPr>
+      </w:r>
+    </w:p>
+    <w:p>
+      <w:pPr>
+        <w:pStyle w:val="Normal"/>
+        <w:rPr>
+          <w:rFonts w:cs="Aptos" w:cstheme="minorHAnsi"/>
+          <w:lang w:val="sr-Latn-RS"/>
+        </w:rPr>
+      </w:pPr>
+      <w:r>
+        <w:rPr>
+          <w:rFonts w:cs="Aptos" w:cstheme="minorHAnsi"/>
+          <w:lang w:val="sr-Latn-RS"/>
+        </w:rPr>
+      </w:r>
+    </w:p>
+    <w:p>
+      <w:pPr>
+        <w:pStyle w:val="Normal"/>
+        <w:rPr>
+          <w:rFonts w:cs="Aptos" w:cstheme="minorHAnsi"/>
+          <w:lang w:val="sr-Latn-RS"/>
+        </w:rPr>
+      </w:pPr>
+      <w:r>
+        <w:rPr>
+          <w:rFonts w:cs="Aptos" w:cstheme="minorHAnsi"/>
+          <w:lang w:val="sr-Latn-RS"/>
+        </w:rPr>
+      </w:r>
+    </w:p>
+    <w:p>
+      <w:pPr>
+        <w:pStyle w:val="Normal"/>
+        <w:rPr>
+          <w:rFonts w:cs="Aptos" w:cstheme="minorHAnsi"/>
+          <w:lang w:val="sr-Latn-RS"/>
+        </w:rPr>
+      </w:pPr>
+      <w:r>
+        <w:rPr>
+          <w:rFonts w:cs="Aptos" w:cstheme="minorHAnsi"/>
+          <w:lang w:val="sr-Latn-RS"/>
+        </w:rPr>
         <w:br/>
       </w:r>
     </w:p>
@@ -10396,7 +10173,10 @@
         </w:rPr>
       </w:pPr>
       <w:r>
-        <w:rPr/>
+        <w:rPr>
+          <w:rFonts w:cs="Aptos" w:cstheme="minorHAnsi"/>
+          <w:lang w:val="sr-Latn-RS"/>
+        </w:rPr>
       </w:r>
     </w:p>
     <w:p>
@@ -10432,35 +10212,21 @@
           <w:rFonts w:cs="Aptos" w:cstheme="minorHAnsi"/>
           <w:lang w:val="sr-Latn-RS"/>
         </w:rPr>
-        <w:t>Na kraju, izlaz RC kola i signal IMD&amp;</w:t>
-      </w:r>
-      <w:r>
+        <w:t>Na kraju, izlaz RC kola i signal IMD&amp;BSPD&amp;AMS se dovode na NAND kapiju, a njen izlaz se koristi kao signal za RST1 pin CD4013 flip-flopa.</w:t>
+      </w:r>
+    </w:p>
+    <w:p>
+      <w:pPr>
+        <w:pStyle w:val="Normal"/>
+        <w:jc w:val="center"/>
         <w:rPr>
           <w:rFonts w:cs="Aptos" w:cstheme="minorHAnsi"/>
           <w:lang w:val="sr-Latn-RS"/>
         </w:rPr>
-        <w:t>BSPD</w:t>
-      </w:r>
-      <w:r>
-        <w:rPr>
-          <w:rFonts w:cs="Aptos" w:cstheme="minorHAnsi"/>
-          <w:lang w:val="sr-Latn-RS"/>
-        </w:rPr>
-        <w:t>&amp;AMS se dovode na NAND kapiju, a njen izlaz se koristi kao signal za RST1 pin CD4013 flip-flopa.</w:t>
-      </w:r>
-    </w:p>
-    <w:p>
-      <w:pPr>
-        <w:pStyle w:val="Normal"/>
-        <w:jc w:val="center"/>
-        <w:rPr>
-          <w:rFonts w:cs="Aptos" w:cstheme="minorHAnsi"/>
-          <w:lang w:val="sr-Latn-RS"/>
-        </w:rPr>
       </w:pPr>
       <w:r>
         <w:drawing>
-          <wp:anchor behindDoc="0" distT="0" distB="0" distL="0" distR="0" simplePos="0" locked="0" layoutInCell="0" allowOverlap="1" relativeHeight="73">
+          <wp:anchor behindDoc="0" distT="0" distB="0" distL="0" distR="0" simplePos="0" locked="0" layoutInCell="0" allowOverlap="1" relativeHeight="64">
             <wp:simplePos x="0" y="0"/>
             <wp:positionH relativeFrom="column">
               <wp:align>center</wp:align>
@@ -10604,13 +10370,13 @@
       </w:tblPr>
       <w:tblGrid>
         <w:gridCol w:w="562"/>
-        <w:gridCol w:w="1801"/>
-        <w:gridCol w:w="1448"/>
-        <w:gridCol w:w="805"/>
+        <w:gridCol w:w="1800"/>
+        <w:gridCol w:w="1449"/>
+        <w:gridCol w:w="804"/>
         <w:gridCol w:w="1069"/>
-        <w:gridCol w:w="544"/>
-        <w:gridCol w:w="2613"/>
-        <w:gridCol w:w="1608"/>
+        <w:gridCol w:w="545"/>
+        <w:gridCol w:w="2612"/>
+        <w:gridCol w:w="1607"/>
       </w:tblGrid>
       <w:tr>
         <w:trPr/>
@@ -10648,7 +10414,7 @@
         </w:tc>
         <w:tc>
           <w:tcPr>
-            <w:tcW w:w="1801" w:type="dxa"/>
+            <w:tcW w:w="1800" w:type="dxa"/>
             <w:tcBorders/>
             <w:vAlign w:val="center"/>
           </w:tcPr>
@@ -10674,8 +10440,28 @@
                 <w:szCs w:val="24"/>
                 <w:lang w:val="sr-Latn-RS" w:eastAsia="en-US" w:bidi="ar-SA"/>
               </w:rPr>
-              <w:t>I</w:t>
-            </w:r>
+              <w:t>IMD&amp;BSPD</w:t>
+            </w:r>
+          </w:p>
+        </w:tc>
+        <w:tc>
+          <w:tcPr>
+            <w:tcW w:w="1449" w:type="dxa"/>
+            <w:tcBorders/>
+            <w:vAlign w:val="center"/>
+          </w:tcPr>
+          <w:p>
+            <w:pPr>
+              <w:pStyle w:val="Normal"/>
+              <w:widowControl/>
+              <w:suppressAutoHyphens w:val="true"/>
+              <w:spacing w:before="0" w:after="0"/>
+              <w:jc w:val="center"/>
+              <w:rPr>
+                <w:rFonts w:cs="Times New Roman"/>
+                <w:lang w:val="sr-Latn-RS"/>
+              </w:rPr>
+            </w:pPr>
             <w:r>
               <w:rPr>
                 <w:rFonts w:eastAsia="Aptos" w:cs="Times New Roman"/>
@@ -10684,15 +10470,15 @@
                 <w:kern w:val="2"/>
                 <w:sz w:val="24"/>
                 <w:szCs w:val="24"/>
-                <w:lang w:val="sr-Latn-RS" w:eastAsia="en-US" w:bidi="ar-SA"/>
-              </w:rPr>
-              <w:t>MD&amp;BSPD</w:t>
-            </w:r>
-          </w:p>
-        </w:tc>
-        <w:tc>
-          <w:tcPr>
-            <w:tcW w:w="1448" w:type="dxa"/>
+                <w:lang w:val="en-US" w:eastAsia="en-US" w:bidi="ar-SA"/>
+              </w:rPr>
+              <w:t>AMS</w:t>
+            </w:r>
+          </w:p>
+        </w:tc>
+        <w:tc>
+          <w:tcPr>
+            <w:tcW w:w="804" w:type="dxa"/>
             <w:tcBorders/>
             <w:vAlign w:val="center"/>
           </w:tcPr>
@@ -10718,13 +10504,13 @@
                 <w:szCs w:val="24"/>
                 <w:lang w:val="en-US" w:eastAsia="en-US" w:bidi="ar-SA"/>
               </w:rPr>
-              <w:t>AMS</w:t>
-            </w:r>
-          </w:p>
-        </w:tc>
-        <w:tc>
-          <w:tcPr>
-            <w:tcW w:w="805" w:type="dxa"/>
+              <w:t>RST1</w:t>
+            </w:r>
+          </w:p>
+        </w:tc>
+        <w:tc>
+          <w:tcPr>
+            <w:tcW w:w="1069" w:type="dxa"/>
             <w:tcBorders/>
             <w:vAlign w:val="center"/>
           </w:tcPr>
@@ -10750,13 +10536,13 @@
                 <w:szCs w:val="24"/>
                 <w:lang w:val="en-US" w:eastAsia="en-US" w:bidi="ar-SA"/>
               </w:rPr>
-              <w:t>RST1</w:t>
-            </w:r>
-          </w:p>
-        </w:tc>
-        <w:tc>
-          <w:tcPr>
-            <w:tcW w:w="1069" w:type="dxa"/>
+              <w:t>CLK1</w:t>
+            </w:r>
+          </w:p>
+        </w:tc>
+        <w:tc>
+          <w:tcPr>
+            <w:tcW w:w="545" w:type="dxa"/>
             <w:tcBorders/>
             <w:vAlign w:val="center"/>
           </w:tcPr>
@@ -10782,13 +10568,13 @@
                 <w:szCs w:val="24"/>
                 <w:lang w:val="en-US" w:eastAsia="en-US" w:bidi="ar-SA"/>
               </w:rPr>
-              <w:t>CLK1</w:t>
-            </w:r>
-          </w:p>
-        </w:tc>
-        <w:tc>
-          <w:tcPr>
-            <w:tcW w:w="544" w:type="dxa"/>
+              <w:t>Q1</w:t>
+            </w:r>
+          </w:p>
+        </w:tc>
+        <w:tc>
+          <w:tcPr>
+            <w:tcW w:w="2612" w:type="dxa"/>
             <w:tcBorders/>
             <w:vAlign w:val="center"/>
           </w:tcPr>
@@ -10814,45 +10600,13 @@
                 <w:szCs w:val="24"/>
                 <w:lang w:val="en-US" w:eastAsia="en-US" w:bidi="ar-SA"/>
               </w:rPr>
-              <w:t>Q1</w:t>
-            </w:r>
-          </w:p>
-        </w:tc>
-        <w:tc>
-          <w:tcPr>
-            <w:tcW w:w="2613" w:type="dxa"/>
-            <w:tcBorders/>
-            <w:vAlign w:val="center"/>
-          </w:tcPr>
-          <w:p>
-            <w:pPr>
-              <w:pStyle w:val="Normal"/>
-              <w:widowControl/>
-              <w:suppressAutoHyphens w:val="true"/>
-              <w:spacing w:before="0" w:after="0"/>
-              <w:jc w:val="center"/>
-              <w:rPr>
-                <w:rFonts w:cs="Times New Roman"/>
-                <w:lang w:val="sr-Latn-RS"/>
-              </w:rPr>
-            </w:pPr>
-            <w:r>
-              <w:rPr>
-                <w:rFonts w:eastAsia="Aptos" w:cs="Times New Roman"/>
-                <w:b/>
-                <w:bCs/>
-                <w:kern w:val="2"/>
-                <w:sz w:val="24"/>
-                <w:szCs w:val="24"/>
-                <w:lang w:val="en-US" w:eastAsia="en-US" w:bidi="ar-SA"/>
-              </w:rPr>
               <w:t>Objašnjenje</w:t>
             </w:r>
           </w:p>
         </w:tc>
         <w:tc>
           <w:tcPr>
-            <w:tcW w:w="1608" w:type="dxa"/>
+            <w:tcW w:w="1607" w:type="dxa"/>
             <w:tcBorders/>
           </w:tcPr>
           <w:p>
@@ -10919,7 +10673,7 @@
         </w:tc>
         <w:tc>
           <w:tcPr>
-            <w:tcW w:w="1801" w:type="dxa"/>
+            <w:tcW w:w="1800" w:type="dxa"/>
             <w:tcBorders/>
             <w:vAlign w:val="center"/>
           </w:tcPr>
@@ -10949,7 +10703,7 @@
         </w:tc>
         <w:tc>
           <w:tcPr>
-            <w:tcW w:w="1448" w:type="dxa"/>
+            <w:tcW w:w="1449" w:type="dxa"/>
             <w:tcBorders/>
             <w:vAlign w:val="center"/>
           </w:tcPr>
@@ -10979,7 +10733,7 @@
         </w:tc>
         <w:tc>
           <w:tcPr>
-            <w:tcW w:w="805" w:type="dxa"/>
+            <w:tcW w:w="804" w:type="dxa"/>
             <w:tcBorders/>
             <w:vAlign w:val="center"/>
           </w:tcPr>
@@ -11039,7 +10793,7 @@
         </w:tc>
         <w:tc>
           <w:tcPr>
-            <w:tcW w:w="544" w:type="dxa"/>
+            <w:tcW w:w="545" w:type="dxa"/>
             <w:tcBorders/>
             <w:vAlign w:val="center"/>
           </w:tcPr>
@@ -11069,7 +10823,7 @@
         </w:tc>
         <w:tc>
           <w:tcPr>
-            <w:tcW w:w="2613" w:type="dxa"/>
+            <w:tcW w:w="2612" w:type="dxa"/>
             <w:tcBorders/>
             <w:vAlign w:val="center"/>
           </w:tcPr>
@@ -11098,7 +10852,7 @@
         </w:tc>
         <w:tc>
           <w:tcPr>
-            <w:tcW w:w="1608" w:type="dxa"/>
+            <w:tcW w:w="1607" w:type="dxa"/>
             <w:tcBorders/>
           </w:tcPr>
           <w:p>
@@ -11158,7 +10912,7 @@
         </w:tc>
         <w:tc>
           <w:tcPr>
-            <w:tcW w:w="1801" w:type="dxa"/>
+            <w:tcW w:w="1800" w:type="dxa"/>
             <w:tcBorders/>
             <w:vAlign w:val="center"/>
           </w:tcPr>
@@ -11188,7 +10942,7 @@
         </w:tc>
         <w:tc>
           <w:tcPr>
-            <w:tcW w:w="1448" w:type="dxa"/>
+            <w:tcW w:w="1449" w:type="dxa"/>
             <w:tcBorders/>
             <w:vAlign w:val="center"/>
           </w:tcPr>
@@ -11218,7 +10972,7 @@
         </w:tc>
         <w:tc>
           <w:tcPr>
-            <w:tcW w:w="805" w:type="dxa"/>
+            <w:tcW w:w="804" w:type="dxa"/>
             <w:tcBorders/>
             <w:vAlign w:val="center"/>
           </w:tcPr>
@@ -11278,7 +11032,7 @@
         </w:tc>
         <w:tc>
           <w:tcPr>
-            <w:tcW w:w="544" w:type="dxa"/>
+            <w:tcW w:w="545" w:type="dxa"/>
             <w:tcBorders/>
             <w:vAlign w:val="center"/>
           </w:tcPr>
@@ -11308,7 +11062,7 @@
         </w:tc>
         <w:tc>
           <w:tcPr>
-            <w:tcW w:w="2613" w:type="dxa"/>
+            <w:tcW w:w="2612" w:type="dxa"/>
             <w:tcBorders/>
             <w:vAlign w:val="center"/>
           </w:tcPr>
@@ -11337,7 +11091,7 @@
         </w:tc>
         <w:tc>
           <w:tcPr>
-            <w:tcW w:w="1608" w:type="dxa"/>
+            <w:tcW w:w="1607" w:type="dxa"/>
             <w:tcBorders/>
           </w:tcPr>
           <w:p>
@@ -11397,7 +11151,7 @@
         </w:tc>
         <w:tc>
           <w:tcPr>
-            <w:tcW w:w="1801" w:type="dxa"/>
+            <w:tcW w:w="1800" w:type="dxa"/>
             <w:tcBorders/>
             <w:vAlign w:val="center"/>
           </w:tcPr>
@@ -11427,7 +11181,7 @@
         </w:tc>
         <w:tc>
           <w:tcPr>
-            <w:tcW w:w="1448" w:type="dxa"/>
+            <w:tcW w:w="1449" w:type="dxa"/>
             <w:tcBorders/>
             <w:vAlign w:val="center"/>
           </w:tcPr>
@@ -11457,7 +11211,7 @@
         </w:tc>
         <w:tc>
           <w:tcPr>
-            <w:tcW w:w="805" w:type="dxa"/>
+            <w:tcW w:w="804" w:type="dxa"/>
             <w:tcBorders/>
             <w:vAlign w:val="center"/>
           </w:tcPr>
@@ -11517,7 +11271,7 @@
         </w:tc>
         <w:tc>
           <w:tcPr>
-            <w:tcW w:w="544" w:type="dxa"/>
+            <w:tcW w:w="545" w:type="dxa"/>
             <w:tcBorders/>
             <w:vAlign w:val="center"/>
           </w:tcPr>
@@ -11547,7 +11301,7 @@
         </w:tc>
         <w:tc>
           <w:tcPr>
-            <w:tcW w:w="2613" w:type="dxa"/>
+            <w:tcW w:w="2612" w:type="dxa"/>
             <w:tcBorders/>
             <w:vAlign w:val="center"/>
           </w:tcPr>
@@ -11577,7 +11331,7 @@
         </w:tc>
         <w:tc>
           <w:tcPr>
-            <w:tcW w:w="1608" w:type="dxa"/>
+            <w:tcW w:w="1607" w:type="dxa"/>
             <w:tcBorders/>
           </w:tcPr>
           <w:p>
@@ -11637,7 +11391,7 @@
         </w:tc>
         <w:tc>
           <w:tcPr>
-            <w:tcW w:w="1801" w:type="dxa"/>
+            <w:tcW w:w="1800" w:type="dxa"/>
             <w:tcBorders/>
             <w:vAlign w:val="center"/>
           </w:tcPr>
@@ -11667,7 +11421,7 @@
         </w:tc>
         <w:tc>
           <w:tcPr>
-            <w:tcW w:w="1448" w:type="dxa"/>
+            <w:tcW w:w="1449" w:type="dxa"/>
             <w:tcBorders/>
             <w:vAlign w:val="center"/>
           </w:tcPr>
@@ -11697,7 +11451,7 @@
         </w:tc>
         <w:tc>
           <w:tcPr>
-            <w:tcW w:w="805" w:type="dxa"/>
+            <w:tcW w:w="804" w:type="dxa"/>
             <w:tcBorders/>
             <w:vAlign w:val="center"/>
           </w:tcPr>
@@ -11757,7 +11511,7 @@
         </w:tc>
         <w:tc>
           <w:tcPr>
-            <w:tcW w:w="544" w:type="dxa"/>
+            <w:tcW w:w="545" w:type="dxa"/>
             <w:tcBorders/>
             <w:vAlign w:val="center"/>
           </w:tcPr>
@@ -11787,7 +11541,7 @@
         </w:tc>
         <w:tc>
           <w:tcPr>
-            <w:tcW w:w="2613" w:type="dxa"/>
+            <w:tcW w:w="2612" w:type="dxa"/>
             <w:tcBorders/>
             <w:vAlign w:val="center"/>
           </w:tcPr>
@@ -11817,7 +11571,7 @@
         </w:tc>
         <w:tc>
           <w:tcPr>
-            <w:tcW w:w="1608" w:type="dxa"/>
+            <w:tcW w:w="1607" w:type="dxa"/>
             <w:tcBorders/>
           </w:tcPr>
           <w:p>
@@ -11877,7 +11631,7 @@
         </w:tc>
         <w:tc>
           <w:tcPr>
-            <w:tcW w:w="1801" w:type="dxa"/>
+            <w:tcW w:w="1800" w:type="dxa"/>
             <w:tcBorders/>
             <w:vAlign w:val="center"/>
           </w:tcPr>
@@ -11907,7 +11661,7 @@
         </w:tc>
         <w:tc>
           <w:tcPr>
-            <w:tcW w:w="1448" w:type="dxa"/>
+            <w:tcW w:w="1449" w:type="dxa"/>
             <w:tcBorders/>
             <w:vAlign w:val="center"/>
           </w:tcPr>
@@ -11937,7 +11691,7 @@
         </w:tc>
         <w:tc>
           <w:tcPr>
-            <w:tcW w:w="805" w:type="dxa"/>
+            <w:tcW w:w="804" w:type="dxa"/>
             <w:tcBorders/>
             <w:vAlign w:val="center"/>
           </w:tcPr>
@@ -11997,7 +11751,7 @@
         </w:tc>
         <w:tc>
           <w:tcPr>
-            <w:tcW w:w="544" w:type="dxa"/>
+            <w:tcW w:w="545" w:type="dxa"/>
             <w:tcBorders/>
             <w:vAlign w:val="center"/>
           </w:tcPr>
@@ -12027,7 +11781,7 @@
         </w:tc>
         <w:tc>
           <w:tcPr>
-            <w:tcW w:w="2613" w:type="dxa"/>
+            <w:tcW w:w="2612" w:type="dxa"/>
             <w:tcBorders/>
             <w:vAlign w:val="center"/>
           </w:tcPr>
@@ -12051,33 +11805,13 @@
                 <w:szCs w:val="24"/>
                 <w:lang w:val="en-US" w:eastAsia="en-US" w:bidi="ar-SA"/>
               </w:rPr>
-              <w:t>IMD</w:t>
-            </w:r>
-            <w:r>
-              <w:rPr>
-                <w:rFonts w:eastAsia="Aptos" w:cs="Times New Roman"/>
-                <w:kern w:val="2"/>
-                <w:sz w:val="24"/>
-                <w:szCs w:val="24"/>
-                <w:lang w:val="en-US" w:eastAsia="en-US" w:bidi="ar-SA"/>
-              </w:rPr>
-              <w:t>&amp;BSPD</w:t>
-            </w:r>
-            <w:r>
-              <w:rPr>
-                <w:rFonts w:eastAsia="Aptos" w:cs="Times New Roman"/>
-                <w:kern w:val="2"/>
-                <w:sz w:val="24"/>
-                <w:szCs w:val="24"/>
-                <w:lang w:val="en-US" w:eastAsia="en-US" w:bidi="ar-SA"/>
-              </w:rPr>
-              <w:t>=0 → greška, reset aktivan, Q1=0</w:t>
-            </w:r>
-          </w:p>
-        </w:tc>
-        <w:tc>
-          <w:tcPr>
-            <w:tcW w:w="1608" w:type="dxa"/>
+              <w:t>IMD&amp;BSPD=0 → greška, reset aktivan, Q1=0</w:t>
+            </w:r>
+          </w:p>
+        </w:tc>
+        <w:tc>
+          <w:tcPr>
+            <w:tcW w:w="1607" w:type="dxa"/>
             <w:tcBorders/>
           </w:tcPr>
           <w:p>
@@ -12136,7 +11870,7 @@
         </w:tc>
         <w:tc>
           <w:tcPr>
-            <w:tcW w:w="1801" w:type="dxa"/>
+            <w:tcW w:w="1800" w:type="dxa"/>
             <w:tcBorders/>
             <w:vAlign w:val="center"/>
           </w:tcPr>
@@ -12165,7 +11899,7 @@
         </w:tc>
         <w:tc>
           <w:tcPr>
-            <w:tcW w:w="1448" w:type="dxa"/>
+            <w:tcW w:w="1449" w:type="dxa"/>
             <w:tcBorders/>
             <w:vAlign w:val="center"/>
           </w:tcPr>
@@ -12194,7 +11928,7 @@
         </w:tc>
         <w:tc>
           <w:tcPr>
-            <w:tcW w:w="805" w:type="dxa"/>
+            <w:tcW w:w="804" w:type="dxa"/>
             <w:tcBorders/>
             <w:vAlign w:val="center"/>
           </w:tcPr>
@@ -12252,7 +11986,7 @@
         </w:tc>
         <w:tc>
           <w:tcPr>
-            <w:tcW w:w="544" w:type="dxa"/>
+            <w:tcW w:w="545" w:type="dxa"/>
             <w:tcBorders/>
             <w:vAlign w:val="center"/>
           </w:tcPr>
@@ -12281,7 +12015,7 @@
         </w:tc>
         <w:tc>
           <w:tcPr>
-            <w:tcW w:w="2613" w:type="dxa"/>
+            <w:tcW w:w="2612" w:type="dxa"/>
             <w:tcBorders/>
             <w:vAlign w:val="center"/>
           </w:tcPr>
@@ -12310,7 +12044,7 @@
         </w:tc>
         <w:tc>
           <w:tcPr>
-            <w:tcW w:w="1608" w:type="dxa"/>
+            <w:tcW w:w="1607" w:type="dxa"/>
             <w:tcBorders/>
           </w:tcPr>
           <w:p>
@@ -12370,7 +12104,7 @@
         </w:tc>
         <w:tc>
           <w:tcPr>
-            <w:tcW w:w="1801" w:type="dxa"/>
+            <w:tcW w:w="1800" w:type="dxa"/>
             <w:tcBorders/>
             <w:vAlign w:val="center"/>
           </w:tcPr>
@@ -12400,7 +12134,7 @@
         </w:tc>
         <w:tc>
           <w:tcPr>
-            <w:tcW w:w="1448" w:type="dxa"/>
+            <w:tcW w:w="1449" w:type="dxa"/>
             <w:tcBorders/>
             <w:vAlign w:val="center"/>
           </w:tcPr>
@@ -12430,7 +12164,7 @@
         </w:tc>
         <w:tc>
           <w:tcPr>
-            <w:tcW w:w="805" w:type="dxa"/>
+            <w:tcW w:w="804" w:type="dxa"/>
             <w:tcBorders/>
             <w:vAlign w:val="center"/>
           </w:tcPr>
@@ -12490,7 +12224,7 @@
         </w:tc>
         <w:tc>
           <w:tcPr>
-            <w:tcW w:w="544" w:type="dxa"/>
+            <w:tcW w:w="545" w:type="dxa"/>
             <w:tcBorders/>
             <w:vAlign w:val="center"/>
           </w:tcPr>
@@ -12520,7 +12254,7 @@
         </w:tc>
         <w:tc>
           <w:tcPr>
-            <w:tcW w:w="2613" w:type="dxa"/>
+            <w:tcW w:w="2612" w:type="dxa"/>
             <w:tcBorders/>
             <w:vAlign w:val="center"/>
           </w:tcPr>
@@ -12550,7 +12284,7 @@
         </w:tc>
         <w:tc>
           <w:tcPr>
-            <w:tcW w:w="1608" w:type="dxa"/>
+            <w:tcW w:w="1607" w:type="dxa"/>
             <w:tcBorders/>
           </w:tcPr>
           <w:p>
@@ -12609,7 +12343,7 @@
         </w:tc>
         <w:tc>
           <w:tcPr>
-            <w:tcW w:w="1801" w:type="dxa"/>
+            <w:tcW w:w="1800" w:type="dxa"/>
             <w:tcBorders/>
             <w:vAlign w:val="center"/>
           </w:tcPr>
@@ -12638,7 +12372,7 @@
         </w:tc>
         <w:tc>
           <w:tcPr>
-            <w:tcW w:w="1448" w:type="dxa"/>
+            <w:tcW w:w="1449" w:type="dxa"/>
             <w:tcBorders/>
             <w:vAlign w:val="center"/>
           </w:tcPr>
@@ -12667,7 +12401,7 @@
         </w:tc>
         <w:tc>
           <w:tcPr>
-            <w:tcW w:w="805" w:type="dxa"/>
+            <w:tcW w:w="804" w:type="dxa"/>
             <w:tcBorders/>
             <w:vAlign w:val="center"/>
           </w:tcPr>
@@ -12725,7 +12459,7 @@
         </w:tc>
         <w:tc>
           <w:tcPr>
-            <w:tcW w:w="544" w:type="dxa"/>
+            <w:tcW w:w="545" w:type="dxa"/>
             <w:tcBorders/>
             <w:vAlign w:val="center"/>
           </w:tcPr>
@@ -12754,7 +12488,7 @@
         </w:tc>
         <w:tc>
           <w:tcPr>
-            <w:tcW w:w="2613" w:type="dxa"/>
+            <w:tcW w:w="2612" w:type="dxa"/>
             <w:tcBorders/>
             <w:vAlign w:val="center"/>
           </w:tcPr>
@@ -12783,7 +12517,7 @@
         </w:tc>
         <w:tc>
           <w:tcPr>
-            <w:tcW w:w="1608" w:type="dxa"/>
+            <w:tcW w:w="1607" w:type="dxa"/>
             <w:tcBorders/>
           </w:tcPr>
           <w:p>
@@ -12843,7 +12577,7 @@
         </w:tc>
         <w:tc>
           <w:tcPr>
-            <w:tcW w:w="1801" w:type="dxa"/>
+            <w:tcW w:w="1800" w:type="dxa"/>
             <w:tcBorders/>
             <w:vAlign w:val="center"/>
           </w:tcPr>
@@ -12873,7 +12607,7 @@
         </w:tc>
         <w:tc>
           <w:tcPr>
-            <w:tcW w:w="1448" w:type="dxa"/>
+            <w:tcW w:w="1449" w:type="dxa"/>
             <w:tcBorders/>
             <w:vAlign w:val="center"/>
           </w:tcPr>
@@ -12903,7 +12637,7 @@
         </w:tc>
         <w:tc>
           <w:tcPr>
-            <w:tcW w:w="805" w:type="dxa"/>
+            <w:tcW w:w="804" w:type="dxa"/>
             <w:tcBorders/>
             <w:vAlign w:val="center"/>
           </w:tcPr>
@@ -12963,7 +12697,7 @@
         </w:tc>
         <w:tc>
           <w:tcPr>
-            <w:tcW w:w="544" w:type="dxa"/>
+            <w:tcW w:w="545" w:type="dxa"/>
             <w:tcBorders/>
             <w:vAlign w:val="center"/>
           </w:tcPr>
@@ -12993,7 +12727,7 @@
         </w:tc>
         <w:tc>
           <w:tcPr>
-            <w:tcW w:w="2613" w:type="dxa"/>
+            <w:tcW w:w="2612" w:type="dxa"/>
             <w:tcBorders/>
             <w:vAlign w:val="center"/>
           </w:tcPr>
@@ -13023,7 +12757,7 @@
         </w:tc>
         <w:tc>
           <w:tcPr>
-            <w:tcW w:w="1608" w:type="dxa"/>
+            <w:tcW w:w="1607" w:type="dxa"/>
             <w:tcBorders/>
           </w:tcPr>
           <w:p>
@@ -13077,7 +12811,9 @@
         </w:rPr>
       </w:pPr>
       <w:r>
-        <w:rPr/>
+        <w:rPr>
+          <w:lang w:val="sr-Latn-RS"/>
+        </w:rPr>
       </w:r>
     </w:p>
     <w:p>
@@ -13091,13 +12827,7 @@
         <w:rPr>
           <w:lang w:val="sr-Latn-RS"/>
         </w:rPr>
-        <w:t xml:space="preserve">Izlaz </w:t>
-      </w:r>
-      <w:r>
-        <w:rPr>
-          <w:lang w:val="sr-Latn-RS"/>
-        </w:rPr>
-        <w:t>RELAY_CTRL</w:t>
+        <w:t>Izlaz RELAY_CTRL</w:t>
       </w:r>
       <w:r>
         <w:rPr>
@@ -13159,7 +12889,7 @@
           <w:lang w:val="sr-Latn-RS"/>
         </w:rPr>
         <w:drawing>
-          <wp:anchor behindDoc="0" distT="0" distB="0" distL="0" distR="0" simplePos="0" locked="0" layoutInCell="0" allowOverlap="1" relativeHeight="74">
+          <wp:anchor behindDoc="0" distT="0" distB="0" distL="0" distR="0" simplePos="0" locked="0" layoutInCell="0" allowOverlap="1" relativeHeight="65">
             <wp:simplePos x="0" y="0"/>
             <wp:positionH relativeFrom="column">
               <wp:align>center</wp:align>
@@ -13398,11 +13128,7 @@
       <w:r>
         <w:rPr/>
         <w:br/>
-        <w:t>Slika 3.8</w:t>
-      </w:r>
-      <w:r>
-        <w:rPr/>
-        <w:t>c  Glavni SDC releji</w:t>
+        <w:t>Slika 3.8c  Glavni SDC releji</w:t>
       </w:r>
     </w:p>
     <w:p>
@@ -14261,9 +13987,8 @@
       </w:pPr>
       <w:r>
         <w:rPr>
-          <w:i/>
-          <w:iCs/>
-          <w:lang w:val="sr-Latn-RS"/>
+          <w:i w:val="false"/>
+          <w:iCs w:val="false"/>
         </w:rPr>
       </w:r>
     </w:p>
@@ -16760,7 +16485,7 @@
     </w:pPr>
     <w:r>
       <w:drawing>
-        <wp:anchor behindDoc="1" distT="0" distB="0" distL="0" distR="0" simplePos="0" locked="0" layoutInCell="0" allowOverlap="1" relativeHeight="49">
+        <wp:anchor behindDoc="1" distT="0" distB="0" distL="0" distR="0" simplePos="0" locked="0" layoutInCell="0" allowOverlap="1" relativeHeight="51">
           <wp:simplePos x="0" y="0"/>
           <wp:positionH relativeFrom="margin">
             <wp:posOffset>-304800</wp:posOffset>
@@ -16880,7 +16605,7 @@
       <w:rPr>
         <w:lang w:val="sr-RS"/>
       </w:rPr>
-      <w:t>22</w:t>
+      <w:t>7</w:t>
     </w:r>
     <w:r>
       <w:rPr>
@@ -17081,7 +16806,7 @@
             <wp:anchor behindDoc="1" distT="24765" distB="77470" distL="24765" distR="77470" simplePos="0" locked="0" layoutInCell="1" allowOverlap="1" relativeHeight="4" wp14:anchorId="019EBD50">
               <wp:simplePos x="0" y="0"/>
               <wp:positionH relativeFrom="column">
-                <wp:posOffset>-505460</wp:posOffset>
+                <wp:posOffset>-506095</wp:posOffset>
               </wp:positionH>
               <wp:positionV relativeFrom="paragraph">
                 <wp:posOffset>-257175</wp:posOffset>
@@ -17143,7 +16868,7 @@
               <v:stroke joinstyle="miter"/>
               <v:path gradientshapeok="t" o:connecttype="rect" textboxrect="0,4320,21600,21600"/>
             </v:shapetype>
-            <v:shape id="shape_0" ID="Flowchart: Manual Input 4" path="m0,1l5,0l5,5l0,5xe" fillcolor="black" stroked="f" o:allowincell="f" style="position:absolute;margin-left:-39.8pt;margin-top:-20.3pt;width:89.2pt;height:87.15pt;mso-wrap-style:none;v-text-anchor:middle;rotation:90" wp14:anchorId="019EBD50" type="_x0000_t118">
+            <v:shape id="shape_0" ID="Flowchart: Manual Input 4" path="m0,1l5,0l5,5l0,5xe" fillcolor="black" stroked="f" o:allowincell="f" style="position:absolute;margin-left:-39.85pt;margin-top:-20.3pt;width:89.2pt;height:87.15pt;mso-wrap-style:none;v-text-anchor:middle;rotation:90" wp14:anchorId="019EBD50" type="_x0000_t118">
               <v:fill o:detectmouseclick="t" type="solid" color2="white"/>
               <v:stroke color="#3465a4" weight="19080" joinstyle="miter" endcap="flat"/>
               <v:shadow on="t" obscured="f" color="black"/>
@@ -17169,7 +16894,7 @@
       <mc:AlternateContent>
         <mc:Choice Requires="wps">
           <w:drawing>
-            <wp:anchor behindDoc="1" distT="13335" distB="89535" distL="52070" distR="50800" simplePos="0" locked="0" layoutInCell="0" allowOverlap="1" relativeHeight="27" wp14:anchorId="186A84D5">
+            <wp:anchor behindDoc="1" distT="13335" distB="89535" distL="52070" distR="50800" simplePos="0" locked="0" layoutInCell="0" allowOverlap="1" relativeHeight="28" wp14:anchorId="186A84D5">
               <wp:simplePos x="0" y="0"/>
               <wp:positionH relativeFrom="margin">
                 <wp:align>center</wp:align>
